--- a/output/tables/READ/table1_TIMP1.docx
+++ b/output/tables/READ/table1_TIMP1.docx
@@ -18030,3366 +18030,6 @@
       </w:tr>
       <w:tr>
         <w:trPr>
-          <w:trHeight w:val="560" w:hRule="auto"/>
-        </w:trPr>
-        <w:tc>
-          <w:tcPr>
-            <w:tcBorders>
-              <w:bottom w:val="none" w:sz="0" w:space="0" w:color="000000"/>
-              <w:top w:val="none" w:sz="0" w:space="0" w:color="000000"/>
-              <w:left w:val="none" w:sz="0" w:space="0" w:color="000000"/>
-              <w:right w:val="none" w:sz="0" w:space="0" w:color="000000"/>
-            </w:tcBorders>
-            <w:shd w:val="clear" w:color="auto" w:fill="FFFFFF"/>
-            <w:tcMar>
-              <w:top w:w="0" w:type="dxa"/>
-              <w:bottom w:w="0" w:type="dxa"/>
-              <w:left w:w="0" w:type="dxa"/>
-              <w:right w:w="0" w:type="dxa"/>
-            </w:tcMar>
-            <w:vAlign w:val="top"/>
-          </w:tcPr>
-          <w:p>
-            <w:pPr>
-              <w:pStyle w:val="Normal"/>
-              <w:jc w:val="left"/>
-              <w:pBdr>
-                <w:bottom w:val="none" w:sz="0" w:space="0" w:color="000000"/>
-                <w:top w:val="none" w:sz="0" w:space="0" w:color="000000"/>
-                <w:left w:val="none" w:sz="0" w:space="0" w:color="000000"/>
-                <w:right w:val="none" w:sz="0" w:space="0" w:color="000000"/>
-              </w:pBdr>
-              <w:spacing w:after="100" w:before="100" w:line="240"/>
-              <w:ind w:left="300" w:right="100" w:firstLine="0" w:firstLineChars="0"/>
-              <w:rPr>
-                <w:rFonts w:ascii="Times New Roman" w:hAnsi="Times New Roman" w:eastAsia="Times New Roman" w:cs="Times New Roman"/>
-                <w:i w:val="false"/>
-                <w:b w:val="false"/>
-                <w:u w:val="none"/>
-                <w:strike w:val="false"/>
-                <w:sz w:val="18"/>
-                <w:szCs w:val="18"/>
-                <w:color w:val="000000"/>
-              </w:rPr>
-            </w:pPr>
-            <w:r>
-              <w:rPr>
-                <w:rFonts w:ascii="Times New Roman" w:hAnsi="Times New Roman" w:eastAsia="Times New Roman" w:cs="Times New Roman"/>
-                <w:i w:val="false"/>
-                <w:b w:val="false"/>
-                <w:u w:val="none"/>
-                <w:strike w:val="false"/>
-                <w:sz w:val="18"/>
-                <w:szCs w:val="18"/>
-                <w:color w:val="000000"/>
-              </w:rPr>
-              <w:t xml:space="preserve">Missing</w:t>
-            </w:r>
-          </w:p>
-        </w:tc>
-        <w:tc>
-          <w:tcPr>
-            <w:tcBorders>
-              <w:bottom w:val="none" w:sz="0" w:space="0" w:color="000000"/>
-              <w:top w:val="none" w:sz="0" w:space="0" w:color="000000"/>
-              <w:left w:val="none" w:sz="0" w:space="0" w:color="000000"/>
-              <w:right w:val="none" w:sz="0" w:space="0" w:color="000000"/>
-            </w:tcBorders>
-            <w:shd w:val="clear" w:color="auto" w:fill="FFFFFF"/>
-            <w:tcMar>
-              <w:top w:w="0" w:type="dxa"/>
-              <w:bottom w:w="0" w:type="dxa"/>
-              <w:left w:w="0" w:type="dxa"/>
-              <w:right w:w="0" w:type="dxa"/>
-            </w:tcMar>
-            <w:vAlign w:val="top"/>
-          </w:tcPr>
-          <w:p>
-            <w:pPr>
-              <w:pStyle w:val="Normal"/>
-              <w:jc w:val="center"/>
-              <w:pBdr>
-                <w:bottom w:val="none" w:sz="0" w:space="0" w:color="000000"/>
-                <w:top w:val="none" w:sz="0" w:space="0" w:color="000000"/>
-                <w:left w:val="none" w:sz="0" w:space="0" w:color="000000"/>
-                <w:right w:val="none" w:sz="0" w:space="0" w:color="000000"/>
-              </w:pBdr>
-              <w:spacing w:after="100" w:before="100" w:line="240"/>
-              <w:ind w:left="100" w:right="100" w:firstLine="0" w:firstLineChars="0"/>
-              <w:rPr>
-                <w:rFonts w:ascii="Times New Roman" w:hAnsi="Times New Roman" w:eastAsia="Times New Roman" w:cs="Times New Roman"/>
-                <w:i w:val="false"/>
-                <w:b w:val="false"/>
-                <w:u w:val="none"/>
-                <w:strike w:val="false"/>
-                <w:sz w:val="18"/>
-                <w:szCs w:val="18"/>
-                <w:color w:val="000000"/>
-              </w:rPr>
-            </w:pPr>
-            <w:r>
-              <w:rPr>
-                <w:rFonts w:ascii="Times New Roman" w:hAnsi="Times New Roman" w:eastAsia="Times New Roman" w:cs="Times New Roman"/>
-                <w:i w:val="false"/>
-                <w:b w:val="false"/>
-                <w:u w:val="none"/>
-                <w:strike w:val="false"/>
-                <w:sz w:val="18"/>
-                <w:szCs w:val="18"/>
-                <w:color w:val="000000"/>
-              </w:rPr>
-              <w:t xml:space="preserve">18</w:t>
-            </w:r>
-          </w:p>
-        </w:tc>
-        <w:tc>
-          <w:tcPr>
-            <w:tcBorders>
-              <w:bottom w:val="none" w:sz="0" w:space="0" w:color="000000"/>
-              <w:top w:val="none" w:sz="0" w:space="0" w:color="000000"/>
-              <w:left w:val="none" w:sz="0" w:space="0" w:color="000000"/>
-              <w:right w:val="none" w:sz="0" w:space="0" w:color="000000"/>
-            </w:tcBorders>
-            <w:shd w:val="clear" w:color="auto" w:fill="FFFFFF"/>
-            <w:tcMar>
-              <w:top w:w="0" w:type="dxa"/>
-              <w:bottom w:w="0" w:type="dxa"/>
-              <w:left w:w="0" w:type="dxa"/>
-              <w:right w:w="0" w:type="dxa"/>
-            </w:tcMar>
-            <w:vAlign w:val="top"/>
-          </w:tcPr>
-          <w:p>
-            <w:pPr>
-              <w:pStyle w:val="Normal"/>
-              <w:jc w:val="center"/>
-              <w:pBdr>
-                <w:bottom w:val="none" w:sz="0" w:space="0" w:color="000000"/>
-                <w:top w:val="none" w:sz="0" w:space="0" w:color="000000"/>
-                <w:left w:val="none" w:sz="0" w:space="0" w:color="000000"/>
-                <w:right w:val="none" w:sz="0" w:space="0" w:color="000000"/>
-              </w:pBdr>
-              <w:spacing w:after="100" w:before="100" w:line="240"/>
-              <w:ind w:left="100" w:right="100" w:firstLine="0" w:firstLineChars="0"/>
-              <w:rPr>
-                <w:rFonts w:ascii="Times New Roman" w:hAnsi="Times New Roman" w:eastAsia="Times New Roman" w:cs="Times New Roman"/>
-                <w:i w:val="false"/>
-                <w:b w:val="false"/>
-                <w:u w:val="none"/>
-                <w:strike w:val="false"/>
-                <w:sz w:val="18"/>
-                <w:szCs w:val="18"/>
-                <w:color w:val="000000"/>
-              </w:rPr>
-            </w:pPr>
-            <w:r>
-              <w:rPr>
-                <w:rFonts w:ascii="Times New Roman" w:hAnsi="Times New Roman" w:eastAsia="Times New Roman" w:cs="Times New Roman"/>
-                <w:i w:val="false"/>
-                <w:b w:val="false"/>
-                <w:u w:val="none"/>
-                <w:strike w:val="false"/>
-                <w:sz w:val="18"/>
-                <w:szCs w:val="18"/>
-                <w:color w:val="000000"/>
-              </w:rPr>
-              <w:t xml:space="preserve">7</w:t>
-            </w:r>
-          </w:p>
-        </w:tc>
-        <w:tc>
-          <w:tcPr>
-            <w:tcBorders>
-              <w:bottom w:val="none" w:sz="0" w:space="0" w:color="000000"/>
-              <w:top w:val="none" w:sz="0" w:space="0" w:color="000000"/>
-              <w:left w:val="none" w:sz="0" w:space="0" w:color="000000"/>
-              <w:right w:val="none" w:sz="0" w:space="0" w:color="000000"/>
-            </w:tcBorders>
-            <w:shd w:val="clear" w:color="auto" w:fill="FFFFFF"/>
-            <w:tcMar>
-              <w:top w:w="0" w:type="dxa"/>
-              <w:bottom w:w="0" w:type="dxa"/>
-              <w:left w:w="0" w:type="dxa"/>
-              <w:right w:w="0" w:type="dxa"/>
-            </w:tcMar>
-            <w:vAlign w:val="top"/>
-          </w:tcPr>
-          <w:p>
-            <w:pPr>
-              <w:pStyle w:val="Normal"/>
-              <w:jc w:val="center"/>
-              <w:pBdr>
-                <w:bottom w:val="none" w:sz="0" w:space="0" w:color="000000"/>
-                <w:top w:val="none" w:sz="0" w:space="0" w:color="000000"/>
-                <w:left w:val="none" w:sz="0" w:space="0" w:color="000000"/>
-                <w:right w:val="none" w:sz="0" w:space="0" w:color="000000"/>
-              </w:pBdr>
-              <w:spacing w:after="100" w:before="100" w:line="240"/>
-              <w:ind w:left="100" w:right="100" w:firstLine="0" w:firstLineChars="0"/>
-              <w:rPr>
-                <w:rFonts w:ascii="Times New Roman" w:hAnsi="Times New Roman" w:eastAsia="Times New Roman" w:cs="Times New Roman"/>
-                <w:i w:val="false"/>
-                <w:b w:val="false"/>
-                <w:u w:val="none"/>
-                <w:strike w:val="false"/>
-                <w:sz w:val="18"/>
-                <w:szCs w:val="18"/>
-                <w:color w:val="000000"/>
-              </w:rPr>
-            </w:pPr>
-            <w:r>
-              <w:rPr>
-                <w:rFonts w:ascii="Times New Roman" w:hAnsi="Times New Roman" w:eastAsia="Times New Roman" w:cs="Times New Roman"/>
-                <w:i w:val="false"/>
-                <w:b w:val="false"/>
-                <w:u w:val="none"/>
-                <w:strike w:val="false"/>
-                <w:sz w:val="18"/>
-                <w:szCs w:val="18"/>
-                <w:color w:val="000000"/>
-              </w:rPr>
-              <w:t xml:space="preserve">11</w:t>
-            </w:r>
-          </w:p>
-        </w:tc>
-        <w:tc>
-          <w:tcPr>
-            <w:tcBorders>
-              <w:bottom w:val="none" w:sz="0" w:space="0" w:color="000000"/>
-              <w:top w:val="none" w:sz="0" w:space="0" w:color="000000"/>
-              <w:left w:val="none" w:sz="0" w:space="0" w:color="000000"/>
-              <w:right w:val="none" w:sz="0" w:space="0" w:color="000000"/>
-            </w:tcBorders>
-            <w:shd w:val="clear" w:color="auto" w:fill="FFFFFF"/>
-            <w:tcMar>
-              <w:top w:w="0" w:type="dxa"/>
-              <w:bottom w:w="0" w:type="dxa"/>
-              <w:left w:w="0" w:type="dxa"/>
-              <w:right w:w="0" w:type="dxa"/>
-            </w:tcMar>
-            <w:vAlign w:val="top"/>
-          </w:tcPr>
-          <w:p>
-            <w:pPr>
-              <w:pStyle w:val="Normal"/>
-              <w:jc w:val="center"/>
-              <w:pBdr>
-                <w:bottom w:val="none" w:sz="0" w:space="0" w:color="000000"/>
-                <w:top w:val="none" w:sz="0" w:space="0" w:color="000000"/>
-                <w:left w:val="none" w:sz="0" w:space="0" w:color="000000"/>
-                <w:right w:val="none" w:sz="0" w:space="0" w:color="000000"/>
-              </w:pBdr>
-              <w:spacing w:after="100" w:before="100" w:line="240"/>
-              <w:ind w:left="100" w:right="100" w:firstLine="0" w:firstLineChars="0"/>
-              <w:rPr>
-                <w:rFonts w:ascii="Times New Roman" w:hAnsi="Times New Roman" w:eastAsia="Times New Roman" w:cs="Times New Roman"/>
-                <w:i w:val="false"/>
-                <w:b w:val="false"/>
-                <w:u w:val="none"/>
-                <w:strike w:val="false"/>
-                <w:sz w:val="18"/>
-                <w:szCs w:val="18"/>
-                <w:color w:val="000000"/>
-              </w:rPr>
-            </w:pPr>
-            <w:r>
-              <w:rPr>
-                <w:rFonts w:ascii="Times New Roman" w:hAnsi="Times New Roman" w:eastAsia="Times New Roman" w:cs="Times New Roman"/>
-                <w:i w:val="false"/>
-                <w:b w:val="false"/>
-                <w:u w:val="none"/>
-                <w:strike w:val="false"/>
-                <w:sz w:val="18"/>
-                <w:szCs w:val="18"/>
-                <w:color w:val="000000"/>
-              </w:rPr>
-              <w:t xml:space="preserve"/>
-            </w:r>
-          </w:p>
-        </w:tc>
-      </w:tr>
-      <w:tr>
-        <w:trPr>
-          <w:trHeight w:val="560" w:hRule="auto"/>
-        </w:trPr>
-        <w:tc>
-          <w:tcPr>
-            <w:tcBorders>
-              <w:bottom w:val="none" w:sz="0" w:space="0" w:color="000000"/>
-              <w:top w:val="none" w:sz="0" w:space="0" w:color="000000"/>
-              <w:left w:val="none" w:sz="0" w:space="0" w:color="000000"/>
-              <w:right w:val="none" w:sz="0" w:space="0" w:color="000000"/>
-            </w:tcBorders>
-            <w:shd w:val="clear" w:color="auto" w:fill="FFFFFF"/>
-            <w:tcMar>
-              <w:top w:w="0" w:type="dxa"/>
-              <w:bottom w:w="0" w:type="dxa"/>
-              <w:left w:w="0" w:type="dxa"/>
-              <w:right w:w="0" w:type="dxa"/>
-            </w:tcMar>
-            <w:vAlign w:val="top"/>
-          </w:tcPr>
-          <w:p>
-            <w:pPr>
-              <w:pStyle w:val="Normal"/>
-              <w:jc w:val="left"/>
-              <w:pBdr>
-                <w:bottom w:val="none" w:sz="0" w:space="0" w:color="000000"/>
-                <w:top w:val="none" w:sz="0" w:space="0" w:color="000000"/>
-                <w:left w:val="none" w:sz="0" w:space="0" w:color="000000"/>
-                <w:right w:val="none" w:sz="0" w:space="0" w:color="000000"/>
-              </w:pBdr>
-              <w:spacing w:after="100" w:before="100" w:line="240"/>
-              <w:ind w:left="100" w:right="100" w:firstLine="0" w:firstLineChars="0"/>
-              <w:rPr>
-                <w:rFonts w:ascii="Times New Roman" w:hAnsi="Times New Roman" w:eastAsia="Times New Roman" w:cs="Times New Roman"/>
-                <w:i w:val="false"/>
-                <w:b w:val="true"/>
-                <w:u w:val="none"/>
-                <w:strike w:val="false"/>
-                <w:sz w:val="18"/>
-                <w:szCs w:val="18"/>
-                <w:color w:val="000000"/>
-              </w:rPr>
-            </w:pPr>
-            <w:r>
-              <w:rPr>
-                <w:rFonts w:ascii="Times New Roman" w:hAnsi="Times New Roman" w:eastAsia="Times New Roman" w:cs="Times New Roman"/>
-                <w:i w:val="false"/>
-                <w:b w:val="true"/>
-                <w:u w:val="none"/>
-                <w:strike w:val="false"/>
-                <w:sz w:val="18"/>
-                <w:szCs w:val="18"/>
-                <w:color w:val="000000"/>
-              </w:rPr>
-              <w:t xml:space="preserve">KRAS testing performed</w:t>
-            </w:r>
-          </w:p>
-        </w:tc>
-        <w:tc>
-          <w:tcPr>
-            <w:tcBorders>
-              <w:bottom w:val="none" w:sz="0" w:space="0" w:color="000000"/>
-              <w:top w:val="none" w:sz="0" w:space="0" w:color="000000"/>
-              <w:left w:val="none" w:sz="0" w:space="0" w:color="000000"/>
-              <w:right w:val="none" w:sz="0" w:space="0" w:color="000000"/>
-            </w:tcBorders>
-            <w:shd w:val="clear" w:color="auto" w:fill="FFFFFF"/>
-            <w:tcMar>
-              <w:top w:w="0" w:type="dxa"/>
-              <w:bottom w:w="0" w:type="dxa"/>
-              <w:left w:w="0" w:type="dxa"/>
-              <w:right w:w="0" w:type="dxa"/>
-            </w:tcMar>
-            <w:vAlign w:val="top"/>
-          </w:tcPr>
-          <w:p>
-            <w:pPr>
-              <w:pStyle w:val="Normal"/>
-              <w:jc w:val="center"/>
-              <w:pBdr>
-                <w:bottom w:val="none" w:sz="0" w:space="0" w:color="000000"/>
-                <w:top w:val="none" w:sz="0" w:space="0" w:color="000000"/>
-                <w:left w:val="none" w:sz="0" w:space="0" w:color="000000"/>
-                <w:right w:val="none" w:sz="0" w:space="0" w:color="000000"/>
-              </w:pBdr>
-              <w:spacing w:after="100" w:before="100" w:line="240"/>
-              <w:ind w:left="100" w:right="100" w:firstLine="0" w:firstLineChars="0"/>
-              <w:rPr>
-                <w:rFonts w:ascii="Times New Roman" w:hAnsi="Times New Roman" w:eastAsia="Times New Roman" w:cs="Times New Roman"/>
-                <w:i w:val="false"/>
-                <w:b w:val="false"/>
-                <w:u w:val="none"/>
-                <w:strike w:val="false"/>
-                <w:sz w:val="18"/>
-                <w:szCs w:val="18"/>
-                <w:color w:val="000000"/>
-              </w:rPr>
-            </w:pPr>
-            <w:r>
-              <w:rPr>
-                <w:rFonts w:ascii="Times New Roman" w:hAnsi="Times New Roman" w:eastAsia="Times New Roman" w:cs="Times New Roman"/>
-                <w:i w:val="false"/>
-                <w:b w:val="false"/>
-                <w:u w:val="none"/>
-                <w:strike w:val="false"/>
-                <w:sz w:val="18"/>
-                <w:szCs w:val="18"/>
-                <w:color w:val="000000"/>
-              </w:rPr>
-              <w:t xml:space="preserve"/>
-            </w:r>
-          </w:p>
-        </w:tc>
-        <w:tc>
-          <w:tcPr>
-            <w:tcBorders>
-              <w:bottom w:val="none" w:sz="0" w:space="0" w:color="000000"/>
-              <w:top w:val="none" w:sz="0" w:space="0" w:color="000000"/>
-              <w:left w:val="none" w:sz="0" w:space="0" w:color="000000"/>
-              <w:right w:val="none" w:sz="0" w:space="0" w:color="000000"/>
-            </w:tcBorders>
-            <w:shd w:val="clear" w:color="auto" w:fill="FFFFFF"/>
-            <w:tcMar>
-              <w:top w:w="0" w:type="dxa"/>
-              <w:bottom w:w="0" w:type="dxa"/>
-              <w:left w:w="0" w:type="dxa"/>
-              <w:right w:w="0" w:type="dxa"/>
-            </w:tcMar>
-            <w:vAlign w:val="top"/>
-          </w:tcPr>
-          <w:p>
-            <w:pPr>
-              <w:pStyle w:val="Normal"/>
-              <w:jc w:val="center"/>
-              <w:pBdr>
-                <w:bottom w:val="none" w:sz="0" w:space="0" w:color="000000"/>
-                <w:top w:val="none" w:sz="0" w:space="0" w:color="000000"/>
-                <w:left w:val="none" w:sz="0" w:space="0" w:color="000000"/>
-                <w:right w:val="none" w:sz="0" w:space="0" w:color="000000"/>
-              </w:pBdr>
-              <w:spacing w:after="100" w:before="100" w:line="240"/>
-              <w:ind w:left="100" w:right="100" w:firstLine="0" w:firstLineChars="0"/>
-              <w:rPr>
-                <w:rFonts w:ascii="Times New Roman" w:hAnsi="Times New Roman" w:eastAsia="Times New Roman" w:cs="Times New Roman"/>
-                <w:i w:val="false"/>
-                <w:b w:val="false"/>
-                <w:u w:val="none"/>
-                <w:strike w:val="false"/>
-                <w:sz w:val="18"/>
-                <w:szCs w:val="18"/>
-                <w:color w:val="000000"/>
-              </w:rPr>
-            </w:pPr>
-            <w:r>
-              <w:rPr>
-                <w:rFonts w:ascii="Times New Roman" w:hAnsi="Times New Roman" w:eastAsia="Times New Roman" w:cs="Times New Roman"/>
-                <w:i w:val="false"/>
-                <w:b w:val="false"/>
-                <w:u w:val="none"/>
-                <w:strike w:val="false"/>
-                <w:sz w:val="18"/>
-                <w:szCs w:val="18"/>
-                <w:color w:val="000000"/>
-              </w:rPr>
-              <w:t xml:space="preserve"/>
-            </w:r>
-          </w:p>
-        </w:tc>
-        <w:tc>
-          <w:tcPr>
-            <w:tcBorders>
-              <w:bottom w:val="none" w:sz="0" w:space="0" w:color="000000"/>
-              <w:top w:val="none" w:sz="0" w:space="0" w:color="000000"/>
-              <w:left w:val="none" w:sz="0" w:space="0" w:color="000000"/>
-              <w:right w:val="none" w:sz="0" w:space="0" w:color="000000"/>
-            </w:tcBorders>
-            <w:shd w:val="clear" w:color="auto" w:fill="FFFFFF"/>
-            <w:tcMar>
-              <w:top w:w="0" w:type="dxa"/>
-              <w:bottom w:w="0" w:type="dxa"/>
-              <w:left w:w="0" w:type="dxa"/>
-              <w:right w:w="0" w:type="dxa"/>
-            </w:tcMar>
-            <w:vAlign w:val="top"/>
-          </w:tcPr>
-          <w:p>
-            <w:pPr>
-              <w:pStyle w:val="Normal"/>
-              <w:jc w:val="center"/>
-              <w:pBdr>
-                <w:bottom w:val="none" w:sz="0" w:space="0" w:color="000000"/>
-                <w:top w:val="none" w:sz="0" w:space="0" w:color="000000"/>
-                <w:left w:val="none" w:sz="0" w:space="0" w:color="000000"/>
-                <w:right w:val="none" w:sz="0" w:space="0" w:color="000000"/>
-              </w:pBdr>
-              <w:spacing w:after="100" w:before="100" w:line="240"/>
-              <w:ind w:left="100" w:right="100" w:firstLine="0" w:firstLineChars="0"/>
-              <w:rPr>
-                <w:rFonts w:ascii="Times New Roman" w:hAnsi="Times New Roman" w:eastAsia="Times New Roman" w:cs="Times New Roman"/>
-                <w:i w:val="false"/>
-                <w:b w:val="false"/>
-                <w:u w:val="none"/>
-                <w:strike w:val="false"/>
-                <w:sz w:val="18"/>
-                <w:szCs w:val="18"/>
-                <w:color w:val="000000"/>
-              </w:rPr>
-            </w:pPr>
-            <w:r>
-              <w:rPr>
-                <w:rFonts w:ascii="Times New Roman" w:hAnsi="Times New Roman" w:eastAsia="Times New Roman" w:cs="Times New Roman"/>
-                <w:i w:val="false"/>
-                <w:b w:val="false"/>
-                <w:u w:val="none"/>
-                <w:strike w:val="false"/>
-                <w:sz w:val="18"/>
-                <w:szCs w:val="18"/>
-                <w:color w:val="000000"/>
-              </w:rPr>
-              <w:t xml:space="preserve"/>
-            </w:r>
-          </w:p>
-        </w:tc>
-        <w:tc>
-          <w:tcPr>
-            <w:tcBorders>
-              <w:bottom w:val="none" w:sz="0" w:space="0" w:color="000000"/>
-              <w:top w:val="none" w:sz="0" w:space="0" w:color="000000"/>
-              <w:left w:val="none" w:sz="0" w:space="0" w:color="000000"/>
-              <w:right w:val="none" w:sz="0" w:space="0" w:color="000000"/>
-            </w:tcBorders>
-            <w:shd w:val="clear" w:color="auto" w:fill="FFFFFF"/>
-            <w:tcMar>
-              <w:top w:w="0" w:type="dxa"/>
-              <w:bottom w:w="0" w:type="dxa"/>
-              <w:left w:w="0" w:type="dxa"/>
-              <w:right w:w="0" w:type="dxa"/>
-            </w:tcMar>
-            <w:vAlign w:val="top"/>
-          </w:tcPr>
-          <w:p>
-            <w:pPr>
-              <w:pStyle w:val="Normal"/>
-              <w:jc w:val="center"/>
-              <w:pBdr>
-                <w:bottom w:val="none" w:sz="0" w:space="0" w:color="000000"/>
-                <w:top w:val="none" w:sz="0" w:space="0" w:color="000000"/>
-                <w:left w:val="none" w:sz="0" w:space="0" w:color="000000"/>
-                <w:right w:val="none" w:sz="0" w:space="0" w:color="000000"/>
-              </w:pBdr>
-              <w:spacing w:after="100" w:before="100" w:line="240"/>
-              <w:ind w:left="100" w:right="100" w:firstLine="0" w:firstLineChars="0"/>
-              <w:rPr>
-                <w:rFonts w:ascii="Times New Roman" w:hAnsi="Times New Roman" w:eastAsia="Times New Roman" w:cs="Times New Roman"/>
-                <w:i w:val="false"/>
-                <w:b w:val="false"/>
-                <w:u w:val="none"/>
-                <w:strike w:val="false"/>
-                <w:sz w:val="18"/>
-                <w:szCs w:val="18"/>
-                <w:color w:val="000000"/>
-              </w:rPr>
-            </w:pPr>
-            <w:r>
-              <w:rPr>
-                <w:rFonts w:ascii="Times New Roman" w:hAnsi="Times New Roman" w:eastAsia="Times New Roman" w:cs="Times New Roman"/>
-                <w:i w:val="false"/>
-                <w:b w:val="false"/>
-                <w:u w:val="none"/>
-                <w:strike w:val="false"/>
-                <w:sz w:val="18"/>
-                <w:szCs w:val="18"/>
-                <w:color w:val="000000"/>
-              </w:rPr>
-              <w:t xml:space="preserve">0.592</w:t>
-            </w:r>
-          </w:p>
-        </w:tc>
-      </w:tr>
-      <w:tr>
-        <w:trPr>
-          <w:trHeight w:val="560" w:hRule="auto"/>
-        </w:trPr>
-        <w:tc>
-          <w:tcPr>
-            <w:tcBorders>
-              <w:bottom w:val="none" w:sz="0" w:space="0" w:color="000000"/>
-              <w:top w:val="none" w:sz="0" w:space="0" w:color="000000"/>
-              <w:left w:val="none" w:sz="0" w:space="0" w:color="000000"/>
-              <w:right w:val="none" w:sz="0" w:space="0" w:color="000000"/>
-            </w:tcBorders>
-            <w:shd w:val="clear" w:color="auto" w:fill="FFFFFF"/>
-            <w:tcMar>
-              <w:top w:w="0" w:type="dxa"/>
-              <w:bottom w:w="0" w:type="dxa"/>
-              <w:left w:w="0" w:type="dxa"/>
-              <w:right w:w="0" w:type="dxa"/>
-            </w:tcMar>
-            <w:vAlign w:val="top"/>
-          </w:tcPr>
-          <w:p>
-            <w:pPr>
-              <w:pStyle w:val="Normal"/>
-              <w:jc w:val="left"/>
-              <w:pBdr>
-                <w:bottom w:val="none" w:sz="0" w:space="0" w:color="000000"/>
-                <w:top w:val="none" w:sz="0" w:space="0" w:color="000000"/>
-                <w:left w:val="none" w:sz="0" w:space="0" w:color="000000"/>
-                <w:right w:val="none" w:sz="0" w:space="0" w:color="000000"/>
-              </w:pBdr>
-              <w:spacing w:after="100" w:before="100" w:line="240"/>
-              <w:ind w:left="300" w:right="100" w:firstLine="0" w:firstLineChars="0"/>
-              <w:rPr>
-                <w:rFonts w:ascii="Times New Roman" w:hAnsi="Times New Roman" w:eastAsia="Times New Roman" w:cs="Times New Roman"/>
-                <w:i w:val="false"/>
-                <w:b w:val="false"/>
-                <w:u w:val="none"/>
-                <w:strike w:val="false"/>
-                <w:sz w:val="18"/>
-                <w:szCs w:val="18"/>
-                <w:color w:val="000000"/>
-              </w:rPr>
-            </w:pPr>
-            <w:r>
-              <w:rPr>
-                <w:rFonts w:ascii="Times New Roman" w:hAnsi="Times New Roman" w:eastAsia="Times New Roman" w:cs="Times New Roman"/>
-                <w:i w:val="false"/>
-                <w:b w:val="false"/>
-                <w:u w:val="none"/>
-                <w:strike w:val="false"/>
-                <w:sz w:val="18"/>
-                <w:szCs w:val="18"/>
-                <w:color w:val="000000"/>
-              </w:rPr>
-              <w:t xml:space="preserve">No</w:t>
-            </w:r>
-          </w:p>
-        </w:tc>
-        <w:tc>
-          <w:tcPr>
-            <w:tcBorders>
-              <w:bottom w:val="none" w:sz="0" w:space="0" w:color="000000"/>
-              <w:top w:val="none" w:sz="0" w:space="0" w:color="000000"/>
-              <w:left w:val="none" w:sz="0" w:space="0" w:color="000000"/>
-              <w:right w:val="none" w:sz="0" w:space="0" w:color="000000"/>
-            </w:tcBorders>
-            <w:shd w:val="clear" w:color="auto" w:fill="FFFFFF"/>
-            <w:tcMar>
-              <w:top w:w="0" w:type="dxa"/>
-              <w:bottom w:w="0" w:type="dxa"/>
-              <w:left w:w="0" w:type="dxa"/>
-              <w:right w:w="0" w:type="dxa"/>
-            </w:tcMar>
-            <w:vAlign w:val="top"/>
-          </w:tcPr>
-          <w:p>
-            <w:pPr>
-              <w:pStyle w:val="Normal"/>
-              <w:jc w:val="center"/>
-              <w:pBdr>
-                <w:bottom w:val="none" w:sz="0" w:space="0" w:color="000000"/>
-                <w:top w:val="none" w:sz="0" w:space="0" w:color="000000"/>
-                <w:left w:val="none" w:sz="0" w:space="0" w:color="000000"/>
-                <w:right w:val="none" w:sz="0" w:space="0" w:color="000000"/>
-              </w:pBdr>
-              <w:spacing w:after="100" w:before="100" w:line="240"/>
-              <w:ind w:left="100" w:right="100" w:firstLine="0" w:firstLineChars="0"/>
-              <w:rPr>
-                <w:rFonts w:ascii="Times New Roman" w:hAnsi="Times New Roman" w:eastAsia="Times New Roman" w:cs="Times New Roman"/>
-                <w:i w:val="false"/>
-                <w:b w:val="false"/>
-                <w:u w:val="none"/>
-                <w:strike w:val="false"/>
-                <w:sz w:val="18"/>
-                <w:szCs w:val="18"/>
-                <w:color w:val="000000"/>
-              </w:rPr>
-            </w:pPr>
-            <w:r>
-              <w:rPr>
-                <w:rFonts w:ascii="Times New Roman" w:hAnsi="Times New Roman" w:eastAsia="Times New Roman" w:cs="Times New Roman"/>
-                <w:i w:val="false"/>
-                <w:b w:val="false"/>
-                <w:u w:val="none"/>
-                <w:strike w:val="false"/>
-                <w:sz w:val="18"/>
-                <w:szCs w:val="18"/>
-                <w:color w:val="000000"/>
-              </w:rPr>
-              <w:t xml:space="preserve">125 (89.9%)</w:t>
-            </w:r>
-          </w:p>
-        </w:tc>
-        <w:tc>
-          <w:tcPr>
-            <w:tcBorders>
-              <w:bottom w:val="none" w:sz="0" w:space="0" w:color="000000"/>
-              <w:top w:val="none" w:sz="0" w:space="0" w:color="000000"/>
-              <w:left w:val="none" w:sz="0" w:space="0" w:color="000000"/>
-              <w:right w:val="none" w:sz="0" w:space="0" w:color="000000"/>
-            </w:tcBorders>
-            <w:shd w:val="clear" w:color="auto" w:fill="FFFFFF"/>
-            <w:tcMar>
-              <w:top w:w="0" w:type="dxa"/>
-              <w:bottom w:w="0" w:type="dxa"/>
-              <w:left w:w="0" w:type="dxa"/>
-              <w:right w:w="0" w:type="dxa"/>
-            </w:tcMar>
-            <w:vAlign w:val="top"/>
-          </w:tcPr>
-          <w:p>
-            <w:pPr>
-              <w:pStyle w:val="Normal"/>
-              <w:jc w:val="center"/>
-              <w:pBdr>
-                <w:bottom w:val="none" w:sz="0" w:space="0" w:color="000000"/>
-                <w:top w:val="none" w:sz="0" w:space="0" w:color="000000"/>
-                <w:left w:val="none" w:sz="0" w:space="0" w:color="000000"/>
-                <w:right w:val="none" w:sz="0" w:space="0" w:color="000000"/>
-              </w:pBdr>
-              <w:spacing w:after="100" w:before="100" w:line="240"/>
-              <w:ind w:left="100" w:right="100" w:firstLine="0" w:firstLineChars="0"/>
-              <w:rPr>
-                <w:rFonts w:ascii="Times New Roman" w:hAnsi="Times New Roman" w:eastAsia="Times New Roman" w:cs="Times New Roman"/>
-                <w:i w:val="false"/>
-                <w:b w:val="false"/>
-                <w:u w:val="none"/>
-                <w:strike w:val="false"/>
-                <w:sz w:val="18"/>
-                <w:szCs w:val="18"/>
-                <w:color w:val="000000"/>
-              </w:rPr>
-            </w:pPr>
-            <w:r>
-              <w:rPr>
-                <w:rFonts w:ascii="Times New Roman" w:hAnsi="Times New Roman" w:eastAsia="Times New Roman" w:cs="Times New Roman"/>
-                <w:i w:val="false"/>
-                <w:b w:val="false"/>
-                <w:u w:val="none"/>
-                <w:strike w:val="false"/>
-                <w:sz w:val="18"/>
-                <w:szCs w:val="18"/>
-                <w:color w:val="000000"/>
-              </w:rPr>
-              <w:t xml:space="preserve">63 (91.3%)</w:t>
-            </w:r>
-          </w:p>
-        </w:tc>
-        <w:tc>
-          <w:tcPr>
-            <w:tcBorders>
-              <w:bottom w:val="none" w:sz="0" w:space="0" w:color="000000"/>
-              <w:top w:val="none" w:sz="0" w:space="0" w:color="000000"/>
-              <w:left w:val="none" w:sz="0" w:space="0" w:color="000000"/>
-              <w:right w:val="none" w:sz="0" w:space="0" w:color="000000"/>
-            </w:tcBorders>
-            <w:shd w:val="clear" w:color="auto" w:fill="FFFFFF"/>
-            <w:tcMar>
-              <w:top w:w="0" w:type="dxa"/>
-              <w:bottom w:w="0" w:type="dxa"/>
-              <w:left w:w="0" w:type="dxa"/>
-              <w:right w:w="0" w:type="dxa"/>
-            </w:tcMar>
-            <w:vAlign w:val="top"/>
-          </w:tcPr>
-          <w:p>
-            <w:pPr>
-              <w:pStyle w:val="Normal"/>
-              <w:jc w:val="center"/>
-              <w:pBdr>
-                <w:bottom w:val="none" w:sz="0" w:space="0" w:color="000000"/>
-                <w:top w:val="none" w:sz="0" w:space="0" w:color="000000"/>
-                <w:left w:val="none" w:sz="0" w:space="0" w:color="000000"/>
-                <w:right w:val="none" w:sz="0" w:space="0" w:color="000000"/>
-              </w:pBdr>
-              <w:spacing w:after="100" w:before="100" w:line="240"/>
-              <w:ind w:left="100" w:right="100" w:firstLine="0" w:firstLineChars="0"/>
-              <w:rPr>
-                <w:rFonts w:ascii="Times New Roman" w:hAnsi="Times New Roman" w:eastAsia="Times New Roman" w:cs="Times New Roman"/>
-                <w:i w:val="false"/>
-                <w:b w:val="false"/>
-                <w:u w:val="none"/>
-                <w:strike w:val="false"/>
-                <w:sz w:val="18"/>
-                <w:szCs w:val="18"/>
-                <w:color w:val="000000"/>
-              </w:rPr>
-            </w:pPr>
-            <w:r>
-              <w:rPr>
-                <w:rFonts w:ascii="Times New Roman" w:hAnsi="Times New Roman" w:eastAsia="Times New Roman" w:cs="Times New Roman"/>
-                <w:i w:val="false"/>
-                <w:b w:val="false"/>
-                <w:u w:val="none"/>
-                <w:strike w:val="false"/>
-                <w:sz w:val="18"/>
-                <w:szCs w:val="18"/>
-                <w:color w:val="000000"/>
-              </w:rPr>
-              <w:t xml:space="preserve">62 (88.6%)</w:t>
-            </w:r>
-          </w:p>
-        </w:tc>
-        <w:tc>
-          <w:tcPr>
-            <w:tcBorders>
-              <w:bottom w:val="none" w:sz="0" w:space="0" w:color="000000"/>
-              <w:top w:val="none" w:sz="0" w:space="0" w:color="000000"/>
-              <w:left w:val="none" w:sz="0" w:space="0" w:color="000000"/>
-              <w:right w:val="none" w:sz="0" w:space="0" w:color="000000"/>
-            </w:tcBorders>
-            <w:shd w:val="clear" w:color="auto" w:fill="FFFFFF"/>
-            <w:tcMar>
-              <w:top w:w="0" w:type="dxa"/>
-              <w:bottom w:w="0" w:type="dxa"/>
-              <w:left w:w="0" w:type="dxa"/>
-              <w:right w:w="0" w:type="dxa"/>
-            </w:tcMar>
-            <w:vAlign w:val="top"/>
-          </w:tcPr>
-          <w:p>
-            <w:pPr>
-              <w:pStyle w:val="Normal"/>
-              <w:jc w:val="center"/>
-              <w:pBdr>
-                <w:bottom w:val="none" w:sz="0" w:space="0" w:color="000000"/>
-                <w:top w:val="none" w:sz="0" w:space="0" w:color="000000"/>
-                <w:left w:val="none" w:sz="0" w:space="0" w:color="000000"/>
-                <w:right w:val="none" w:sz="0" w:space="0" w:color="000000"/>
-              </w:pBdr>
-              <w:spacing w:after="100" w:before="100" w:line="240"/>
-              <w:ind w:left="100" w:right="100" w:firstLine="0" w:firstLineChars="0"/>
-              <w:rPr>
-                <w:rFonts w:ascii="Times New Roman" w:hAnsi="Times New Roman" w:eastAsia="Times New Roman" w:cs="Times New Roman"/>
-                <w:i w:val="false"/>
-                <w:b w:val="false"/>
-                <w:u w:val="none"/>
-                <w:strike w:val="false"/>
-                <w:sz w:val="18"/>
-                <w:szCs w:val="18"/>
-                <w:color w:val="000000"/>
-              </w:rPr>
-            </w:pPr>
-            <w:r>
-              <w:rPr>
-                <w:rFonts w:ascii="Times New Roman" w:hAnsi="Times New Roman" w:eastAsia="Times New Roman" w:cs="Times New Roman"/>
-                <w:i w:val="false"/>
-                <w:b w:val="false"/>
-                <w:u w:val="none"/>
-                <w:strike w:val="false"/>
-                <w:sz w:val="18"/>
-                <w:szCs w:val="18"/>
-                <w:color w:val="000000"/>
-              </w:rPr>
-              <w:t xml:space="preserve"/>
-            </w:r>
-          </w:p>
-        </w:tc>
-      </w:tr>
-      <w:tr>
-        <w:trPr>
-          <w:trHeight w:val="560" w:hRule="auto"/>
-        </w:trPr>
-        <w:tc>
-          <w:tcPr>
-            <w:tcBorders>
-              <w:bottom w:val="none" w:sz="0" w:space="0" w:color="000000"/>
-              <w:top w:val="none" w:sz="0" w:space="0" w:color="000000"/>
-              <w:left w:val="none" w:sz="0" w:space="0" w:color="000000"/>
-              <w:right w:val="none" w:sz="0" w:space="0" w:color="000000"/>
-            </w:tcBorders>
-            <w:shd w:val="clear" w:color="auto" w:fill="FFFFFF"/>
-            <w:tcMar>
-              <w:top w:w="0" w:type="dxa"/>
-              <w:bottom w:w="0" w:type="dxa"/>
-              <w:left w:w="0" w:type="dxa"/>
-              <w:right w:w="0" w:type="dxa"/>
-            </w:tcMar>
-            <w:vAlign w:val="top"/>
-          </w:tcPr>
-          <w:p>
-            <w:pPr>
-              <w:pStyle w:val="Normal"/>
-              <w:jc w:val="left"/>
-              <w:pBdr>
-                <w:bottom w:val="none" w:sz="0" w:space="0" w:color="000000"/>
-                <w:top w:val="none" w:sz="0" w:space="0" w:color="000000"/>
-                <w:left w:val="none" w:sz="0" w:space="0" w:color="000000"/>
-                <w:right w:val="none" w:sz="0" w:space="0" w:color="000000"/>
-              </w:pBdr>
-              <w:spacing w:after="100" w:before="100" w:line="240"/>
-              <w:ind w:left="300" w:right="100" w:firstLine="0" w:firstLineChars="0"/>
-              <w:rPr>
-                <w:rFonts w:ascii="Times New Roman" w:hAnsi="Times New Roman" w:eastAsia="Times New Roman" w:cs="Times New Roman"/>
-                <w:i w:val="false"/>
-                <w:b w:val="false"/>
-                <w:u w:val="none"/>
-                <w:strike w:val="false"/>
-                <w:sz w:val="18"/>
-                <w:szCs w:val="18"/>
-                <w:color w:val="000000"/>
-              </w:rPr>
-            </w:pPr>
-            <w:r>
-              <w:rPr>
-                <w:rFonts w:ascii="Times New Roman" w:hAnsi="Times New Roman" w:eastAsia="Times New Roman" w:cs="Times New Roman"/>
-                <w:i w:val="false"/>
-                <w:b w:val="false"/>
-                <w:u w:val="none"/>
-                <w:strike w:val="false"/>
-                <w:sz w:val="18"/>
-                <w:szCs w:val="18"/>
-                <w:color w:val="000000"/>
-              </w:rPr>
-              <w:t xml:space="preserve">Yes</w:t>
-            </w:r>
-          </w:p>
-        </w:tc>
-        <w:tc>
-          <w:tcPr>
-            <w:tcBorders>
-              <w:bottom w:val="none" w:sz="0" w:space="0" w:color="000000"/>
-              <w:top w:val="none" w:sz="0" w:space="0" w:color="000000"/>
-              <w:left w:val="none" w:sz="0" w:space="0" w:color="000000"/>
-              <w:right w:val="none" w:sz="0" w:space="0" w:color="000000"/>
-            </w:tcBorders>
-            <w:shd w:val="clear" w:color="auto" w:fill="FFFFFF"/>
-            <w:tcMar>
-              <w:top w:w="0" w:type="dxa"/>
-              <w:bottom w:w="0" w:type="dxa"/>
-              <w:left w:w="0" w:type="dxa"/>
-              <w:right w:w="0" w:type="dxa"/>
-            </w:tcMar>
-            <w:vAlign w:val="top"/>
-          </w:tcPr>
-          <w:p>
-            <w:pPr>
-              <w:pStyle w:val="Normal"/>
-              <w:jc w:val="center"/>
-              <w:pBdr>
-                <w:bottom w:val="none" w:sz="0" w:space="0" w:color="000000"/>
-                <w:top w:val="none" w:sz="0" w:space="0" w:color="000000"/>
-                <w:left w:val="none" w:sz="0" w:space="0" w:color="000000"/>
-                <w:right w:val="none" w:sz="0" w:space="0" w:color="000000"/>
-              </w:pBdr>
-              <w:spacing w:after="100" w:before="100" w:line="240"/>
-              <w:ind w:left="100" w:right="100" w:firstLine="0" w:firstLineChars="0"/>
-              <w:rPr>
-                <w:rFonts w:ascii="Times New Roman" w:hAnsi="Times New Roman" w:eastAsia="Times New Roman" w:cs="Times New Roman"/>
-                <w:i w:val="false"/>
-                <w:b w:val="false"/>
-                <w:u w:val="none"/>
-                <w:strike w:val="false"/>
-                <w:sz w:val="18"/>
-                <w:szCs w:val="18"/>
-                <w:color w:val="000000"/>
-              </w:rPr>
-            </w:pPr>
-            <w:r>
-              <w:rPr>
-                <w:rFonts w:ascii="Times New Roman" w:hAnsi="Times New Roman" w:eastAsia="Times New Roman" w:cs="Times New Roman"/>
-                <w:i w:val="false"/>
-                <w:b w:val="false"/>
-                <w:u w:val="none"/>
-                <w:strike w:val="false"/>
-                <w:sz w:val="18"/>
-                <w:szCs w:val="18"/>
-                <w:color w:val="000000"/>
-              </w:rPr>
-              <w:t xml:space="preserve">14 (10.1%)</w:t>
-            </w:r>
-          </w:p>
-        </w:tc>
-        <w:tc>
-          <w:tcPr>
-            <w:tcBorders>
-              <w:bottom w:val="none" w:sz="0" w:space="0" w:color="000000"/>
-              <w:top w:val="none" w:sz="0" w:space="0" w:color="000000"/>
-              <w:left w:val="none" w:sz="0" w:space="0" w:color="000000"/>
-              <w:right w:val="none" w:sz="0" w:space="0" w:color="000000"/>
-            </w:tcBorders>
-            <w:shd w:val="clear" w:color="auto" w:fill="FFFFFF"/>
-            <w:tcMar>
-              <w:top w:w="0" w:type="dxa"/>
-              <w:bottom w:w="0" w:type="dxa"/>
-              <w:left w:w="0" w:type="dxa"/>
-              <w:right w:w="0" w:type="dxa"/>
-            </w:tcMar>
-            <w:vAlign w:val="top"/>
-          </w:tcPr>
-          <w:p>
-            <w:pPr>
-              <w:pStyle w:val="Normal"/>
-              <w:jc w:val="center"/>
-              <w:pBdr>
-                <w:bottom w:val="none" w:sz="0" w:space="0" w:color="000000"/>
-                <w:top w:val="none" w:sz="0" w:space="0" w:color="000000"/>
-                <w:left w:val="none" w:sz="0" w:space="0" w:color="000000"/>
-                <w:right w:val="none" w:sz="0" w:space="0" w:color="000000"/>
-              </w:pBdr>
-              <w:spacing w:after="100" w:before="100" w:line="240"/>
-              <w:ind w:left="100" w:right="100" w:firstLine="0" w:firstLineChars="0"/>
-              <w:rPr>
-                <w:rFonts w:ascii="Times New Roman" w:hAnsi="Times New Roman" w:eastAsia="Times New Roman" w:cs="Times New Roman"/>
-                <w:i w:val="false"/>
-                <w:b w:val="false"/>
-                <w:u w:val="none"/>
-                <w:strike w:val="false"/>
-                <w:sz w:val="18"/>
-                <w:szCs w:val="18"/>
-                <w:color w:val="000000"/>
-              </w:rPr>
-            </w:pPr>
-            <w:r>
-              <w:rPr>
-                <w:rFonts w:ascii="Times New Roman" w:hAnsi="Times New Roman" w:eastAsia="Times New Roman" w:cs="Times New Roman"/>
-                <w:i w:val="false"/>
-                <w:b w:val="false"/>
-                <w:u w:val="none"/>
-                <w:strike w:val="false"/>
-                <w:sz w:val="18"/>
-                <w:szCs w:val="18"/>
-                <w:color w:val="000000"/>
-              </w:rPr>
-              <w:t xml:space="preserve">6 (8.7%)</w:t>
-            </w:r>
-          </w:p>
-        </w:tc>
-        <w:tc>
-          <w:tcPr>
-            <w:tcBorders>
-              <w:bottom w:val="none" w:sz="0" w:space="0" w:color="000000"/>
-              <w:top w:val="none" w:sz="0" w:space="0" w:color="000000"/>
-              <w:left w:val="none" w:sz="0" w:space="0" w:color="000000"/>
-              <w:right w:val="none" w:sz="0" w:space="0" w:color="000000"/>
-            </w:tcBorders>
-            <w:shd w:val="clear" w:color="auto" w:fill="FFFFFF"/>
-            <w:tcMar>
-              <w:top w:w="0" w:type="dxa"/>
-              <w:bottom w:w="0" w:type="dxa"/>
-              <w:left w:w="0" w:type="dxa"/>
-              <w:right w:w="0" w:type="dxa"/>
-            </w:tcMar>
-            <w:vAlign w:val="top"/>
-          </w:tcPr>
-          <w:p>
-            <w:pPr>
-              <w:pStyle w:val="Normal"/>
-              <w:jc w:val="center"/>
-              <w:pBdr>
-                <w:bottom w:val="none" w:sz="0" w:space="0" w:color="000000"/>
-                <w:top w:val="none" w:sz="0" w:space="0" w:color="000000"/>
-                <w:left w:val="none" w:sz="0" w:space="0" w:color="000000"/>
-                <w:right w:val="none" w:sz="0" w:space="0" w:color="000000"/>
-              </w:pBdr>
-              <w:spacing w:after="100" w:before="100" w:line="240"/>
-              <w:ind w:left="100" w:right="100" w:firstLine="0" w:firstLineChars="0"/>
-              <w:rPr>
-                <w:rFonts w:ascii="Times New Roman" w:hAnsi="Times New Roman" w:eastAsia="Times New Roman" w:cs="Times New Roman"/>
-                <w:i w:val="false"/>
-                <w:b w:val="false"/>
-                <w:u w:val="none"/>
-                <w:strike w:val="false"/>
-                <w:sz w:val="18"/>
-                <w:szCs w:val="18"/>
-                <w:color w:val="000000"/>
-              </w:rPr>
-            </w:pPr>
-            <w:r>
-              <w:rPr>
-                <w:rFonts w:ascii="Times New Roman" w:hAnsi="Times New Roman" w:eastAsia="Times New Roman" w:cs="Times New Roman"/>
-                <w:i w:val="false"/>
-                <w:b w:val="false"/>
-                <w:u w:val="none"/>
-                <w:strike w:val="false"/>
-                <w:sz w:val="18"/>
-                <w:szCs w:val="18"/>
-                <w:color w:val="000000"/>
-              </w:rPr>
-              <w:t xml:space="preserve">8 (11.4%)</w:t>
-            </w:r>
-          </w:p>
-        </w:tc>
-        <w:tc>
-          <w:tcPr>
-            <w:tcBorders>
-              <w:bottom w:val="none" w:sz="0" w:space="0" w:color="000000"/>
-              <w:top w:val="none" w:sz="0" w:space="0" w:color="000000"/>
-              <w:left w:val="none" w:sz="0" w:space="0" w:color="000000"/>
-              <w:right w:val="none" w:sz="0" w:space="0" w:color="000000"/>
-            </w:tcBorders>
-            <w:shd w:val="clear" w:color="auto" w:fill="FFFFFF"/>
-            <w:tcMar>
-              <w:top w:w="0" w:type="dxa"/>
-              <w:bottom w:w="0" w:type="dxa"/>
-              <w:left w:w="0" w:type="dxa"/>
-              <w:right w:w="0" w:type="dxa"/>
-            </w:tcMar>
-            <w:vAlign w:val="top"/>
-          </w:tcPr>
-          <w:p>
-            <w:pPr>
-              <w:pStyle w:val="Normal"/>
-              <w:jc w:val="center"/>
-              <w:pBdr>
-                <w:bottom w:val="none" w:sz="0" w:space="0" w:color="000000"/>
-                <w:top w:val="none" w:sz="0" w:space="0" w:color="000000"/>
-                <w:left w:val="none" w:sz="0" w:space="0" w:color="000000"/>
-                <w:right w:val="none" w:sz="0" w:space="0" w:color="000000"/>
-              </w:pBdr>
-              <w:spacing w:after="100" w:before="100" w:line="240"/>
-              <w:ind w:left="100" w:right="100" w:firstLine="0" w:firstLineChars="0"/>
-              <w:rPr>
-                <w:rFonts w:ascii="Times New Roman" w:hAnsi="Times New Roman" w:eastAsia="Times New Roman" w:cs="Times New Roman"/>
-                <w:i w:val="false"/>
-                <w:b w:val="false"/>
-                <w:u w:val="none"/>
-                <w:strike w:val="false"/>
-                <w:sz w:val="18"/>
-                <w:szCs w:val="18"/>
-                <w:color w:val="000000"/>
-              </w:rPr>
-            </w:pPr>
-            <w:r>
-              <w:rPr>
-                <w:rFonts w:ascii="Times New Roman" w:hAnsi="Times New Roman" w:eastAsia="Times New Roman" w:cs="Times New Roman"/>
-                <w:i w:val="false"/>
-                <w:b w:val="false"/>
-                <w:u w:val="none"/>
-                <w:strike w:val="false"/>
-                <w:sz w:val="18"/>
-                <w:szCs w:val="18"/>
-                <w:color w:val="000000"/>
-              </w:rPr>
-              <w:t xml:space="preserve"/>
-            </w:r>
-          </w:p>
-        </w:tc>
-      </w:tr>
-      <w:tr>
-        <w:trPr>
-          <w:trHeight w:val="560" w:hRule="auto"/>
-        </w:trPr>
-        <w:tc>
-          <w:tcPr>
-            <w:tcBorders>
-              <w:bottom w:val="none" w:sz="0" w:space="0" w:color="000000"/>
-              <w:top w:val="none" w:sz="0" w:space="0" w:color="000000"/>
-              <w:left w:val="none" w:sz="0" w:space="0" w:color="000000"/>
-              <w:right w:val="none" w:sz="0" w:space="0" w:color="000000"/>
-            </w:tcBorders>
-            <w:shd w:val="clear" w:color="auto" w:fill="FFFFFF"/>
-            <w:tcMar>
-              <w:top w:w="0" w:type="dxa"/>
-              <w:bottom w:w="0" w:type="dxa"/>
-              <w:left w:w="0" w:type="dxa"/>
-              <w:right w:w="0" w:type="dxa"/>
-            </w:tcMar>
-            <w:vAlign w:val="top"/>
-          </w:tcPr>
-          <w:p>
-            <w:pPr>
-              <w:pStyle w:val="Normal"/>
-              <w:jc w:val="left"/>
-              <w:pBdr>
-                <w:bottom w:val="none" w:sz="0" w:space="0" w:color="000000"/>
-                <w:top w:val="none" w:sz="0" w:space="0" w:color="000000"/>
-                <w:left w:val="none" w:sz="0" w:space="0" w:color="000000"/>
-                <w:right w:val="none" w:sz="0" w:space="0" w:color="000000"/>
-              </w:pBdr>
-              <w:spacing w:after="100" w:before="100" w:line="240"/>
-              <w:ind w:left="300" w:right="100" w:firstLine="0" w:firstLineChars="0"/>
-              <w:rPr>
-                <w:rFonts w:ascii="Times New Roman" w:hAnsi="Times New Roman" w:eastAsia="Times New Roman" w:cs="Times New Roman"/>
-                <w:i w:val="false"/>
-                <w:b w:val="false"/>
-                <w:u w:val="none"/>
-                <w:strike w:val="false"/>
-                <w:sz w:val="18"/>
-                <w:szCs w:val="18"/>
-                <w:color w:val="000000"/>
-              </w:rPr>
-            </w:pPr>
-            <w:r>
-              <w:rPr>
-                <w:rFonts w:ascii="Times New Roman" w:hAnsi="Times New Roman" w:eastAsia="Times New Roman" w:cs="Times New Roman"/>
-                <w:i w:val="false"/>
-                <w:b w:val="false"/>
-                <w:u w:val="none"/>
-                <w:strike w:val="false"/>
-                <w:sz w:val="18"/>
-                <w:szCs w:val="18"/>
-                <w:color w:val="000000"/>
-              </w:rPr>
-              <w:t xml:space="preserve">Missing</w:t>
-            </w:r>
-          </w:p>
-        </w:tc>
-        <w:tc>
-          <w:tcPr>
-            <w:tcBorders>
-              <w:bottom w:val="none" w:sz="0" w:space="0" w:color="000000"/>
-              <w:top w:val="none" w:sz="0" w:space="0" w:color="000000"/>
-              <w:left w:val="none" w:sz="0" w:space="0" w:color="000000"/>
-              <w:right w:val="none" w:sz="0" w:space="0" w:color="000000"/>
-            </w:tcBorders>
-            <w:shd w:val="clear" w:color="auto" w:fill="FFFFFF"/>
-            <w:tcMar>
-              <w:top w:w="0" w:type="dxa"/>
-              <w:bottom w:w="0" w:type="dxa"/>
-              <w:left w:w="0" w:type="dxa"/>
-              <w:right w:w="0" w:type="dxa"/>
-            </w:tcMar>
-            <w:vAlign w:val="top"/>
-          </w:tcPr>
-          <w:p>
-            <w:pPr>
-              <w:pStyle w:val="Normal"/>
-              <w:jc w:val="center"/>
-              <w:pBdr>
-                <w:bottom w:val="none" w:sz="0" w:space="0" w:color="000000"/>
-                <w:top w:val="none" w:sz="0" w:space="0" w:color="000000"/>
-                <w:left w:val="none" w:sz="0" w:space="0" w:color="000000"/>
-                <w:right w:val="none" w:sz="0" w:space="0" w:color="000000"/>
-              </w:pBdr>
-              <w:spacing w:after="100" w:before="100" w:line="240"/>
-              <w:ind w:left="100" w:right="100" w:firstLine="0" w:firstLineChars="0"/>
-              <w:rPr>
-                <w:rFonts w:ascii="Times New Roman" w:hAnsi="Times New Roman" w:eastAsia="Times New Roman" w:cs="Times New Roman"/>
-                <w:i w:val="false"/>
-                <w:b w:val="false"/>
-                <w:u w:val="none"/>
-                <w:strike w:val="false"/>
-                <w:sz w:val="18"/>
-                <w:szCs w:val="18"/>
-                <w:color w:val="000000"/>
-              </w:rPr>
-            </w:pPr>
-            <w:r>
-              <w:rPr>
-                <w:rFonts w:ascii="Times New Roman" w:hAnsi="Times New Roman" w:eastAsia="Times New Roman" w:cs="Times New Roman"/>
-                <w:i w:val="false"/>
-                <w:b w:val="false"/>
-                <w:u w:val="none"/>
-                <w:strike w:val="false"/>
-                <w:sz w:val="18"/>
-                <w:szCs w:val="18"/>
-                <w:color w:val="000000"/>
-              </w:rPr>
-              <w:t xml:space="preserve">17</w:t>
-            </w:r>
-          </w:p>
-        </w:tc>
-        <w:tc>
-          <w:tcPr>
-            <w:tcBorders>
-              <w:bottom w:val="none" w:sz="0" w:space="0" w:color="000000"/>
-              <w:top w:val="none" w:sz="0" w:space="0" w:color="000000"/>
-              <w:left w:val="none" w:sz="0" w:space="0" w:color="000000"/>
-              <w:right w:val="none" w:sz="0" w:space="0" w:color="000000"/>
-            </w:tcBorders>
-            <w:shd w:val="clear" w:color="auto" w:fill="FFFFFF"/>
-            <w:tcMar>
-              <w:top w:w="0" w:type="dxa"/>
-              <w:bottom w:w="0" w:type="dxa"/>
-              <w:left w:w="0" w:type="dxa"/>
-              <w:right w:w="0" w:type="dxa"/>
-            </w:tcMar>
-            <w:vAlign w:val="top"/>
-          </w:tcPr>
-          <w:p>
-            <w:pPr>
-              <w:pStyle w:val="Normal"/>
-              <w:jc w:val="center"/>
-              <w:pBdr>
-                <w:bottom w:val="none" w:sz="0" w:space="0" w:color="000000"/>
-                <w:top w:val="none" w:sz="0" w:space="0" w:color="000000"/>
-                <w:left w:val="none" w:sz="0" w:space="0" w:color="000000"/>
-                <w:right w:val="none" w:sz="0" w:space="0" w:color="000000"/>
-              </w:pBdr>
-              <w:spacing w:after="100" w:before="100" w:line="240"/>
-              <w:ind w:left="100" w:right="100" w:firstLine="0" w:firstLineChars="0"/>
-              <w:rPr>
-                <w:rFonts w:ascii="Times New Roman" w:hAnsi="Times New Roman" w:eastAsia="Times New Roman" w:cs="Times New Roman"/>
-                <w:i w:val="false"/>
-                <w:b w:val="false"/>
-                <w:u w:val="none"/>
-                <w:strike w:val="false"/>
-                <w:sz w:val="18"/>
-                <w:szCs w:val="18"/>
-                <w:color w:val="000000"/>
-              </w:rPr>
-            </w:pPr>
-            <w:r>
-              <w:rPr>
-                <w:rFonts w:ascii="Times New Roman" w:hAnsi="Times New Roman" w:eastAsia="Times New Roman" w:cs="Times New Roman"/>
-                <w:i w:val="false"/>
-                <w:b w:val="false"/>
-                <w:u w:val="none"/>
-                <w:strike w:val="false"/>
-                <w:sz w:val="18"/>
-                <w:szCs w:val="18"/>
-                <w:color w:val="000000"/>
-              </w:rPr>
-              <w:t xml:space="preserve">9</w:t>
-            </w:r>
-          </w:p>
-        </w:tc>
-        <w:tc>
-          <w:tcPr>
-            <w:tcBorders>
-              <w:bottom w:val="none" w:sz="0" w:space="0" w:color="000000"/>
-              <w:top w:val="none" w:sz="0" w:space="0" w:color="000000"/>
-              <w:left w:val="none" w:sz="0" w:space="0" w:color="000000"/>
-              <w:right w:val="none" w:sz="0" w:space="0" w:color="000000"/>
-            </w:tcBorders>
-            <w:shd w:val="clear" w:color="auto" w:fill="FFFFFF"/>
-            <w:tcMar>
-              <w:top w:w="0" w:type="dxa"/>
-              <w:bottom w:w="0" w:type="dxa"/>
-              <w:left w:w="0" w:type="dxa"/>
-              <w:right w:w="0" w:type="dxa"/>
-            </w:tcMar>
-            <w:vAlign w:val="top"/>
-          </w:tcPr>
-          <w:p>
-            <w:pPr>
-              <w:pStyle w:val="Normal"/>
-              <w:jc w:val="center"/>
-              <w:pBdr>
-                <w:bottom w:val="none" w:sz="0" w:space="0" w:color="000000"/>
-                <w:top w:val="none" w:sz="0" w:space="0" w:color="000000"/>
-                <w:left w:val="none" w:sz="0" w:space="0" w:color="000000"/>
-                <w:right w:val="none" w:sz="0" w:space="0" w:color="000000"/>
-              </w:pBdr>
-              <w:spacing w:after="100" w:before="100" w:line="240"/>
-              <w:ind w:left="100" w:right="100" w:firstLine="0" w:firstLineChars="0"/>
-              <w:rPr>
-                <w:rFonts w:ascii="Times New Roman" w:hAnsi="Times New Roman" w:eastAsia="Times New Roman" w:cs="Times New Roman"/>
-                <w:i w:val="false"/>
-                <w:b w:val="false"/>
-                <w:u w:val="none"/>
-                <w:strike w:val="false"/>
-                <w:sz w:val="18"/>
-                <w:szCs w:val="18"/>
-                <w:color w:val="000000"/>
-              </w:rPr>
-            </w:pPr>
-            <w:r>
-              <w:rPr>
-                <w:rFonts w:ascii="Times New Roman" w:hAnsi="Times New Roman" w:eastAsia="Times New Roman" w:cs="Times New Roman"/>
-                <w:i w:val="false"/>
-                <w:b w:val="false"/>
-                <w:u w:val="none"/>
-                <w:strike w:val="false"/>
-                <w:sz w:val="18"/>
-                <w:szCs w:val="18"/>
-                <w:color w:val="000000"/>
-              </w:rPr>
-              <w:t xml:space="preserve">8</w:t>
-            </w:r>
-          </w:p>
-        </w:tc>
-        <w:tc>
-          <w:tcPr>
-            <w:tcBorders>
-              <w:bottom w:val="none" w:sz="0" w:space="0" w:color="000000"/>
-              <w:top w:val="none" w:sz="0" w:space="0" w:color="000000"/>
-              <w:left w:val="none" w:sz="0" w:space="0" w:color="000000"/>
-              <w:right w:val="none" w:sz="0" w:space="0" w:color="000000"/>
-            </w:tcBorders>
-            <w:shd w:val="clear" w:color="auto" w:fill="FFFFFF"/>
-            <w:tcMar>
-              <w:top w:w="0" w:type="dxa"/>
-              <w:bottom w:w="0" w:type="dxa"/>
-              <w:left w:w="0" w:type="dxa"/>
-              <w:right w:w="0" w:type="dxa"/>
-            </w:tcMar>
-            <w:vAlign w:val="top"/>
-          </w:tcPr>
-          <w:p>
-            <w:pPr>
-              <w:pStyle w:val="Normal"/>
-              <w:jc w:val="center"/>
-              <w:pBdr>
-                <w:bottom w:val="none" w:sz="0" w:space="0" w:color="000000"/>
-                <w:top w:val="none" w:sz="0" w:space="0" w:color="000000"/>
-                <w:left w:val="none" w:sz="0" w:space="0" w:color="000000"/>
-                <w:right w:val="none" w:sz="0" w:space="0" w:color="000000"/>
-              </w:pBdr>
-              <w:spacing w:after="100" w:before="100" w:line="240"/>
-              <w:ind w:left="100" w:right="100" w:firstLine="0" w:firstLineChars="0"/>
-              <w:rPr>
-                <w:rFonts w:ascii="Times New Roman" w:hAnsi="Times New Roman" w:eastAsia="Times New Roman" w:cs="Times New Roman"/>
-                <w:i w:val="false"/>
-                <w:b w:val="false"/>
-                <w:u w:val="none"/>
-                <w:strike w:val="false"/>
-                <w:sz w:val="18"/>
-                <w:szCs w:val="18"/>
-                <w:color w:val="000000"/>
-              </w:rPr>
-            </w:pPr>
-            <w:r>
-              <w:rPr>
-                <w:rFonts w:ascii="Times New Roman" w:hAnsi="Times New Roman" w:eastAsia="Times New Roman" w:cs="Times New Roman"/>
-                <w:i w:val="false"/>
-                <w:b w:val="false"/>
-                <w:u w:val="none"/>
-                <w:strike w:val="false"/>
-                <w:sz w:val="18"/>
-                <w:szCs w:val="18"/>
-                <w:color w:val="000000"/>
-              </w:rPr>
-              <w:t xml:space="preserve"/>
-            </w:r>
-          </w:p>
-        </w:tc>
-      </w:tr>
-      <w:tr>
-        <w:trPr>
-          <w:trHeight w:val="560" w:hRule="auto"/>
-        </w:trPr>
-        <w:tc>
-          <w:tcPr>
-            <w:tcBorders>
-              <w:bottom w:val="none" w:sz="0" w:space="0" w:color="000000"/>
-              <w:top w:val="none" w:sz="0" w:space="0" w:color="000000"/>
-              <w:left w:val="none" w:sz="0" w:space="0" w:color="000000"/>
-              <w:right w:val="none" w:sz="0" w:space="0" w:color="000000"/>
-            </w:tcBorders>
-            <w:shd w:val="clear" w:color="auto" w:fill="FFFFFF"/>
-            <w:tcMar>
-              <w:top w:w="0" w:type="dxa"/>
-              <w:bottom w:w="0" w:type="dxa"/>
-              <w:left w:w="0" w:type="dxa"/>
-              <w:right w:w="0" w:type="dxa"/>
-            </w:tcMar>
-            <w:vAlign w:val="top"/>
-          </w:tcPr>
-          <w:p>
-            <w:pPr>
-              <w:pStyle w:val="Normal"/>
-              <w:jc w:val="left"/>
-              <w:pBdr>
-                <w:bottom w:val="none" w:sz="0" w:space="0" w:color="000000"/>
-                <w:top w:val="none" w:sz="0" w:space="0" w:color="000000"/>
-                <w:left w:val="none" w:sz="0" w:space="0" w:color="000000"/>
-                <w:right w:val="none" w:sz="0" w:space="0" w:color="000000"/>
-              </w:pBdr>
-              <w:spacing w:after="100" w:before="100" w:line="240"/>
-              <w:ind w:left="100" w:right="100" w:firstLine="0" w:firstLineChars="0"/>
-              <w:rPr>
-                <w:rFonts w:ascii="Times New Roman" w:hAnsi="Times New Roman" w:eastAsia="Times New Roman" w:cs="Times New Roman"/>
-                <w:i w:val="false"/>
-                <w:b w:val="true"/>
-                <w:u w:val="none"/>
-                <w:strike w:val="false"/>
-                <w:sz w:val="18"/>
-                <w:szCs w:val="18"/>
-                <w:color w:val="000000"/>
-              </w:rPr>
-            </w:pPr>
-            <w:r>
-              <w:rPr>
-                <w:rFonts w:ascii="Times New Roman" w:hAnsi="Times New Roman" w:eastAsia="Times New Roman" w:cs="Times New Roman"/>
-                <w:i w:val="false"/>
-                <w:b w:val="true"/>
-                <w:u w:val="none"/>
-                <w:strike w:val="false"/>
-                <w:sz w:val="18"/>
-                <w:szCs w:val="18"/>
-                <w:color w:val="000000"/>
-              </w:rPr>
-              <w:t xml:space="preserve">BRAF testing performed</w:t>
-            </w:r>
-          </w:p>
-        </w:tc>
-        <w:tc>
-          <w:tcPr>
-            <w:tcBorders>
-              <w:bottom w:val="none" w:sz="0" w:space="0" w:color="000000"/>
-              <w:top w:val="none" w:sz="0" w:space="0" w:color="000000"/>
-              <w:left w:val="none" w:sz="0" w:space="0" w:color="000000"/>
-              <w:right w:val="none" w:sz="0" w:space="0" w:color="000000"/>
-            </w:tcBorders>
-            <w:shd w:val="clear" w:color="auto" w:fill="FFFFFF"/>
-            <w:tcMar>
-              <w:top w:w="0" w:type="dxa"/>
-              <w:bottom w:w="0" w:type="dxa"/>
-              <w:left w:w="0" w:type="dxa"/>
-              <w:right w:w="0" w:type="dxa"/>
-            </w:tcMar>
-            <w:vAlign w:val="top"/>
-          </w:tcPr>
-          <w:p>
-            <w:pPr>
-              <w:pStyle w:val="Normal"/>
-              <w:jc w:val="center"/>
-              <w:pBdr>
-                <w:bottom w:val="none" w:sz="0" w:space="0" w:color="000000"/>
-                <w:top w:val="none" w:sz="0" w:space="0" w:color="000000"/>
-                <w:left w:val="none" w:sz="0" w:space="0" w:color="000000"/>
-                <w:right w:val="none" w:sz="0" w:space="0" w:color="000000"/>
-              </w:pBdr>
-              <w:spacing w:after="100" w:before="100" w:line="240"/>
-              <w:ind w:left="100" w:right="100" w:firstLine="0" w:firstLineChars="0"/>
-              <w:rPr>
-                <w:rFonts w:ascii="Times New Roman" w:hAnsi="Times New Roman" w:eastAsia="Times New Roman" w:cs="Times New Roman"/>
-                <w:i w:val="false"/>
-                <w:b w:val="false"/>
-                <w:u w:val="none"/>
-                <w:strike w:val="false"/>
-                <w:sz w:val="18"/>
-                <w:szCs w:val="18"/>
-                <w:color w:val="000000"/>
-              </w:rPr>
-            </w:pPr>
-            <w:r>
-              <w:rPr>
-                <w:rFonts w:ascii="Times New Roman" w:hAnsi="Times New Roman" w:eastAsia="Times New Roman" w:cs="Times New Roman"/>
-                <w:i w:val="false"/>
-                <w:b w:val="false"/>
-                <w:u w:val="none"/>
-                <w:strike w:val="false"/>
-                <w:sz w:val="18"/>
-                <w:szCs w:val="18"/>
-                <w:color w:val="000000"/>
-              </w:rPr>
-              <w:t xml:space="preserve"/>
-            </w:r>
-          </w:p>
-        </w:tc>
-        <w:tc>
-          <w:tcPr>
-            <w:tcBorders>
-              <w:bottom w:val="none" w:sz="0" w:space="0" w:color="000000"/>
-              <w:top w:val="none" w:sz="0" w:space="0" w:color="000000"/>
-              <w:left w:val="none" w:sz="0" w:space="0" w:color="000000"/>
-              <w:right w:val="none" w:sz="0" w:space="0" w:color="000000"/>
-            </w:tcBorders>
-            <w:shd w:val="clear" w:color="auto" w:fill="FFFFFF"/>
-            <w:tcMar>
-              <w:top w:w="0" w:type="dxa"/>
-              <w:bottom w:w="0" w:type="dxa"/>
-              <w:left w:w="0" w:type="dxa"/>
-              <w:right w:w="0" w:type="dxa"/>
-            </w:tcMar>
-            <w:vAlign w:val="top"/>
-          </w:tcPr>
-          <w:p>
-            <w:pPr>
-              <w:pStyle w:val="Normal"/>
-              <w:jc w:val="center"/>
-              <w:pBdr>
-                <w:bottom w:val="none" w:sz="0" w:space="0" w:color="000000"/>
-                <w:top w:val="none" w:sz="0" w:space="0" w:color="000000"/>
-                <w:left w:val="none" w:sz="0" w:space="0" w:color="000000"/>
-                <w:right w:val="none" w:sz="0" w:space="0" w:color="000000"/>
-              </w:pBdr>
-              <w:spacing w:after="100" w:before="100" w:line="240"/>
-              <w:ind w:left="100" w:right="100" w:firstLine="0" w:firstLineChars="0"/>
-              <w:rPr>
-                <w:rFonts w:ascii="Times New Roman" w:hAnsi="Times New Roman" w:eastAsia="Times New Roman" w:cs="Times New Roman"/>
-                <w:i w:val="false"/>
-                <w:b w:val="false"/>
-                <w:u w:val="none"/>
-                <w:strike w:val="false"/>
-                <w:sz w:val="18"/>
-                <w:szCs w:val="18"/>
-                <w:color w:val="000000"/>
-              </w:rPr>
-            </w:pPr>
-            <w:r>
-              <w:rPr>
-                <w:rFonts w:ascii="Times New Roman" w:hAnsi="Times New Roman" w:eastAsia="Times New Roman" w:cs="Times New Roman"/>
-                <w:i w:val="false"/>
-                <w:b w:val="false"/>
-                <w:u w:val="none"/>
-                <w:strike w:val="false"/>
-                <w:sz w:val="18"/>
-                <w:szCs w:val="18"/>
-                <w:color w:val="000000"/>
-              </w:rPr>
-              <w:t xml:space="preserve"/>
-            </w:r>
-          </w:p>
-        </w:tc>
-        <w:tc>
-          <w:tcPr>
-            <w:tcBorders>
-              <w:bottom w:val="none" w:sz="0" w:space="0" w:color="000000"/>
-              <w:top w:val="none" w:sz="0" w:space="0" w:color="000000"/>
-              <w:left w:val="none" w:sz="0" w:space="0" w:color="000000"/>
-              <w:right w:val="none" w:sz="0" w:space="0" w:color="000000"/>
-            </w:tcBorders>
-            <w:shd w:val="clear" w:color="auto" w:fill="FFFFFF"/>
-            <w:tcMar>
-              <w:top w:w="0" w:type="dxa"/>
-              <w:bottom w:w="0" w:type="dxa"/>
-              <w:left w:w="0" w:type="dxa"/>
-              <w:right w:w="0" w:type="dxa"/>
-            </w:tcMar>
-            <w:vAlign w:val="top"/>
-          </w:tcPr>
-          <w:p>
-            <w:pPr>
-              <w:pStyle w:val="Normal"/>
-              <w:jc w:val="center"/>
-              <w:pBdr>
-                <w:bottom w:val="none" w:sz="0" w:space="0" w:color="000000"/>
-                <w:top w:val="none" w:sz="0" w:space="0" w:color="000000"/>
-                <w:left w:val="none" w:sz="0" w:space="0" w:color="000000"/>
-                <w:right w:val="none" w:sz="0" w:space="0" w:color="000000"/>
-              </w:pBdr>
-              <w:spacing w:after="100" w:before="100" w:line="240"/>
-              <w:ind w:left="100" w:right="100" w:firstLine="0" w:firstLineChars="0"/>
-              <w:rPr>
-                <w:rFonts w:ascii="Times New Roman" w:hAnsi="Times New Roman" w:eastAsia="Times New Roman" w:cs="Times New Roman"/>
-                <w:i w:val="false"/>
-                <w:b w:val="false"/>
-                <w:u w:val="none"/>
-                <w:strike w:val="false"/>
-                <w:sz w:val="18"/>
-                <w:szCs w:val="18"/>
-                <w:color w:val="000000"/>
-              </w:rPr>
-            </w:pPr>
-            <w:r>
-              <w:rPr>
-                <w:rFonts w:ascii="Times New Roman" w:hAnsi="Times New Roman" w:eastAsia="Times New Roman" w:cs="Times New Roman"/>
-                <w:i w:val="false"/>
-                <w:b w:val="false"/>
-                <w:u w:val="none"/>
-                <w:strike w:val="false"/>
-                <w:sz w:val="18"/>
-                <w:szCs w:val="18"/>
-                <w:color w:val="000000"/>
-              </w:rPr>
-              <w:t xml:space="preserve"/>
-            </w:r>
-          </w:p>
-        </w:tc>
-        <w:tc>
-          <w:tcPr>
-            <w:tcBorders>
-              <w:bottom w:val="none" w:sz="0" w:space="0" w:color="000000"/>
-              <w:top w:val="none" w:sz="0" w:space="0" w:color="000000"/>
-              <w:left w:val="none" w:sz="0" w:space="0" w:color="000000"/>
-              <w:right w:val="none" w:sz="0" w:space="0" w:color="000000"/>
-            </w:tcBorders>
-            <w:shd w:val="clear" w:color="auto" w:fill="FFFFFF"/>
-            <w:tcMar>
-              <w:top w:w="0" w:type="dxa"/>
-              <w:bottom w:w="0" w:type="dxa"/>
-              <w:left w:w="0" w:type="dxa"/>
-              <w:right w:w="0" w:type="dxa"/>
-            </w:tcMar>
-            <w:vAlign w:val="top"/>
-          </w:tcPr>
-          <w:p>
-            <w:pPr>
-              <w:pStyle w:val="Normal"/>
-              <w:jc w:val="center"/>
-              <w:pBdr>
-                <w:bottom w:val="none" w:sz="0" w:space="0" w:color="000000"/>
-                <w:top w:val="none" w:sz="0" w:space="0" w:color="000000"/>
-                <w:left w:val="none" w:sz="0" w:space="0" w:color="000000"/>
-                <w:right w:val="none" w:sz="0" w:space="0" w:color="000000"/>
-              </w:pBdr>
-              <w:spacing w:after="100" w:before="100" w:line="240"/>
-              <w:ind w:left="100" w:right="100" w:firstLine="0" w:firstLineChars="0"/>
-              <w:rPr>
-                <w:rFonts w:ascii="Times New Roman" w:hAnsi="Times New Roman" w:eastAsia="Times New Roman" w:cs="Times New Roman"/>
-                <w:i w:val="false"/>
-                <w:b w:val="false"/>
-                <w:u w:val="none"/>
-                <w:strike w:val="false"/>
-                <w:sz w:val="18"/>
-                <w:szCs w:val="18"/>
-                <w:color w:val="000000"/>
-              </w:rPr>
-            </w:pPr>
-            <w:r>
-              <w:rPr>
-                <w:rFonts w:ascii="Times New Roman" w:hAnsi="Times New Roman" w:eastAsia="Times New Roman" w:cs="Times New Roman"/>
-                <w:i w:val="false"/>
-                <w:b w:val="false"/>
-                <w:u w:val="none"/>
-                <w:strike w:val="false"/>
-                <w:sz w:val="18"/>
-                <w:szCs w:val="18"/>
-                <w:color w:val="000000"/>
-              </w:rPr>
-              <w:t xml:space="preserve">0.275</w:t>
-            </w:r>
-          </w:p>
-        </w:tc>
-      </w:tr>
-      <w:tr>
-        <w:trPr>
-          <w:trHeight w:val="560" w:hRule="auto"/>
-        </w:trPr>
-        <w:tc>
-          <w:tcPr>
-            <w:tcBorders>
-              <w:bottom w:val="none" w:sz="0" w:space="0" w:color="000000"/>
-              <w:top w:val="none" w:sz="0" w:space="0" w:color="000000"/>
-              <w:left w:val="none" w:sz="0" w:space="0" w:color="000000"/>
-              <w:right w:val="none" w:sz="0" w:space="0" w:color="000000"/>
-            </w:tcBorders>
-            <w:shd w:val="clear" w:color="auto" w:fill="FFFFFF"/>
-            <w:tcMar>
-              <w:top w:w="0" w:type="dxa"/>
-              <w:bottom w:w="0" w:type="dxa"/>
-              <w:left w:w="0" w:type="dxa"/>
-              <w:right w:w="0" w:type="dxa"/>
-            </w:tcMar>
-            <w:vAlign w:val="top"/>
-          </w:tcPr>
-          <w:p>
-            <w:pPr>
-              <w:pStyle w:val="Normal"/>
-              <w:jc w:val="left"/>
-              <w:pBdr>
-                <w:bottom w:val="none" w:sz="0" w:space="0" w:color="000000"/>
-                <w:top w:val="none" w:sz="0" w:space="0" w:color="000000"/>
-                <w:left w:val="none" w:sz="0" w:space="0" w:color="000000"/>
-                <w:right w:val="none" w:sz="0" w:space="0" w:color="000000"/>
-              </w:pBdr>
-              <w:spacing w:after="100" w:before="100" w:line="240"/>
-              <w:ind w:left="300" w:right="100" w:firstLine="0" w:firstLineChars="0"/>
-              <w:rPr>
-                <w:rFonts w:ascii="Times New Roman" w:hAnsi="Times New Roman" w:eastAsia="Times New Roman" w:cs="Times New Roman"/>
-                <w:i w:val="false"/>
-                <w:b w:val="false"/>
-                <w:u w:val="none"/>
-                <w:strike w:val="false"/>
-                <w:sz w:val="18"/>
-                <w:szCs w:val="18"/>
-                <w:color w:val="000000"/>
-              </w:rPr>
-            </w:pPr>
-            <w:r>
-              <w:rPr>
-                <w:rFonts w:ascii="Times New Roman" w:hAnsi="Times New Roman" w:eastAsia="Times New Roman" w:cs="Times New Roman"/>
-                <w:i w:val="false"/>
-                <w:b w:val="false"/>
-                <w:u w:val="none"/>
-                <w:strike w:val="false"/>
-                <w:sz w:val="18"/>
-                <w:szCs w:val="18"/>
-                <w:color w:val="000000"/>
-              </w:rPr>
-              <w:t xml:space="preserve">No</w:t>
-            </w:r>
-          </w:p>
-        </w:tc>
-        <w:tc>
-          <w:tcPr>
-            <w:tcBorders>
-              <w:bottom w:val="none" w:sz="0" w:space="0" w:color="000000"/>
-              <w:top w:val="none" w:sz="0" w:space="0" w:color="000000"/>
-              <w:left w:val="none" w:sz="0" w:space="0" w:color="000000"/>
-              <w:right w:val="none" w:sz="0" w:space="0" w:color="000000"/>
-            </w:tcBorders>
-            <w:shd w:val="clear" w:color="auto" w:fill="FFFFFF"/>
-            <w:tcMar>
-              <w:top w:w="0" w:type="dxa"/>
-              <w:bottom w:w="0" w:type="dxa"/>
-              <w:left w:w="0" w:type="dxa"/>
-              <w:right w:w="0" w:type="dxa"/>
-            </w:tcMar>
-            <w:vAlign w:val="top"/>
-          </w:tcPr>
-          <w:p>
-            <w:pPr>
-              <w:pStyle w:val="Normal"/>
-              <w:jc w:val="center"/>
-              <w:pBdr>
-                <w:bottom w:val="none" w:sz="0" w:space="0" w:color="000000"/>
-                <w:top w:val="none" w:sz="0" w:space="0" w:color="000000"/>
-                <w:left w:val="none" w:sz="0" w:space="0" w:color="000000"/>
-                <w:right w:val="none" w:sz="0" w:space="0" w:color="000000"/>
-              </w:pBdr>
-              <w:spacing w:after="100" w:before="100" w:line="240"/>
-              <w:ind w:left="100" w:right="100" w:firstLine="0" w:firstLineChars="0"/>
-              <w:rPr>
-                <w:rFonts w:ascii="Times New Roman" w:hAnsi="Times New Roman" w:eastAsia="Times New Roman" w:cs="Times New Roman"/>
-                <w:i w:val="false"/>
-                <w:b w:val="false"/>
-                <w:u w:val="none"/>
-                <w:strike w:val="false"/>
-                <w:sz w:val="18"/>
-                <w:szCs w:val="18"/>
-                <w:color w:val="000000"/>
-              </w:rPr>
-            </w:pPr>
-            <w:r>
-              <w:rPr>
-                <w:rFonts w:ascii="Times New Roman" w:hAnsi="Times New Roman" w:eastAsia="Times New Roman" w:cs="Times New Roman"/>
-                <w:i w:val="false"/>
-                <w:b w:val="false"/>
-                <w:u w:val="none"/>
-                <w:strike w:val="false"/>
-                <w:sz w:val="18"/>
-                <w:szCs w:val="18"/>
-                <w:color w:val="000000"/>
-              </w:rPr>
-              <w:t xml:space="preserve">130 (94.2%)</w:t>
-            </w:r>
-          </w:p>
-        </w:tc>
-        <w:tc>
-          <w:tcPr>
-            <w:tcBorders>
-              <w:bottom w:val="none" w:sz="0" w:space="0" w:color="000000"/>
-              <w:top w:val="none" w:sz="0" w:space="0" w:color="000000"/>
-              <w:left w:val="none" w:sz="0" w:space="0" w:color="000000"/>
-              <w:right w:val="none" w:sz="0" w:space="0" w:color="000000"/>
-            </w:tcBorders>
-            <w:shd w:val="clear" w:color="auto" w:fill="FFFFFF"/>
-            <w:tcMar>
-              <w:top w:w="0" w:type="dxa"/>
-              <w:bottom w:w="0" w:type="dxa"/>
-              <w:left w:w="0" w:type="dxa"/>
-              <w:right w:w="0" w:type="dxa"/>
-            </w:tcMar>
-            <w:vAlign w:val="top"/>
-          </w:tcPr>
-          <w:p>
-            <w:pPr>
-              <w:pStyle w:val="Normal"/>
-              <w:jc w:val="center"/>
-              <w:pBdr>
-                <w:bottom w:val="none" w:sz="0" w:space="0" w:color="000000"/>
-                <w:top w:val="none" w:sz="0" w:space="0" w:color="000000"/>
-                <w:left w:val="none" w:sz="0" w:space="0" w:color="000000"/>
-                <w:right w:val="none" w:sz="0" w:space="0" w:color="000000"/>
-              </w:pBdr>
-              <w:spacing w:after="100" w:before="100" w:line="240"/>
-              <w:ind w:left="100" w:right="100" w:firstLine="0" w:firstLineChars="0"/>
-              <w:rPr>
-                <w:rFonts w:ascii="Times New Roman" w:hAnsi="Times New Roman" w:eastAsia="Times New Roman" w:cs="Times New Roman"/>
-                <w:i w:val="false"/>
-                <w:b w:val="false"/>
-                <w:u w:val="none"/>
-                <w:strike w:val="false"/>
-                <w:sz w:val="18"/>
-                <w:szCs w:val="18"/>
-                <w:color w:val="000000"/>
-              </w:rPr>
-            </w:pPr>
-            <w:r>
-              <w:rPr>
-                <w:rFonts w:ascii="Times New Roman" w:hAnsi="Times New Roman" w:eastAsia="Times New Roman" w:cs="Times New Roman"/>
-                <w:i w:val="false"/>
-                <w:b w:val="false"/>
-                <w:u w:val="none"/>
-                <w:strike w:val="false"/>
-                <w:sz w:val="18"/>
-                <w:szCs w:val="18"/>
-                <w:color w:val="000000"/>
-              </w:rPr>
-              <w:t xml:space="preserve">66 (97.1%)</w:t>
-            </w:r>
-          </w:p>
-        </w:tc>
-        <w:tc>
-          <w:tcPr>
-            <w:tcBorders>
-              <w:bottom w:val="none" w:sz="0" w:space="0" w:color="000000"/>
-              <w:top w:val="none" w:sz="0" w:space="0" w:color="000000"/>
-              <w:left w:val="none" w:sz="0" w:space="0" w:color="000000"/>
-              <w:right w:val="none" w:sz="0" w:space="0" w:color="000000"/>
-            </w:tcBorders>
-            <w:shd w:val="clear" w:color="auto" w:fill="FFFFFF"/>
-            <w:tcMar>
-              <w:top w:w="0" w:type="dxa"/>
-              <w:bottom w:w="0" w:type="dxa"/>
-              <w:left w:w="0" w:type="dxa"/>
-              <w:right w:w="0" w:type="dxa"/>
-            </w:tcMar>
-            <w:vAlign w:val="top"/>
-          </w:tcPr>
-          <w:p>
-            <w:pPr>
-              <w:pStyle w:val="Normal"/>
-              <w:jc w:val="center"/>
-              <w:pBdr>
-                <w:bottom w:val="none" w:sz="0" w:space="0" w:color="000000"/>
-                <w:top w:val="none" w:sz="0" w:space="0" w:color="000000"/>
-                <w:left w:val="none" w:sz="0" w:space="0" w:color="000000"/>
-                <w:right w:val="none" w:sz="0" w:space="0" w:color="000000"/>
-              </w:pBdr>
-              <w:spacing w:after="100" w:before="100" w:line="240"/>
-              <w:ind w:left="100" w:right="100" w:firstLine="0" w:firstLineChars="0"/>
-              <w:rPr>
-                <w:rFonts w:ascii="Times New Roman" w:hAnsi="Times New Roman" w:eastAsia="Times New Roman" w:cs="Times New Roman"/>
-                <w:i w:val="false"/>
-                <w:b w:val="false"/>
-                <w:u w:val="none"/>
-                <w:strike w:val="false"/>
-                <w:sz w:val="18"/>
-                <w:szCs w:val="18"/>
-                <w:color w:val="000000"/>
-              </w:rPr>
-            </w:pPr>
-            <w:r>
-              <w:rPr>
-                <w:rFonts w:ascii="Times New Roman" w:hAnsi="Times New Roman" w:eastAsia="Times New Roman" w:cs="Times New Roman"/>
-                <w:i w:val="false"/>
-                <w:b w:val="false"/>
-                <w:u w:val="none"/>
-                <w:strike w:val="false"/>
-                <w:sz w:val="18"/>
-                <w:szCs w:val="18"/>
-                <w:color w:val="000000"/>
-              </w:rPr>
-              <w:t xml:space="preserve">64 (91.4%)</w:t>
-            </w:r>
-          </w:p>
-        </w:tc>
-        <w:tc>
-          <w:tcPr>
-            <w:tcBorders>
-              <w:bottom w:val="none" w:sz="0" w:space="0" w:color="000000"/>
-              <w:top w:val="none" w:sz="0" w:space="0" w:color="000000"/>
-              <w:left w:val="none" w:sz="0" w:space="0" w:color="000000"/>
-              <w:right w:val="none" w:sz="0" w:space="0" w:color="000000"/>
-            </w:tcBorders>
-            <w:shd w:val="clear" w:color="auto" w:fill="FFFFFF"/>
-            <w:tcMar>
-              <w:top w:w="0" w:type="dxa"/>
-              <w:bottom w:w="0" w:type="dxa"/>
-              <w:left w:w="0" w:type="dxa"/>
-              <w:right w:w="0" w:type="dxa"/>
-            </w:tcMar>
-            <w:vAlign w:val="top"/>
-          </w:tcPr>
-          <w:p>
-            <w:pPr>
-              <w:pStyle w:val="Normal"/>
-              <w:jc w:val="center"/>
-              <w:pBdr>
-                <w:bottom w:val="none" w:sz="0" w:space="0" w:color="000000"/>
-                <w:top w:val="none" w:sz="0" w:space="0" w:color="000000"/>
-                <w:left w:val="none" w:sz="0" w:space="0" w:color="000000"/>
-                <w:right w:val="none" w:sz="0" w:space="0" w:color="000000"/>
-              </w:pBdr>
-              <w:spacing w:after="100" w:before="100" w:line="240"/>
-              <w:ind w:left="100" w:right="100" w:firstLine="0" w:firstLineChars="0"/>
-              <w:rPr>
-                <w:rFonts w:ascii="Times New Roman" w:hAnsi="Times New Roman" w:eastAsia="Times New Roman" w:cs="Times New Roman"/>
-                <w:i w:val="false"/>
-                <w:b w:val="false"/>
-                <w:u w:val="none"/>
-                <w:strike w:val="false"/>
-                <w:sz w:val="18"/>
-                <w:szCs w:val="18"/>
-                <w:color w:val="000000"/>
-              </w:rPr>
-            </w:pPr>
-            <w:r>
-              <w:rPr>
-                <w:rFonts w:ascii="Times New Roman" w:hAnsi="Times New Roman" w:eastAsia="Times New Roman" w:cs="Times New Roman"/>
-                <w:i w:val="false"/>
-                <w:b w:val="false"/>
-                <w:u w:val="none"/>
-                <w:strike w:val="false"/>
-                <w:sz w:val="18"/>
-                <w:szCs w:val="18"/>
-                <w:color w:val="000000"/>
-              </w:rPr>
-              <w:t xml:space="preserve"/>
-            </w:r>
-          </w:p>
-        </w:tc>
-      </w:tr>
-      <w:tr>
-        <w:trPr>
-          <w:trHeight w:val="560" w:hRule="auto"/>
-        </w:trPr>
-        <w:tc>
-          <w:tcPr>
-            <w:tcBorders>
-              <w:bottom w:val="none" w:sz="0" w:space="0" w:color="000000"/>
-              <w:top w:val="none" w:sz="0" w:space="0" w:color="000000"/>
-              <w:left w:val="none" w:sz="0" w:space="0" w:color="000000"/>
-              <w:right w:val="none" w:sz="0" w:space="0" w:color="000000"/>
-            </w:tcBorders>
-            <w:shd w:val="clear" w:color="auto" w:fill="FFFFFF"/>
-            <w:tcMar>
-              <w:top w:w="0" w:type="dxa"/>
-              <w:bottom w:w="0" w:type="dxa"/>
-              <w:left w:w="0" w:type="dxa"/>
-              <w:right w:w="0" w:type="dxa"/>
-            </w:tcMar>
-            <w:vAlign w:val="top"/>
-          </w:tcPr>
-          <w:p>
-            <w:pPr>
-              <w:pStyle w:val="Normal"/>
-              <w:jc w:val="left"/>
-              <w:pBdr>
-                <w:bottom w:val="none" w:sz="0" w:space="0" w:color="000000"/>
-                <w:top w:val="none" w:sz="0" w:space="0" w:color="000000"/>
-                <w:left w:val="none" w:sz="0" w:space="0" w:color="000000"/>
-                <w:right w:val="none" w:sz="0" w:space="0" w:color="000000"/>
-              </w:pBdr>
-              <w:spacing w:after="100" w:before="100" w:line="240"/>
-              <w:ind w:left="300" w:right="100" w:firstLine="0" w:firstLineChars="0"/>
-              <w:rPr>
-                <w:rFonts w:ascii="Times New Roman" w:hAnsi="Times New Roman" w:eastAsia="Times New Roman" w:cs="Times New Roman"/>
-                <w:i w:val="false"/>
-                <w:b w:val="false"/>
-                <w:u w:val="none"/>
-                <w:strike w:val="false"/>
-                <w:sz w:val="18"/>
-                <w:szCs w:val="18"/>
-                <w:color w:val="000000"/>
-              </w:rPr>
-            </w:pPr>
-            <w:r>
-              <w:rPr>
-                <w:rFonts w:ascii="Times New Roman" w:hAnsi="Times New Roman" w:eastAsia="Times New Roman" w:cs="Times New Roman"/>
-                <w:i w:val="false"/>
-                <w:b w:val="false"/>
-                <w:u w:val="none"/>
-                <w:strike w:val="false"/>
-                <w:sz w:val="18"/>
-                <w:szCs w:val="18"/>
-                <w:color w:val="000000"/>
-              </w:rPr>
-              <w:t xml:space="preserve">Yes</w:t>
-            </w:r>
-          </w:p>
-        </w:tc>
-        <w:tc>
-          <w:tcPr>
-            <w:tcBorders>
-              <w:bottom w:val="none" w:sz="0" w:space="0" w:color="000000"/>
-              <w:top w:val="none" w:sz="0" w:space="0" w:color="000000"/>
-              <w:left w:val="none" w:sz="0" w:space="0" w:color="000000"/>
-              <w:right w:val="none" w:sz="0" w:space="0" w:color="000000"/>
-            </w:tcBorders>
-            <w:shd w:val="clear" w:color="auto" w:fill="FFFFFF"/>
-            <w:tcMar>
-              <w:top w:w="0" w:type="dxa"/>
-              <w:bottom w:w="0" w:type="dxa"/>
-              <w:left w:w="0" w:type="dxa"/>
-              <w:right w:w="0" w:type="dxa"/>
-            </w:tcMar>
-            <w:vAlign w:val="top"/>
-          </w:tcPr>
-          <w:p>
-            <w:pPr>
-              <w:pStyle w:val="Normal"/>
-              <w:jc w:val="center"/>
-              <w:pBdr>
-                <w:bottom w:val="none" w:sz="0" w:space="0" w:color="000000"/>
-                <w:top w:val="none" w:sz="0" w:space="0" w:color="000000"/>
-                <w:left w:val="none" w:sz="0" w:space="0" w:color="000000"/>
-                <w:right w:val="none" w:sz="0" w:space="0" w:color="000000"/>
-              </w:pBdr>
-              <w:spacing w:after="100" w:before="100" w:line="240"/>
-              <w:ind w:left="100" w:right="100" w:firstLine="0" w:firstLineChars="0"/>
-              <w:rPr>
-                <w:rFonts w:ascii="Times New Roman" w:hAnsi="Times New Roman" w:eastAsia="Times New Roman" w:cs="Times New Roman"/>
-                <w:i w:val="false"/>
-                <w:b w:val="false"/>
-                <w:u w:val="none"/>
-                <w:strike w:val="false"/>
-                <w:sz w:val="18"/>
-                <w:szCs w:val="18"/>
-                <w:color w:val="000000"/>
-              </w:rPr>
-            </w:pPr>
-            <w:r>
-              <w:rPr>
-                <w:rFonts w:ascii="Times New Roman" w:hAnsi="Times New Roman" w:eastAsia="Times New Roman" w:cs="Times New Roman"/>
-                <w:i w:val="false"/>
-                <w:b w:val="false"/>
-                <w:u w:val="none"/>
-                <w:strike w:val="false"/>
-                <w:sz w:val="18"/>
-                <w:szCs w:val="18"/>
-                <w:color w:val="000000"/>
-              </w:rPr>
-              <w:t xml:space="preserve">8 (5.8%)</w:t>
-            </w:r>
-          </w:p>
-        </w:tc>
-        <w:tc>
-          <w:tcPr>
-            <w:tcBorders>
-              <w:bottom w:val="none" w:sz="0" w:space="0" w:color="000000"/>
-              <w:top w:val="none" w:sz="0" w:space="0" w:color="000000"/>
-              <w:left w:val="none" w:sz="0" w:space="0" w:color="000000"/>
-              <w:right w:val="none" w:sz="0" w:space="0" w:color="000000"/>
-            </w:tcBorders>
-            <w:shd w:val="clear" w:color="auto" w:fill="FFFFFF"/>
-            <w:tcMar>
-              <w:top w:w="0" w:type="dxa"/>
-              <w:bottom w:w="0" w:type="dxa"/>
-              <w:left w:w="0" w:type="dxa"/>
-              <w:right w:w="0" w:type="dxa"/>
-            </w:tcMar>
-            <w:vAlign w:val="top"/>
-          </w:tcPr>
-          <w:p>
-            <w:pPr>
-              <w:pStyle w:val="Normal"/>
-              <w:jc w:val="center"/>
-              <w:pBdr>
-                <w:bottom w:val="none" w:sz="0" w:space="0" w:color="000000"/>
-                <w:top w:val="none" w:sz="0" w:space="0" w:color="000000"/>
-                <w:left w:val="none" w:sz="0" w:space="0" w:color="000000"/>
-                <w:right w:val="none" w:sz="0" w:space="0" w:color="000000"/>
-              </w:pBdr>
-              <w:spacing w:after="100" w:before="100" w:line="240"/>
-              <w:ind w:left="100" w:right="100" w:firstLine="0" w:firstLineChars="0"/>
-              <w:rPr>
-                <w:rFonts w:ascii="Times New Roman" w:hAnsi="Times New Roman" w:eastAsia="Times New Roman" w:cs="Times New Roman"/>
-                <w:i w:val="false"/>
-                <w:b w:val="false"/>
-                <w:u w:val="none"/>
-                <w:strike w:val="false"/>
-                <w:sz w:val="18"/>
-                <w:szCs w:val="18"/>
-                <w:color w:val="000000"/>
-              </w:rPr>
-            </w:pPr>
-            <w:r>
-              <w:rPr>
-                <w:rFonts w:ascii="Times New Roman" w:hAnsi="Times New Roman" w:eastAsia="Times New Roman" w:cs="Times New Roman"/>
-                <w:i w:val="false"/>
-                <w:b w:val="false"/>
-                <w:u w:val="none"/>
-                <w:strike w:val="false"/>
-                <w:sz w:val="18"/>
-                <w:szCs w:val="18"/>
-                <w:color w:val="000000"/>
-              </w:rPr>
-              <w:t xml:space="preserve">2 (2.9%)</w:t>
-            </w:r>
-          </w:p>
-        </w:tc>
-        <w:tc>
-          <w:tcPr>
-            <w:tcBorders>
-              <w:bottom w:val="none" w:sz="0" w:space="0" w:color="000000"/>
-              <w:top w:val="none" w:sz="0" w:space="0" w:color="000000"/>
-              <w:left w:val="none" w:sz="0" w:space="0" w:color="000000"/>
-              <w:right w:val="none" w:sz="0" w:space="0" w:color="000000"/>
-            </w:tcBorders>
-            <w:shd w:val="clear" w:color="auto" w:fill="FFFFFF"/>
-            <w:tcMar>
-              <w:top w:w="0" w:type="dxa"/>
-              <w:bottom w:w="0" w:type="dxa"/>
-              <w:left w:w="0" w:type="dxa"/>
-              <w:right w:w="0" w:type="dxa"/>
-            </w:tcMar>
-            <w:vAlign w:val="top"/>
-          </w:tcPr>
-          <w:p>
-            <w:pPr>
-              <w:pStyle w:val="Normal"/>
-              <w:jc w:val="center"/>
-              <w:pBdr>
-                <w:bottom w:val="none" w:sz="0" w:space="0" w:color="000000"/>
-                <w:top w:val="none" w:sz="0" w:space="0" w:color="000000"/>
-                <w:left w:val="none" w:sz="0" w:space="0" w:color="000000"/>
-                <w:right w:val="none" w:sz="0" w:space="0" w:color="000000"/>
-              </w:pBdr>
-              <w:spacing w:after="100" w:before="100" w:line="240"/>
-              <w:ind w:left="100" w:right="100" w:firstLine="0" w:firstLineChars="0"/>
-              <w:rPr>
-                <w:rFonts w:ascii="Times New Roman" w:hAnsi="Times New Roman" w:eastAsia="Times New Roman" w:cs="Times New Roman"/>
-                <w:i w:val="false"/>
-                <w:b w:val="false"/>
-                <w:u w:val="none"/>
-                <w:strike w:val="false"/>
-                <w:sz w:val="18"/>
-                <w:szCs w:val="18"/>
-                <w:color w:val="000000"/>
-              </w:rPr>
-            </w:pPr>
-            <w:r>
-              <w:rPr>
-                <w:rFonts w:ascii="Times New Roman" w:hAnsi="Times New Roman" w:eastAsia="Times New Roman" w:cs="Times New Roman"/>
-                <w:i w:val="false"/>
-                <w:b w:val="false"/>
-                <w:u w:val="none"/>
-                <w:strike w:val="false"/>
-                <w:sz w:val="18"/>
-                <w:szCs w:val="18"/>
-                <w:color w:val="000000"/>
-              </w:rPr>
-              <w:t xml:space="preserve">6 (8.6%)</w:t>
-            </w:r>
-          </w:p>
-        </w:tc>
-        <w:tc>
-          <w:tcPr>
-            <w:tcBorders>
-              <w:bottom w:val="none" w:sz="0" w:space="0" w:color="000000"/>
-              <w:top w:val="none" w:sz="0" w:space="0" w:color="000000"/>
-              <w:left w:val="none" w:sz="0" w:space="0" w:color="000000"/>
-              <w:right w:val="none" w:sz="0" w:space="0" w:color="000000"/>
-            </w:tcBorders>
-            <w:shd w:val="clear" w:color="auto" w:fill="FFFFFF"/>
-            <w:tcMar>
-              <w:top w:w="0" w:type="dxa"/>
-              <w:bottom w:w="0" w:type="dxa"/>
-              <w:left w:w="0" w:type="dxa"/>
-              <w:right w:w="0" w:type="dxa"/>
-            </w:tcMar>
-            <w:vAlign w:val="top"/>
-          </w:tcPr>
-          <w:p>
-            <w:pPr>
-              <w:pStyle w:val="Normal"/>
-              <w:jc w:val="center"/>
-              <w:pBdr>
-                <w:bottom w:val="none" w:sz="0" w:space="0" w:color="000000"/>
-                <w:top w:val="none" w:sz="0" w:space="0" w:color="000000"/>
-                <w:left w:val="none" w:sz="0" w:space="0" w:color="000000"/>
-                <w:right w:val="none" w:sz="0" w:space="0" w:color="000000"/>
-              </w:pBdr>
-              <w:spacing w:after="100" w:before="100" w:line="240"/>
-              <w:ind w:left="100" w:right="100" w:firstLine="0" w:firstLineChars="0"/>
-              <w:rPr>
-                <w:rFonts w:ascii="Times New Roman" w:hAnsi="Times New Roman" w:eastAsia="Times New Roman" w:cs="Times New Roman"/>
-                <w:i w:val="false"/>
-                <w:b w:val="false"/>
-                <w:u w:val="none"/>
-                <w:strike w:val="false"/>
-                <w:sz w:val="18"/>
-                <w:szCs w:val="18"/>
-                <w:color w:val="000000"/>
-              </w:rPr>
-            </w:pPr>
-            <w:r>
-              <w:rPr>
-                <w:rFonts w:ascii="Times New Roman" w:hAnsi="Times New Roman" w:eastAsia="Times New Roman" w:cs="Times New Roman"/>
-                <w:i w:val="false"/>
-                <w:b w:val="false"/>
-                <w:u w:val="none"/>
-                <w:strike w:val="false"/>
-                <w:sz w:val="18"/>
-                <w:szCs w:val="18"/>
-                <w:color w:val="000000"/>
-              </w:rPr>
-              <w:t xml:space="preserve"/>
-            </w:r>
-          </w:p>
-        </w:tc>
-      </w:tr>
-      <w:tr>
-        <w:trPr>
-          <w:trHeight w:val="560" w:hRule="auto"/>
-        </w:trPr>
-        <w:tc>
-          <w:tcPr>
-            <w:tcBorders>
-              <w:bottom w:val="none" w:sz="0" w:space="0" w:color="000000"/>
-              <w:top w:val="none" w:sz="0" w:space="0" w:color="000000"/>
-              <w:left w:val="none" w:sz="0" w:space="0" w:color="000000"/>
-              <w:right w:val="none" w:sz="0" w:space="0" w:color="000000"/>
-            </w:tcBorders>
-            <w:shd w:val="clear" w:color="auto" w:fill="FFFFFF"/>
-            <w:tcMar>
-              <w:top w:w="0" w:type="dxa"/>
-              <w:bottom w:w="0" w:type="dxa"/>
-              <w:left w:w="0" w:type="dxa"/>
-              <w:right w:w="0" w:type="dxa"/>
-            </w:tcMar>
-            <w:vAlign w:val="top"/>
-          </w:tcPr>
-          <w:p>
-            <w:pPr>
-              <w:pStyle w:val="Normal"/>
-              <w:jc w:val="left"/>
-              <w:pBdr>
-                <w:bottom w:val="none" w:sz="0" w:space="0" w:color="000000"/>
-                <w:top w:val="none" w:sz="0" w:space="0" w:color="000000"/>
-                <w:left w:val="none" w:sz="0" w:space="0" w:color="000000"/>
-                <w:right w:val="none" w:sz="0" w:space="0" w:color="000000"/>
-              </w:pBdr>
-              <w:spacing w:after="100" w:before="100" w:line="240"/>
-              <w:ind w:left="300" w:right="100" w:firstLine="0" w:firstLineChars="0"/>
-              <w:rPr>
-                <w:rFonts w:ascii="Times New Roman" w:hAnsi="Times New Roman" w:eastAsia="Times New Roman" w:cs="Times New Roman"/>
-                <w:i w:val="false"/>
-                <w:b w:val="false"/>
-                <w:u w:val="none"/>
-                <w:strike w:val="false"/>
-                <w:sz w:val="18"/>
-                <w:szCs w:val="18"/>
-                <w:color w:val="000000"/>
-              </w:rPr>
-            </w:pPr>
-            <w:r>
-              <w:rPr>
-                <w:rFonts w:ascii="Times New Roman" w:hAnsi="Times New Roman" w:eastAsia="Times New Roman" w:cs="Times New Roman"/>
-                <w:i w:val="false"/>
-                <w:b w:val="false"/>
-                <w:u w:val="none"/>
-                <w:strike w:val="false"/>
-                <w:sz w:val="18"/>
-                <w:szCs w:val="18"/>
-                <w:color w:val="000000"/>
-              </w:rPr>
-              <w:t xml:space="preserve">Missing</w:t>
-            </w:r>
-          </w:p>
-        </w:tc>
-        <w:tc>
-          <w:tcPr>
-            <w:tcBorders>
-              <w:bottom w:val="none" w:sz="0" w:space="0" w:color="000000"/>
-              <w:top w:val="none" w:sz="0" w:space="0" w:color="000000"/>
-              <w:left w:val="none" w:sz="0" w:space="0" w:color="000000"/>
-              <w:right w:val="none" w:sz="0" w:space="0" w:color="000000"/>
-            </w:tcBorders>
-            <w:shd w:val="clear" w:color="auto" w:fill="FFFFFF"/>
-            <w:tcMar>
-              <w:top w:w="0" w:type="dxa"/>
-              <w:bottom w:w="0" w:type="dxa"/>
-              <w:left w:w="0" w:type="dxa"/>
-              <w:right w:w="0" w:type="dxa"/>
-            </w:tcMar>
-            <w:vAlign w:val="top"/>
-          </w:tcPr>
-          <w:p>
-            <w:pPr>
-              <w:pStyle w:val="Normal"/>
-              <w:jc w:val="center"/>
-              <w:pBdr>
-                <w:bottom w:val="none" w:sz="0" w:space="0" w:color="000000"/>
-                <w:top w:val="none" w:sz="0" w:space="0" w:color="000000"/>
-                <w:left w:val="none" w:sz="0" w:space="0" w:color="000000"/>
-                <w:right w:val="none" w:sz="0" w:space="0" w:color="000000"/>
-              </w:pBdr>
-              <w:spacing w:after="100" w:before="100" w:line="240"/>
-              <w:ind w:left="100" w:right="100" w:firstLine="0" w:firstLineChars="0"/>
-              <w:rPr>
-                <w:rFonts w:ascii="Times New Roman" w:hAnsi="Times New Roman" w:eastAsia="Times New Roman" w:cs="Times New Roman"/>
-                <w:i w:val="false"/>
-                <w:b w:val="false"/>
-                <w:u w:val="none"/>
-                <w:strike w:val="false"/>
-                <w:sz w:val="18"/>
-                <w:szCs w:val="18"/>
-                <w:color w:val="000000"/>
-              </w:rPr>
-            </w:pPr>
-            <w:r>
-              <w:rPr>
-                <w:rFonts w:ascii="Times New Roman" w:hAnsi="Times New Roman" w:eastAsia="Times New Roman" w:cs="Times New Roman"/>
-                <w:i w:val="false"/>
-                <w:b w:val="false"/>
-                <w:u w:val="none"/>
-                <w:strike w:val="false"/>
-                <w:sz w:val="18"/>
-                <w:szCs w:val="18"/>
-                <w:color w:val="000000"/>
-              </w:rPr>
-              <w:t xml:space="preserve">18</w:t>
-            </w:r>
-          </w:p>
-        </w:tc>
-        <w:tc>
-          <w:tcPr>
-            <w:tcBorders>
-              <w:bottom w:val="none" w:sz="0" w:space="0" w:color="000000"/>
-              <w:top w:val="none" w:sz="0" w:space="0" w:color="000000"/>
-              <w:left w:val="none" w:sz="0" w:space="0" w:color="000000"/>
-              <w:right w:val="none" w:sz="0" w:space="0" w:color="000000"/>
-            </w:tcBorders>
-            <w:shd w:val="clear" w:color="auto" w:fill="FFFFFF"/>
-            <w:tcMar>
-              <w:top w:w="0" w:type="dxa"/>
-              <w:bottom w:w="0" w:type="dxa"/>
-              <w:left w:w="0" w:type="dxa"/>
-              <w:right w:w="0" w:type="dxa"/>
-            </w:tcMar>
-            <w:vAlign w:val="top"/>
-          </w:tcPr>
-          <w:p>
-            <w:pPr>
-              <w:pStyle w:val="Normal"/>
-              <w:jc w:val="center"/>
-              <w:pBdr>
-                <w:bottom w:val="none" w:sz="0" w:space="0" w:color="000000"/>
-                <w:top w:val="none" w:sz="0" w:space="0" w:color="000000"/>
-                <w:left w:val="none" w:sz="0" w:space="0" w:color="000000"/>
-                <w:right w:val="none" w:sz="0" w:space="0" w:color="000000"/>
-              </w:pBdr>
-              <w:spacing w:after="100" w:before="100" w:line="240"/>
-              <w:ind w:left="100" w:right="100" w:firstLine="0" w:firstLineChars="0"/>
-              <w:rPr>
-                <w:rFonts w:ascii="Times New Roman" w:hAnsi="Times New Roman" w:eastAsia="Times New Roman" w:cs="Times New Roman"/>
-                <w:i w:val="false"/>
-                <w:b w:val="false"/>
-                <w:u w:val="none"/>
-                <w:strike w:val="false"/>
-                <w:sz w:val="18"/>
-                <w:szCs w:val="18"/>
-                <w:color w:val="000000"/>
-              </w:rPr>
-            </w:pPr>
-            <w:r>
-              <w:rPr>
-                <w:rFonts w:ascii="Times New Roman" w:hAnsi="Times New Roman" w:eastAsia="Times New Roman" w:cs="Times New Roman"/>
-                <w:i w:val="false"/>
-                <w:b w:val="false"/>
-                <w:u w:val="none"/>
-                <w:strike w:val="false"/>
-                <w:sz w:val="18"/>
-                <w:szCs w:val="18"/>
-                <w:color w:val="000000"/>
-              </w:rPr>
-              <w:t xml:space="preserve">10</w:t>
-            </w:r>
-          </w:p>
-        </w:tc>
-        <w:tc>
-          <w:tcPr>
-            <w:tcBorders>
-              <w:bottom w:val="none" w:sz="0" w:space="0" w:color="000000"/>
-              <w:top w:val="none" w:sz="0" w:space="0" w:color="000000"/>
-              <w:left w:val="none" w:sz="0" w:space="0" w:color="000000"/>
-              <w:right w:val="none" w:sz="0" w:space="0" w:color="000000"/>
-            </w:tcBorders>
-            <w:shd w:val="clear" w:color="auto" w:fill="FFFFFF"/>
-            <w:tcMar>
-              <w:top w:w="0" w:type="dxa"/>
-              <w:bottom w:w="0" w:type="dxa"/>
-              <w:left w:w="0" w:type="dxa"/>
-              <w:right w:w="0" w:type="dxa"/>
-            </w:tcMar>
-            <w:vAlign w:val="top"/>
-          </w:tcPr>
-          <w:p>
-            <w:pPr>
-              <w:pStyle w:val="Normal"/>
-              <w:jc w:val="center"/>
-              <w:pBdr>
-                <w:bottom w:val="none" w:sz="0" w:space="0" w:color="000000"/>
-                <w:top w:val="none" w:sz="0" w:space="0" w:color="000000"/>
-                <w:left w:val="none" w:sz="0" w:space="0" w:color="000000"/>
-                <w:right w:val="none" w:sz="0" w:space="0" w:color="000000"/>
-              </w:pBdr>
-              <w:spacing w:after="100" w:before="100" w:line="240"/>
-              <w:ind w:left="100" w:right="100" w:firstLine="0" w:firstLineChars="0"/>
-              <w:rPr>
-                <w:rFonts w:ascii="Times New Roman" w:hAnsi="Times New Roman" w:eastAsia="Times New Roman" w:cs="Times New Roman"/>
-                <w:i w:val="false"/>
-                <w:b w:val="false"/>
-                <w:u w:val="none"/>
-                <w:strike w:val="false"/>
-                <w:sz w:val="18"/>
-                <w:szCs w:val="18"/>
-                <w:color w:val="000000"/>
-              </w:rPr>
-            </w:pPr>
-            <w:r>
-              <w:rPr>
-                <w:rFonts w:ascii="Times New Roman" w:hAnsi="Times New Roman" w:eastAsia="Times New Roman" w:cs="Times New Roman"/>
-                <w:i w:val="false"/>
-                <w:b w:val="false"/>
-                <w:u w:val="none"/>
-                <w:strike w:val="false"/>
-                <w:sz w:val="18"/>
-                <w:szCs w:val="18"/>
-                <w:color w:val="000000"/>
-              </w:rPr>
-              <w:t xml:space="preserve">8</w:t>
-            </w:r>
-          </w:p>
-        </w:tc>
-        <w:tc>
-          <w:tcPr>
-            <w:tcBorders>
-              <w:bottom w:val="none" w:sz="0" w:space="0" w:color="000000"/>
-              <w:top w:val="none" w:sz="0" w:space="0" w:color="000000"/>
-              <w:left w:val="none" w:sz="0" w:space="0" w:color="000000"/>
-              <w:right w:val="none" w:sz="0" w:space="0" w:color="000000"/>
-            </w:tcBorders>
-            <w:shd w:val="clear" w:color="auto" w:fill="FFFFFF"/>
-            <w:tcMar>
-              <w:top w:w="0" w:type="dxa"/>
-              <w:bottom w:w="0" w:type="dxa"/>
-              <w:left w:w="0" w:type="dxa"/>
-              <w:right w:w="0" w:type="dxa"/>
-            </w:tcMar>
-            <w:vAlign w:val="top"/>
-          </w:tcPr>
-          <w:p>
-            <w:pPr>
-              <w:pStyle w:val="Normal"/>
-              <w:jc w:val="center"/>
-              <w:pBdr>
-                <w:bottom w:val="none" w:sz="0" w:space="0" w:color="000000"/>
-                <w:top w:val="none" w:sz="0" w:space="0" w:color="000000"/>
-                <w:left w:val="none" w:sz="0" w:space="0" w:color="000000"/>
-                <w:right w:val="none" w:sz="0" w:space="0" w:color="000000"/>
-              </w:pBdr>
-              <w:spacing w:after="100" w:before="100" w:line="240"/>
-              <w:ind w:left="100" w:right="100" w:firstLine="0" w:firstLineChars="0"/>
-              <w:rPr>
-                <w:rFonts w:ascii="Times New Roman" w:hAnsi="Times New Roman" w:eastAsia="Times New Roman" w:cs="Times New Roman"/>
-                <w:i w:val="false"/>
-                <w:b w:val="false"/>
-                <w:u w:val="none"/>
-                <w:strike w:val="false"/>
-                <w:sz w:val="18"/>
-                <w:szCs w:val="18"/>
-                <w:color w:val="000000"/>
-              </w:rPr>
-            </w:pPr>
-            <w:r>
-              <w:rPr>
-                <w:rFonts w:ascii="Times New Roman" w:hAnsi="Times New Roman" w:eastAsia="Times New Roman" w:cs="Times New Roman"/>
-                <w:i w:val="false"/>
-                <w:b w:val="false"/>
-                <w:u w:val="none"/>
-                <w:strike w:val="false"/>
-                <w:sz w:val="18"/>
-                <w:szCs w:val="18"/>
-                <w:color w:val="000000"/>
-              </w:rPr>
-              <w:t xml:space="preserve"/>
-            </w:r>
-          </w:p>
-        </w:tc>
-      </w:tr>
-      <w:tr>
-        <w:trPr>
-          <w:trHeight w:val="560" w:hRule="auto"/>
-        </w:trPr>
-        <w:tc>
-          <w:tcPr>
-            <w:tcBorders>
-              <w:bottom w:val="none" w:sz="0" w:space="0" w:color="000000"/>
-              <w:top w:val="none" w:sz="0" w:space="0" w:color="000000"/>
-              <w:left w:val="none" w:sz="0" w:space="0" w:color="000000"/>
-              <w:right w:val="none" w:sz="0" w:space="0" w:color="000000"/>
-            </w:tcBorders>
-            <w:shd w:val="clear" w:color="auto" w:fill="FFFFFF"/>
-            <w:tcMar>
-              <w:top w:w="0" w:type="dxa"/>
-              <w:bottom w:w="0" w:type="dxa"/>
-              <w:left w:w="0" w:type="dxa"/>
-              <w:right w:w="0" w:type="dxa"/>
-            </w:tcMar>
-            <w:vAlign w:val="top"/>
-          </w:tcPr>
-          <w:p>
-            <w:pPr>
-              <w:pStyle w:val="Normal"/>
-              <w:jc w:val="left"/>
-              <w:pBdr>
-                <w:bottom w:val="none" w:sz="0" w:space="0" w:color="000000"/>
-                <w:top w:val="none" w:sz="0" w:space="0" w:color="000000"/>
-                <w:left w:val="none" w:sz="0" w:space="0" w:color="000000"/>
-                <w:right w:val="none" w:sz="0" w:space="0" w:color="000000"/>
-              </w:pBdr>
-              <w:spacing w:after="100" w:before="100" w:line="240"/>
-              <w:ind w:left="100" w:right="100" w:firstLine="0" w:firstLineChars="0"/>
-              <w:rPr>
-                <w:rFonts w:ascii="Times New Roman" w:hAnsi="Times New Roman" w:eastAsia="Times New Roman" w:cs="Times New Roman"/>
-                <w:i w:val="false"/>
-                <w:b w:val="true"/>
-                <w:u w:val="none"/>
-                <w:strike w:val="false"/>
-                <w:sz w:val="18"/>
-                <w:szCs w:val="18"/>
-                <w:color w:val="000000"/>
-              </w:rPr>
-            </w:pPr>
-            <w:r>
-              <w:rPr>
-                <w:rFonts w:ascii="Times New Roman" w:hAnsi="Times New Roman" w:eastAsia="Times New Roman" w:cs="Times New Roman"/>
-                <w:i w:val="false"/>
-                <w:b w:val="true"/>
-                <w:u w:val="none"/>
-                <w:strike w:val="false"/>
-                <w:sz w:val="18"/>
-                <w:szCs w:val="18"/>
-                <w:color w:val="000000"/>
-              </w:rPr>
-              <w:t xml:space="preserve">MMR IHC performed</w:t>
-            </w:r>
-          </w:p>
-        </w:tc>
-        <w:tc>
-          <w:tcPr>
-            <w:tcBorders>
-              <w:bottom w:val="none" w:sz="0" w:space="0" w:color="000000"/>
-              <w:top w:val="none" w:sz="0" w:space="0" w:color="000000"/>
-              <w:left w:val="none" w:sz="0" w:space="0" w:color="000000"/>
-              <w:right w:val="none" w:sz="0" w:space="0" w:color="000000"/>
-            </w:tcBorders>
-            <w:shd w:val="clear" w:color="auto" w:fill="FFFFFF"/>
-            <w:tcMar>
-              <w:top w:w="0" w:type="dxa"/>
-              <w:bottom w:w="0" w:type="dxa"/>
-              <w:left w:w="0" w:type="dxa"/>
-              <w:right w:w="0" w:type="dxa"/>
-            </w:tcMar>
-            <w:vAlign w:val="top"/>
-          </w:tcPr>
-          <w:p>
-            <w:pPr>
-              <w:pStyle w:val="Normal"/>
-              <w:jc w:val="center"/>
-              <w:pBdr>
-                <w:bottom w:val="none" w:sz="0" w:space="0" w:color="000000"/>
-                <w:top w:val="none" w:sz="0" w:space="0" w:color="000000"/>
-                <w:left w:val="none" w:sz="0" w:space="0" w:color="000000"/>
-                <w:right w:val="none" w:sz="0" w:space="0" w:color="000000"/>
-              </w:pBdr>
-              <w:spacing w:after="100" w:before="100" w:line="240"/>
-              <w:ind w:left="100" w:right="100" w:firstLine="0" w:firstLineChars="0"/>
-              <w:rPr>
-                <w:rFonts w:ascii="Times New Roman" w:hAnsi="Times New Roman" w:eastAsia="Times New Roman" w:cs="Times New Roman"/>
-                <w:i w:val="false"/>
-                <w:b w:val="false"/>
-                <w:u w:val="none"/>
-                <w:strike w:val="false"/>
-                <w:sz w:val="18"/>
-                <w:szCs w:val="18"/>
-                <w:color w:val="000000"/>
-              </w:rPr>
-            </w:pPr>
-            <w:r>
-              <w:rPr>
-                <w:rFonts w:ascii="Times New Roman" w:hAnsi="Times New Roman" w:eastAsia="Times New Roman" w:cs="Times New Roman"/>
-                <w:i w:val="false"/>
-                <w:b w:val="false"/>
-                <w:u w:val="none"/>
-                <w:strike w:val="false"/>
-                <w:sz w:val="18"/>
-                <w:szCs w:val="18"/>
-                <w:color w:val="000000"/>
-              </w:rPr>
-              <w:t xml:space="preserve"/>
-            </w:r>
-          </w:p>
-        </w:tc>
-        <w:tc>
-          <w:tcPr>
-            <w:tcBorders>
-              <w:bottom w:val="none" w:sz="0" w:space="0" w:color="000000"/>
-              <w:top w:val="none" w:sz="0" w:space="0" w:color="000000"/>
-              <w:left w:val="none" w:sz="0" w:space="0" w:color="000000"/>
-              <w:right w:val="none" w:sz="0" w:space="0" w:color="000000"/>
-            </w:tcBorders>
-            <w:shd w:val="clear" w:color="auto" w:fill="FFFFFF"/>
-            <w:tcMar>
-              <w:top w:w="0" w:type="dxa"/>
-              <w:bottom w:w="0" w:type="dxa"/>
-              <w:left w:w="0" w:type="dxa"/>
-              <w:right w:w="0" w:type="dxa"/>
-            </w:tcMar>
-            <w:vAlign w:val="top"/>
-          </w:tcPr>
-          <w:p>
-            <w:pPr>
-              <w:pStyle w:val="Normal"/>
-              <w:jc w:val="center"/>
-              <w:pBdr>
-                <w:bottom w:val="none" w:sz="0" w:space="0" w:color="000000"/>
-                <w:top w:val="none" w:sz="0" w:space="0" w:color="000000"/>
-                <w:left w:val="none" w:sz="0" w:space="0" w:color="000000"/>
-                <w:right w:val="none" w:sz="0" w:space="0" w:color="000000"/>
-              </w:pBdr>
-              <w:spacing w:after="100" w:before="100" w:line="240"/>
-              <w:ind w:left="100" w:right="100" w:firstLine="0" w:firstLineChars="0"/>
-              <w:rPr>
-                <w:rFonts w:ascii="Times New Roman" w:hAnsi="Times New Roman" w:eastAsia="Times New Roman" w:cs="Times New Roman"/>
-                <w:i w:val="false"/>
-                <w:b w:val="false"/>
-                <w:u w:val="none"/>
-                <w:strike w:val="false"/>
-                <w:sz w:val="18"/>
-                <w:szCs w:val="18"/>
-                <w:color w:val="000000"/>
-              </w:rPr>
-            </w:pPr>
-            <w:r>
-              <w:rPr>
-                <w:rFonts w:ascii="Times New Roman" w:hAnsi="Times New Roman" w:eastAsia="Times New Roman" w:cs="Times New Roman"/>
-                <w:i w:val="false"/>
-                <w:b w:val="false"/>
-                <w:u w:val="none"/>
-                <w:strike w:val="false"/>
-                <w:sz w:val="18"/>
-                <w:szCs w:val="18"/>
-                <w:color w:val="000000"/>
-              </w:rPr>
-              <w:t xml:space="preserve"/>
-            </w:r>
-          </w:p>
-        </w:tc>
-        <w:tc>
-          <w:tcPr>
-            <w:tcBorders>
-              <w:bottom w:val="none" w:sz="0" w:space="0" w:color="000000"/>
-              <w:top w:val="none" w:sz="0" w:space="0" w:color="000000"/>
-              <w:left w:val="none" w:sz="0" w:space="0" w:color="000000"/>
-              <w:right w:val="none" w:sz="0" w:space="0" w:color="000000"/>
-            </w:tcBorders>
-            <w:shd w:val="clear" w:color="auto" w:fill="FFFFFF"/>
-            <w:tcMar>
-              <w:top w:w="0" w:type="dxa"/>
-              <w:bottom w:w="0" w:type="dxa"/>
-              <w:left w:w="0" w:type="dxa"/>
-              <w:right w:w="0" w:type="dxa"/>
-            </w:tcMar>
-            <w:vAlign w:val="top"/>
-          </w:tcPr>
-          <w:p>
-            <w:pPr>
-              <w:pStyle w:val="Normal"/>
-              <w:jc w:val="center"/>
-              <w:pBdr>
-                <w:bottom w:val="none" w:sz="0" w:space="0" w:color="000000"/>
-                <w:top w:val="none" w:sz="0" w:space="0" w:color="000000"/>
-                <w:left w:val="none" w:sz="0" w:space="0" w:color="000000"/>
-                <w:right w:val="none" w:sz="0" w:space="0" w:color="000000"/>
-              </w:pBdr>
-              <w:spacing w:after="100" w:before="100" w:line="240"/>
-              <w:ind w:left="100" w:right="100" w:firstLine="0" w:firstLineChars="0"/>
-              <w:rPr>
-                <w:rFonts w:ascii="Times New Roman" w:hAnsi="Times New Roman" w:eastAsia="Times New Roman" w:cs="Times New Roman"/>
-                <w:i w:val="false"/>
-                <w:b w:val="false"/>
-                <w:u w:val="none"/>
-                <w:strike w:val="false"/>
-                <w:sz w:val="18"/>
-                <w:szCs w:val="18"/>
-                <w:color w:val="000000"/>
-              </w:rPr>
-            </w:pPr>
-            <w:r>
-              <w:rPr>
-                <w:rFonts w:ascii="Times New Roman" w:hAnsi="Times New Roman" w:eastAsia="Times New Roman" w:cs="Times New Roman"/>
-                <w:i w:val="false"/>
-                <w:b w:val="false"/>
-                <w:u w:val="none"/>
-                <w:strike w:val="false"/>
-                <w:sz w:val="18"/>
-                <w:szCs w:val="18"/>
-                <w:color w:val="000000"/>
-              </w:rPr>
-              <w:t xml:space="preserve"/>
-            </w:r>
-          </w:p>
-        </w:tc>
-        <w:tc>
-          <w:tcPr>
-            <w:tcBorders>
-              <w:bottom w:val="none" w:sz="0" w:space="0" w:color="000000"/>
-              <w:top w:val="none" w:sz="0" w:space="0" w:color="000000"/>
-              <w:left w:val="none" w:sz="0" w:space="0" w:color="000000"/>
-              <w:right w:val="none" w:sz="0" w:space="0" w:color="000000"/>
-            </w:tcBorders>
-            <w:shd w:val="clear" w:color="auto" w:fill="FFFFFF"/>
-            <w:tcMar>
-              <w:top w:w="0" w:type="dxa"/>
-              <w:bottom w:w="0" w:type="dxa"/>
-              <w:left w:w="0" w:type="dxa"/>
-              <w:right w:w="0" w:type="dxa"/>
-            </w:tcMar>
-            <w:vAlign w:val="top"/>
-          </w:tcPr>
-          <w:p>
-            <w:pPr>
-              <w:pStyle w:val="Normal"/>
-              <w:jc w:val="center"/>
-              <w:pBdr>
-                <w:bottom w:val="none" w:sz="0" w:space="0" w:color="000000"/>
-                <w:top w:val="none" w:sz="0" w:space="0" w:color="000000"/>
-                <w:left w:val="none" w:sz="0" w:space="0" w:color="000000"/>
-                <w:right w:val="none" w:sz="0" w:space="0" w:color="000000"/>
-              </w:pBdr>
-              <w:spacing w:after="100" w:before="100" w:line="240"/>
-              <w:ind w:left="100" w:right="100" w:firstLine="0" w:firstLineChars="0"/>
-              <w:rPr>
-                <w:rFonts w:ascii="Times New Roman" w:hAnsi="Times New Roman" w:eastAsia="Times New Roman" w:cs="Times New Roman"/>
-                <w:i w:val="false"/>
-                <w:b w:val="false"/>
-                <w:u w:val="none"/>
-                <w:strike w:val="false"/>
-                <w:sz w:val="18"/>
-                <w:szCs w:val="18"/>
-                <w:color w:val="000000"/>
-              </w:rPr>
-            </w:pPr>
-            <w:r>
-              <w:rPr>
-                <w:rFonts w:ascii="Times New Roman" w:hAnsi="Times New Roman" w:eastAsia="Times New Roman" w:cs="Times New Roman"/>
-                <w:i w:val="false"/>
-                <w:b w:val="false"/>
-                <w:u w:val="none"/>
-                <w:strike w:val="false"/>
-                <w:sz w:val="18"/>
-                <w:szCs w:val="18"/>
-                <w:color w:val="000000"/>
-              </w:rPr>
-              <w:t xml:space="preserve">0.275</w:t>
-            </w:r>
-          </w:p>
-        </w:tc>
-      </w:tr>
-      <w:tr>
-        <w:trPr>
-          <w:trHeight w:val="560" w:hRule="auto"/>
-        </w:trPr>
-        <w:tc>
-          <w:tcPr>
-            <w:tcBorders>
-              <w:bottom w:val="none" w:sz="0" w:space="0" w:color="000000"/>
-              <w:top w:val="none" w:sz="0" w:space="0" w:color="000000"/>
-              <w:left w:val="none" w:sz="0" w:space="0" w:color="000000"/>
-              <w:right w:val="none" w:sz="0" w:space="0" w:color="000000"/>
-            </w:tcBorders>
-            <w:shd w:val="clear" w:color="auto" w:fill="FFFFFF"/>
-            <w:tcMar>
-              <w:top w:w="0" w:type="dxa"/>
-              <w:bottom w:w="0" w:type="dxa"/>
-              <w:left w:w="0" w:type="dxa"/>
-              <w:right w:w="0" w:type="dxa"/>
-            </w:tcMar>
-            <w:vAlign w:val="top"/>
-          </w:tcPr>
-          <w:p>
-            <w:pPr>
-              <w:pStyle w:val="Normal"/>
-              <w:jc w:val="left"/>
-              <w:pBdr>
-                <w:bottom w:val="none" w:sz="0" w:space="0" w:color="000000"/>
-                <w:top w:val="none" w:sz="0" w:space="0" w:color="000000"/>
-                <w:left w:val="none" w:sz="0" w:space="0" w:color="000000"/>
-                <w:right w:val="none" w:sz="0" w:space="0" w:color="000000"/>
-              </w:pBdr>
-              <w:spacing w:after="100" w:before="100" w:line="240"/>
-              <w:ind w:left="300" w:right="100" w:firstLine="0" w:firstLineChars="0"/>
-              <w:rPr>
-                <w:rFonts w:ascii="Times New Roman" w:hAnsi="Times New Roman" w:eastAsia="Times New Roman" w:cs="Times New Roman"/>
-                <w:i w:val="false"/>
-                <w:b w:val="false"/>
-                <w:u w:val="none"/>
-                <w:strike w:val="false"/>
-                <w:sz w:val="18"/>
-                <w:szCs w:val="18"/>
-                <w:color w:val="000000"/>
-              </w:rPr>
-            </w:pPr>
-            <w:r>
-              <w:rPr>
-                <w:rFonts w:ascii="Times New Roman" w:hAnsi="Times New Roman" w:eastAsia="Times New Roman" w:cs="Times New Roman"/>
-                <w:i w:val="false"/>
-                <w:b w:val="false"/>
-                <w:u w:val="none"/>
-                <w:strike w:val="false"/>
-                <w:sz w:val="18"/>
-                <w:szCs w:val="18"/>
-                <w:color w:val="000000"/>
-              </w:rPr>
-              <w:t xml:space="preserve">No</w:t>
-            </w:r>
-          </w:p>
-        </w:tc>
-        <w:tc>
-          <w:tcPr>
-            <w:tcBorders>
-              <w:bottom w:val="none" w:sz="0" w:space="0" w:color="000000"/>
-              <w:top w:val="none" w:sz="0" w:space="0" w:color="000000"/>
-              <w:left w:val="none" w:sz="0" w:space="0" w:color="000000"/>
-              <w:right w:val="none" w:sz="0" w:space="0" w:color="000000"/>
-            </w:tcBorders>
-            <w:shd w:val="clear" w:color="auto" w:fill="FFFFFF"/>
-            <w:tcMar>
-              <w:top w:w="0" w:type="dxa"/>
-              <w:bottom w:w="0" w:type="dxa"/>
-              <w:left w:w="0" w:type="dxa"/>
-              <w:right w:w="0" w:type="dxa"/>
-            </w:tcMar>
-            <w:vAlign w:val="top"/>
-          </w:tcPr>
-          <w:p>
-            <w:pPr>
-              <w:pStyle w:val="Normal"/>
-              <w:jc w:val="center"/>
-              <w:pBdr>
-                <w:bottom w:val="none" w:sz="0" w:space="0" w:color="000000"/>
-                <w:top w:val="none" w:sz="0" w:space="0" w:color="000000"/>
-                <w:left w:val="none" w:sz="0" w:space="0" w:color="000000"/>
-                <w:right w:val="none" w:sz="0" w:space="0" w:color="000000"/>
-              </w:pBdr>
-              <w:spacing w:after="100" w:before="100" w:line="240"/>
-              <w:ind w:left="100" w:right="100" w:firstLine="0" w:firstLineChars="0"/>
-              <w:rPr>
-                <w:rFonts w:ascii="Times New Roman" w:hAnsi="Times New Roman" w:eastAsia="Times New Roman" w:cs="Times New Roman"/>
-                <w:i w:val="false"/>
-                <w:b w:val="false"/>
-                <w:u w:val="none"/>
-                <w:strike w:val="false"/>
-                <w:sz w:val="18"/>
-                <w:szCs w:val="18"/>
-                <w:color w:val="000000"/>
-              </w:rPr>
-            </w:pPr>
-            <w:r>
-              <w:rPr>
-                <w:rFonts w:ascii="Times New Roman" w:hAnsi="Times New Roman" w:eastAsia="Times New Roman" w:cs="Times New Roman"/>
-                <w:i w:val="false"/>
-                <w:b w:val="false"/>
-                <w:u w:val="none"/>
-                <w:strike w:val="false"/>
-                <w:sz w:val="18"/>
-                <w:szCs w:val="18"/>
-                <w:color w:val="000000"/>
-              </w:rPr>
-              <w:t xml:space="preserve">116 (93.5%)</w:t>
-            </w:r>
-          </w:p>
-        </w:tc>
-        <w:tc>
-          <w:tcPr>
-            <w:tcBorders>
-              <w:bottom w:val="none" w:sz="0" w:space="0" w:color="000000"/>
-              <w:top w:val="none" w:sz="0" w:space="0" w:color="000000"/>
-              <w:left w:val="none" w:sz="0" w:space="0" w:color="000000"/>
-              <w:right w:val="none" w:sz="0" w:space="0" w:color="000000"/>
-            </w:tcBorders>
-            <w:shd w:val="clear" w:color="auto" w:fill="FFFFFF"/>
-            <w:tcMar>
-              <w:top w:w="0" w:type="dxa"/>
-              <w:bottom w:w="0" w:type="dxa"/>
-              <w:left w:w="0" w:type="dxa"/>
-              <w:right w:w="0" w:type="dxa"/>
-            </w:tcMar>
-            <w:vAlign w:val="top"/>
-          </w:tcPr>
-          <w:p>
-            <w:pPr>
-              <w:pStyle w:val="Normal"/>
-              <w:jc w:val="center"/>
-              <w:pBdr>
-                <w:bottom w:val="none" w:sz="0" w:space="0" w:color="000000"/>
-                <w:top w:val="none" w:sz="0" w:space="0" w:color="000000"/>
-                <w:left w:val="none" w:sz="0" w:space="0" w:color="000000"/>
-                <w:right w:val="none" w:sz="0" w:space="0" w:color="000000"/>
-              </w:pBdr>
-              <w:spacing w:after="100" w:before="100" w:line="240"/>
-              <w:ind w:left="100" w:right="100" w:firstLine="0" w:firstLineChars="0"/>
-              <w:rPr>
-                <w:rFonts w:ascii="Times New Roman" w:hAnsi="Times New Roman" w:eastAsia="Times New Roman" w:cs="Times New Roman"/>
-                <w:i w:val="false"/>
-                <w:b w:val="false"/>
-                <w:u w:val="none"/>
-                <w:strike w:val="false"/>
-                <w:sz w:val="18"/>
-                <w:szCs w:val="18"/>
-                <w:color w:val="000000"/>
-              </w:rPr>
-            </w:pPr>
-            <w:r>
-              <w:rPr>
-                <w:rFonts w:ascii="Times New Roman" w:hAnsi="Times New Roman" w:eastAsia="Times New Roman" w:cs="Times New Roman"/>
-                <w:i w:val="false"/>
-                <w:b w:val="false"/>
-                <w:u w:val="none"/>
-                <w:strike w:val="false"/>
-                <w:sz w:val="18"/>
-                <w:szCs w:val="18"/>
-                <w:color w:val="000000"/>
-              </w:rPr>
-              <w:t xml:space="preserve">58 (90.6%)</w:t>
-            </w:r>
-          </w:p>
-        </w:tc>
-        <w:tc>
-          <w:tcPr>
-            <w:tcBorders>
-              <w:bottom w:val="none" w:sz="0" w:space="0" w:color="000000"/>
-              <w:top w:val="none" w:sz="0" w:space="0" w:color="000000"/>
-              <w:left w:val="none" w:sz="0" w:space="0" w:color="000000"/>
-              <w:right w:val="none" w:sz="0" w:space="0" w:color="000000"/>
-            </w:tcBorders>
-            <w:shd w:val="clear" w:color="auto" w:fill="FFFFFF"/>
-            <w:tcMar>
-              <w:top w:w="0" w:type="dxa"/>
-              <w:bottom w:w="0" w:type="dxa"/>
-              <w:left w:w="0" w:type="dxa"/>
-              <w:right w:w="0" w:type="dxa"/>
-            </w:tcMar>
-            <w:vAlign w:val="top"/>
-          </w:tcPr>
-          <w:p>
-            <w:pPr>
-              <w:pStyle w:val="Normal"/>
-              <w:jc w:val="center"/>
-              <w:pBdr>
-                <w:bottom w:val="none" w:sz="0" w:space="0" w:color="000000"/>
-                <w:top w:val="none" w:sz="0" w:space="0" w:color="000000"/>
-                <w:left w:val="none" w:sz="0" w:space="0" w:color="000000"/>
-                <w:right w:val="none" w:sz="0" w:space="0" w:color="000000"/>
-              </w:pBdr>
-              <w:spacing w:after="100" w:before="100" w:line="240"/>
-              <w:ind w:left="100" w:right="100" w:firstLine="0" w:firstLineChars="0"/>
-              <w:rPr>
-                <w:rFonts w:ascii="Times New Roman" w:hAnsi="Times New Roman" w:eastAsia="Times New Roman" w:cs="Times New Roman"/>
-                <w:i w:val="false"/>
-                <w:b w:val="false"/>
-                <w:u w:val="none"/>
-                <w:strike w:val="false"/>
-                <w:sz w:val="18"/>
-                <w:szCs w:val="18"/>
-                <w:color w:val="000000"/>
-              </w:rPr>
-            </w:pPr>
-            <w:r>
-              <w:rPr>
-                <w:rFonts w:ascii="Times New Roman" w:hAnsi="Times New Roman" w:eastAsia="Times New Roman" w:cs="Times New Roman"/>
-                <w:i w:val="false"/>
-                <w:b w:val="false"/>
-                <w:u w:val="none"/>
-                <w:strike w:val="false"/>
-                <w:sz w:val="18"/>
-                <w:szCs w:val="18"/>
-                <w:color w:val="000000"/>
-              </w:rPr>
-              <w:t xml:space="preserve">58 (96.7%)</w:t>
-            </w:r>
-          </w:p>
-        </w:tc>
-        <w:tc>
-          <w:tcPr>
-            <w:tcBorders>
-              <w:bottom w:val="none" w:sz="0" w:space="0" w:color="000000"/>
-              <w:top w:val="none" w:sz="0" w:space="0" w:color="000000"/>
-              <w:left w:val="none" w:sz="0" w:space="0" w:color="000000"/>
-              <w:right w:val="none" w:sz="0" w:space="0" w:color="000000"/>
-            </w:tcBorders>
-            <w:shd w:val="clear" w:color="auto" w:fill="FFFFFF"/>
-            <w:tcMar>
-              <w:top w:w="0" w:type="dxa"/>
-              <w:bottom w:w="0" w:type="dxa"/>
-              <w:left w:w="0" w:type="dxa"/>
-              <w:right w:w="0" w:type="dxa"/>
-            </w:tcMar>
-            <w:vAlign w:val="top"/>
-          </w:tcPr>
-          <w:p>
-            <w:pPr>
-              <w:pStyle w:val="Normal"/>
-              <w:jc w:val="center"/>
-              <w:pBdr>
-                <w:bottom w:val="none" w:sz="0" w:space="0" w:color="000000"/>
-                <w:top w:val="none" w:sz="0" w:space="0" w:color="000000"/>
-                <w:left w:val="none" w:sz="0" w:space="0" w:color="000000"/>
-                <w:right w:val="none" w:sz="0" w:space="0" w:color="000000"/>
-              </w:pBdr>
-              <w:spacing w:after="100" w:before="100" w:line="240"/>
-              <w:ind w:left="100" w:right="100" w:firstLine="0" w:firstLineChars="0"/>
-              <w:rPr>
-                <w:rFonts w:ascii="Times New Roman" w:hAnsi="Times New Roman" w:eastAsia="Times New Roman" w:cs="Times New Roman"/>
-                <w:i w:val="false"/>
-                <w:b w:val="false"/>
-                <w:u w:val="none"/>
-                <w:strike w:val="false"/>
-                <w:sz w:val="18"/>
-                <w:szCs w:val="18"/>
-                <w:color w:val="000000"/>
-              </w:rPr>
-            </w:pPr>
-            <w:r>
-              <w:rPr>
-                <w:rFonts w:ascii="Times New Roman" w:hAnsi="Times New Roman" w:eastAsia="Times New Roman" w:cs="Times New Roman"/>
-                <w:i w:val="false"/>
-                <w:b w:val="false"/>
-                <w:u w:val="none"/>
-                <w:strike w:val="false"/>
-                <w:sz w:val="18"/>
-                <w:szCs w:val="18"/>
-                <w:color w:val="000000"/>
-              </w:rPr>
-              <w:t xml:space="preserve"/>
-            </w:r>
-          </w:p>
-        </w:tc>
-      </w:tr>
-      <w:tr>
-        <w:trPr>
-          <w:trHeight w:val="560" w:hRule="auto"/>
-        </w:trPr>
-        <w:tc>
-          <w:tcPr>
-            <w:tcBorders>
-              <w:bottom w:val="none" w:sz="0" w:space="0" w:color="000000"/>
-              <w:top w:val="none" w:sz="0" w:space="0" w:color="000000"/>
-              <w:left w:val="none" w:sz="0" w:space="0" w:color="000000"/>
-              <w:right w:val="none" w:sz="0" w:space="0" w:color="000000"/>
-            </w:tcBorders>
-            <w:shd w:val="clear" w:color="auto" w:fill="FFFFFF"/>
-            <w:tcMar>
-              <w:top w:w="0" w:type="dxa"/>
-              <w:bottom w:w="0" w:type="dxa"/>
-              <w:left w:w="0" w:type="dxa"/>
-              <w:right w:w="0" w:type="dxa"/>
-            </w:tcMar>
-            <w:vAlign w:val="top"/>
-          </w:tcPr>
-          <w:p>
-            <w:pPr>
-              <w:pStyle w:val="Normal"/>
-              <w:jc w:val="left"/>
-              <w:pBdr>
-                <w:bottom w:val="none" w:sz="0" w:space="0" w:color="000000"/>
-                <w:top w:val="none" w:sz="0" w:space="0" w:color="000000"/>
-                <w:left w:val="none" w:sz="0" w:space="0" w:color="000000"/>
-                <w:right w:val="none" w:sz="0" w:space="0" w:color="000000"/>
-              </w:pBdr>
-              <w:spacing w:after="100" w:before="100" w:line="240"/>
-              <w:ind w:left="300" w:right="100" w:firstLine="0" w:firstLineChars="0"/>
-              <w:rPr>
-                <w:rFonts w:ascii="Times New Roman" w:hAnsi="Times New Roman" w:eastAsia="Times New Roman" w:cs="Times New Roman"/>
-                <w:i w:val="false"/>
-                <w:b w:val="false"/>
-                <w:u w:val="none"/>
-                <w:strike w:val="false"/>
-                <w:sz w:val="18"/>
-                <w:szCs w:val="18"/>
-                <w:color w:val="000000"/>
-              </w:rPr>
-            </w:pPr>
-            <w:r>
-              <w:rPr>
-                <w:rFonts w:ascii="Times New Roman" w:hAnsi="Times New Roman" w:eastAsia="Times New Roman" w:cs="Times New Roman"/>
-                <w:i w:val="false"/>
-                <w:b w:val="false"/>
-                <w:u w:val="none"/>
-                <w:strike w:val="false"/>
-                <w:sz w:val="18"/>
-                <w:szCs w:val="18"/>
-                <w:color w:val="000000"/>
-              </w:rPr>
-              <w:t xml:space="preserve">Yes</w:t>
-            </w:r>
-          </w:p>
-        </w:tc>
-        <w:tc>
-          <w:tcPr>
-            <w:tcBorders>
-              <w:bottom w:val="none" w:sz="0" w:space="0" w:color="000000"/>
-              <w:top w:val="none" w:sz="0" w:space="0" w:color="000000"/>
-              <w:left w:val="none" w:sz="0" w:space="0" w:color="000000"/>
-              <w:right w:val="none" w:sz="0" w:space="0" w:color="000000"/>
-            </w:tcBorders>
-            <w:shd w:val="clear" w:color="auto" w:fill="FFFFFF"/>
-            <w:tcMar>
-              <w:top w:w="0" w:type="dxa"/>
-              <w:bottom w:w="0" w:type="dxa"/>
-              <w:left w:w="0" w:type="dxa"/>
-              <w:right w:w="0" w:type="dxa"/>
-            </w:tcMar>
-            <w:vAlign w:val="top"/>
-          </w:tcPr>
-          <w:p>
-            <w:pPr>
-              <w:pStyle w:val="Normal"/>
-              <w:jc w:val="center"/>
-              <w:pBdr>
-                <w:bottom w:val="none" w:sz="0" w:space="0" w:color="000000"/>
-                <w:top w:val="none" w:sz="0" w:space="0" w:color="000000"/>
-                <w:left w:val="none" w:sz="0" w:space="0" w:color="000000"/>
-                <w:right w:val="none" w:sz="0" w:space="0" w:color="000000"/>
-              </w:pBdr>
-              <w:spacing w:after="100" w:before="100" w:line="240"/>
-              <w:ind w:left="100" w:right="100" w:firstLine="0" w:firstLineChars="0"/>
-              <w:rPr>
-                <w:rFonts w:ascii="Times New Roman" w:hAnsi="Times New Roman" w:eastAsia="Times New Roman" w:cs="Times New Roman"/>
-                <w:i w:val="false"/>
-                <w:b w:val="false"/>
-                <w:u w:val="none"/>
-                <w:strike w:val="false"/>
-                <w:sz w:val="18"/>
-                <w:szCs w:val="18"/>
-                <w:color w:val="000000"/>
-              </w:rPr>
-            </w:pPr>
-            <w:r>
-              <w:rPr>
-                <w:rFonts w:ascii="Times New Roman" w:hAnsi="Times New Roman" w:eastAsia="Times New Roman" w:cs="Times New Roman"/>
-                <w:i w:val="false"/>
-                <w:b w:val="false"/>
-                <w:u w:val="none"/>
-                <w:strike w:val="false"/>
-                <w:sz w:val="18"/>
-                <w:szCs w:val="18"/>
-                <w:color w:val="000000"/>
-              </w:rPr>
-              <w:t xml:space="preserve">8 (6.5%)</w:t>
-            </w:r>
-          </w:p>
-        </w:tc>
-        <w:tc>
-          <w:tcPr>
-            <w:tcBorders>
-              <w:bottom w:val="none" w:sz="0" w:space="0" w:color="000000"/>
-              <w:top w:val="none" w:sz="0" w:space="0" w:color="000000"/>
-              <w:left w:val="none" w:sz="0" w:space="0" w:color="000000"/>
-              <w:right w:val="none" w:sz="0" w:space="0" w:color="000000"/>
-            </w:tcBorders>
-            <w:shd w:val="clear" w:color="auto" w:fill="FFFFFF"/>
-            <w:tcMar>
-              <w:top w:w="0" w:type="dxa"/>
-              <w:bottom w:w="0" w:type="dxa"/>
-              <w:left w:w="0" w:type="dxa"/>
-              <w:right w:w="0" w:type="dxa"/>
-            </w:tcMar>
-            <w:vAlign w:val="top"/>
-          </w:tcPr>
-          <w:p>
-            <w:pPr>
-              <w:pStyle w:val="Normal"/>
-              <w:jc w:val="center"/>
-              <w:pBdr>
-                <w:bottom w:val="none" w:sz="0" w:space="0" w:color="000000"/>
-                <w:top w:val="none" w:sz="0" w:space="0" w:color="000000"/>
-                <w:left w:val="none" w:sz="0" w:space="0" w:color="000000"/>
-                <w:right w:val="none" w:sz="0" w:space="0" w:color="000000"/>
-              </w:pBdr>
-              <w:spacing w:after="100" w:before="100" w:line="240"/>
-              <w:ind w:left="100" w:right="100" w:firstLine="0" w:firstLineChars="0"/>
-              <w:rPr>
-                <w:rFonts w:ascii="Times New Roman" w:hAnsi="Times New Roman" w:eastAsia="Times New Roman" w:cs="Times New Roman"/>
-                <w:i w:val="false"/>
-                <w:b w:val="false"/>
-                <w:u w:val="none"/>
-                <w:strike w:val="false"/>
-                <w:sz w:val="18"/>
-                <w:szCs w:val="18"/>
-                <w:color w:val="000000"/>
-              </w:rPr>
-            </w:pPr>
-            <w:r>
-              <w:rPr>
-                <w:rFonts w:ascii="Times New Roman" w:hAnsi="Times New Roman" w:eastAsia="Times New Roman" w:cs="Times New Roman"/>
-                <w:i w:val="false"/>
-                <w:b w:val="false"/>
-                <w:u w:val="none"/>
-                <w:strike w:val="false"/>
-                <w:sz w:val="18"/>
-                <w:szCs w:val="18"/>
-                <w:color w:val="000000"/>
-              </w:rPr>
-              <w:t xml:space="preserve">6 (9.4%)</w:t>
-            </w:r>
-          </w:p>
-        </w:tc>
-        <w:tc>
-          <w:tcPr>
-            <w:tcBorders>
-              <w:bottom w:val="none" w:sz="0" w:space="0" w:color="000000"/>
-              <w:top w:val="none" w:sz="0" w:space="0" w:color="000000"/>
-              <w:left w:val="none" w:sz="0" w:space="0" w:color="000000"/>
-              <w:right w:val="none" w:sz="0" w:space="0" w:color="000000"/>
-            </w:tcBorders>
-            <w:shd w:val="clear" w:color="auto" w:fill="FFFFFF"/>
-            <w:tcMar>
-              <w:top w:w="0" w:type="dxa"/>
-              <w:bottom w:w="0" w:type="dxa"/>
-              <w:left w:w="0" w:type="dxa"/>
-              <w:right w:w="0" w:type="dxa"/>
-            </w:tcMar>
-            <w:vAlign w:val="top"/>
-          </w:tcPr>
-          <w:p>
-            <w:pPr>
-              <w:pStyle w:val="Normal"/>
-              <w:jc w:val="center"/>
-              <w:pBdr>
-                <w:bottom w:val="none" w:sz="0" w:space="0" w:color="000000"/>
-                <w:top w:val="none" w:sz="0" w:space="0" w:color="000000"/>
-                <w:left w:val="none" w:sz="0" w:space="0" w:color="000000"/>
-                <w:right w:val="none" w:sz="0" w:space="0" w:color="000000"/>
-              </w:pBdr>
-              <w:spacing w:after="100" w:before="100" w:line="240"/>
-              <w:ind w:left="100" w:right="100" w:firstLine="0" w:firstLineChars="0"/>
-              <w:rPr>
-                <w:rFonts w:ascii="Times New Roman" w:hAnsi="Times New Roman" w:eastAsia="Times New Roman" w:cs="Times New Roman"/>
-                <w:i w:val="false"/>
-                <w:b w:val="false"/>
-                <w:u w:val="none"/>
-                <w:strike w:val="false"/>
-                <w:sz w:val="18"/>
-                <w:szCs w:val="18"/>
-                <w:color w:val="000000"/>
-              </w:rPr>
-            </w:pPr>
-            <w:r>
-              <w:rPr>
-                <w:rFonts w:ascii="Times New Roman" w:hAnsi="Times New Roman" w:eastAsia="Times New Roman" w:cs="Times New Roman"/>
-                <w:i w:val="false"/>
-                <w:b w:val="false"/>
-                <w:u w:val="none"/>
-                <w:strike w:val="false"/>
-                <w:sz w:val="18"/>
-                <w:szCs w:val="18"/>
-                <w:color w:val="000000"/>
-              </w:rPr>
-              <w:t xml:space="preserve">2 (3.3%)</w:t>
-            </w:r>
-          </w:p>
-        </w:tc>
-        <w:tc>
-          <w:tcPr>
-            <w:tcBorders>
-              <w:bottom w:val="none" w:sz="0" w:space="0" w:color="000000"/>
-              <w:top w:val="none" w:sz="0" w:space="0" w:color="000000"/>
-              <w:left w:val="none" w:sz="0" w:space="0" w:color="000000"/>
-              <w:right w:val="none" w:sz="0" w:space="0" w:color="000000"/>
-            </w:tcBorders>
-            <w:shd w:val="clear" w:color="auto" w:fill="FFFFFF"/>
-            <w:tcMar>
-              <w:top w:w="0" w:type="dxa"/>
-              <w:bottom w:w="0" w:type="dxa"/>
-              <w:left w:w="0" w:type="dxa"/>
-              <w:right w:w="0" w:type="dxa"/>
-            </w:tcMar>
-            <w:vAlign w:val="top"/>
-          </w:tcPr>
-          <w:p>
-            <w:pPr>
-              <w:pStyle w:val="Normal"/>
-              <w:jc w:val="center"/>
-              <w:pBdr>
-                <w:bottom w:val="none" w:sz="0" w:space="0" w:color="000000"/>
-                <w:top w:val="none" w:sz="0" w:space="0" w:color="000000"/>
-                <w:left w:val="none" w:sz="0" w:space="0" w:color="000000"/>
-                <w:right w:val="none" w:sz="0" w:space="0" w:color="000000"/>
-              </w:pBdr>
-              <w:spacing w:after="100" w:before="100" w:line="240"/>
-              <w:ind w:left="100" w:right="100" w:firstLine="0" w:firstLineChars="0"/>
-              <w:rPr>
-                <w:rFonts w:ascii="Times New Roman" w:hAnsi="Times New Roman" w:eastAsia="Times New Roman" w:cs="Times New Roman"/>
-                <w:i w:val="false"/>
-                <w:b w:val="false"/>
-                <w:u w:val="none"/>
-                <w:strike w:val="false"/>
-                <w:sz w:val="18"/>
-                <w:szCs w:val="18"/>
-                <w:color w:val="000000"/>
-              </w:rPr>
-            </w:pPr>
-            <w:r>
-              <w:rPr>
-                <w:rFonts w:ascii="Times New Roman" w:hAnsi="Times New Roman" w:eastAsia="Times New Roman" w:cs="Times New Roman"/>
-                <w:i w:val="false"/>
-                <w:b w:val="false"/>
-                <w:u w:val="none"/>
-                <w:strike w:val="false"/>
-                <w:sz w:val="18"/>
-                <w:szCs w:val="18"/>
-                <w:color w:val="000000"/>
-              </w:rPr>
-              <w:t xml:space="preserve"/>
-            </w:r>
-          </w:p>
-        </w:tc>
-      </w:tr>
-      <w:tr>
-        <w:trPr>
           <w:trHeight w:val="570" w:hRule="auto"/>
         </w:trPr>
         <w:tc>
@@ -21498,7 +18138,7 @@
                 <w:szCs w:val="18"/>
                 <w:color w:val="000000"/>
               </w:rPr>
-              <w:t xml:space="preserve">32</w:t>
+              <w:t xml:space="preserve">18</w:t>
             </w:r>
           </w:p>
         </w:tc>
@@ -21553,7 +18193,7 @@
                 <w:szCs w:val="18"/>
                 <w:color w:val="000000"/>
               </w:rPr>
-              <w:t xml:space="preserve">14</w:t>
+              <w:t xml:space="preserve">7</w:t>
             </w:r>
           </w:p>
         </w:tc>
@@ -21608,7 +18248,7 @@
                 <w:szCs w:val="18"/>
                 <w:color w:val="000000"/>
               </w:rPr>
-              <w:t xml:space="preserve">18</w:t>
+              <w:t xml:space="preserve">11</w:t>
             </w:r>
           </w:p>
         </w:tc>

--- a/output/tables/READ/table1_TIMP1.docx
+++ b/output/tables/READ/table1_TIMP1.docx
@@ -364,7 +364,7 @@
                 <w:szCs w:val="18"/>
                 <w:color w:val="000000"/>
               </w:rPr>
-              <w:t xml:space="preserve">N = 156</w:t>
+              <w:t xml:space="preserve">N = 157</w:t>
             </w:r>
             <w:r>
               <w:rPr>
@@ -472,7 +472,7 @@
                 <w:szCs w:val="18"/>
                 <w:color w:val="000000"/>
               </w:rPr>
-              <w:t xml:space="preserve">N = 78</w:t>
+              <w:t xml:space="preserve">N = 79</w:t>
             </w:r>
             <w:r>
               <w:rPr>
@@ -778,7 +778,7 @@
                 <w:szCs w:val="18"/>
                 <w:color w:val="000000"/>
               </w:rPr>
-              <w:t xml:space="preserve">65.5 [57.0, 72.5]</w:t>
+              <w:t xml:space="preserve">65.0 [57.0, 72.0]</w:t>
             </w:r>
           </w:p>
         </w:tc>
@@ -943,7 +943,7 @@
                 <w:szCs w:val="18"/>
                 <w:color w:val="000000"/>
               </w:rPr>
-              <w:t xml:space="preserve">0.275</w:t>
+              <w:t xml:space="preserve">0.228</w:t>
             </w:r>
           </w:p>
         </w:tc>
@@ -1223,7 +1223,7 @@
                 <w:szCs w:val="18"/>
                 <w:color w:val="000000"/>
               </w:rPr>
-              <w:t xml:space="preserve">0.749</w:t>
+              <w:t xml:space="preserve">0.690</w:t>
             </w:r>
           </w:p>
         </w:tc>
@@ -1338,62 +1338,62 @@
                 <w:szCs w:val="18"/>
                 <w:color w:val="000000"/>
               </w:rPr>
-              <w:t xml:space="preserve">78 (50.0%)</w:t>
-            </w:r>
-          </w:p>
-        </w:tc>
-        <w:tc>
-          <w:tcPr>
-            <w:tcBorders>
-              <w:bottom w:val="none" w:sz="0" w:space="0" w:color="000000"/>
-              <w:top w:val="none" w:sz="0" w:space="0" w:color="000000"/>
-              <w:left w:val="none" w:sz="0" w:space="0" w:color="000000"/>
-              <w:right w:val="none" w:sz="0" w:space="0" w:color="000000"/>
-            </w:tcBorders>
-            <w:shd w:val="clear" w:color="auto" w:fill="FFFFFF"/>
-            <w:tcMar>
-              <w:top w:w="0" w:type="dxa"/>
-              <w:bottom w:w="0" w:type="dxa"/>
-              <w:left w:w="0" w:type="dxa"/>
-              <w:right w:w="0" w:type="dxa"/>
-            </w:tcMar>
-            <w:vAlign w:val="top"/>
-          </w:tcPr>
-          <w:p>
-            <w:pPr>
-              <w:pStyle w:val="Normal"/>
-              <w:jc w:val="center"/>
-              <w:pBdr>
-                <w:bottom w:val="none" w:sz="0" w:space="0" w:color="000000"/>
-                <w:top w:val="none" w:sz="0" w:space="0" w:color="000000"/>
-                <w:left w:val="none" w:sz="0" w:space="0" w:color="000000"/>
-                <w:right w:val="none" w:sz="0" w:space="0" w:color="000000"/>
-              </w:pBdr>
-              <w:spacing w:after="100" w:before="100" w:line="240"/>
-              <w:ind w:left="100" w:right="100" w:firstLine="0" w:firstLineChars="0"/>
-              <w:rPr>
-                <w:rFonts w:ascii="Times New Roman" w:hAnsi="Times New Roman" w:eastAsia="Times New Roman" w:cs="Times New Roman"/>
-                <w:i w:val="false"/>
-                <w:b w:val="false"/>
-                <w:u w:val="none"/>
-                <w:strike w:val="false"/>
-                <w:sz w:val="18"/>
-                <w:szCs w:val="18"/>
-                <w:color w:val="000000"/>
-              </w:rPr>
-            </w:pPr>
-            <w:r>
-              <w:rPr>
-                <w:rFonts w:ascii="Times New Roman" w:hAnsi="Times New Roman" w:eastAsia="Times New Roman" w:cs="Times New Roman"/>
-                <w:i w:val="false"/>
-                <w:b w:val="false"/>
-                <w:u w:val="none"/>
-                <w:strike w:val="false"/>
-                <w:sz w:val="18"/>
-                <w:szCs w:val="18"/>
-                <w:color w:val="000000"/>
-              </w:rPr>
-              <w:t xml:space="preserve">40 (51.3%)</w:t>
+              <w:t xml:space="preserve">79 (50.3%)</w:t>
+            </w:r>
+          </w:p>
+        </w:tc>
+        <w:tc>
+          <w:tcPr>
+            <w:tcBorders>
+              <w:bottom w:val="none" w:sz="0" w:space="0" w:color="000000"/>
+              <w:top w:val="none" w:sz="0" w:space="0" w:color="000000"/>
+              <w:left w:val="none" w:sz="0" w:space="0" w:color="000000"/>
+              <w:right w:val="none" w:sz="0" w:space="0" w:color="000000"/>
+            </w:tcBorders>
+            <w:shd w:val="clear" w:color="auto" w:fill="FFFFFF"/>
+            <w:tcMar>
+              <w:top w:w="0" w:type="dxa"/>
+              <w:bottom w:w="0" w:type="dxa"/>
+              <w:left w:w="0" w:type="dxa"/>
+              <w:right w:w="0" w:type="dxa"/>
+            </w:tcMar>
+            <w:vAlign w:val="top"/>
+          </w:tcPr>
+          <w:p>
+            <w:pPr>
+              <w:pStyle w:val="Normal"/>
+              <w:jc w:val="center"/>
+              <w:pBdr>
+                <w:bottom w:val="none" w:sz="0" w:space="0" w:color="000000"/>
+                <w:top w:val="none" w:sz="0" w:space="0" w:color="000000"/>
+                <w:left w:val="none" w:sz="0" w:space="0" w:color="000000"/>
+                <w:right w:val="none" w:sz="0" w:space="0" w:color="000000"/>
+              </w:pBdr>
+              <w:spacing w:after="100" w:before="100" w:line="240"/>
+              <w:ind w:left="100" w:right="100" w:firstLine="0" w:firstLineChars="0"/>
+              <w:rPr>
+                <w:rFonts w:ascii="Times New Roman" w:hAnsi="Times New Roman" w:eastAsia="Times New Roman" w:cs="Times New Roman"/>
+                <w:i w:val="false"/>
+                <w:b w:val="false"/>
+                <w:u w:val="none"/>
+                <w:strike w:val="false"/>
+                <w:sz w:val="18"/>
+                <w:szCs w:val="18"/>
+                <w:color w:val="000000"/>
+              </w:rPr>
+            </w:pPr>
+            <w:r>
+              <w:rPr>
+                <w:rFonts w:ascii="Times New Roman" w:hAnsi="Times New Roman" w:eastAsia="Times New Roman" w:cs="Times New Roman"/>
+                <w:i w:val="false"/>
+                <w:b w:val="false"/>
+                <w:u w:val="none"/>
+                <w:strike w:val="false"/>
+                <w:sz w:val="18"/>
+                <w:szCs w:val="18"/>
+                <w:color w:val="000000"/>
+              </w:rPr>
+              <w:t xml:space="preserve">41 (51.9%)</w:t>
             </w:r>
           </w:p>
         </w:tc>
@@ -1618,62 +1618,62 @@
                 <w:szCs w:val="18"/>
                 <w:color w:val="000000"/>
               </w:rPr>
-              <w:t xml:space="preserve">78 (50.0%)</w:t>
-            </w:r>
-          </w:p>
-        </w:tc>
-        <w:tc>
-          <w:tcPr>
-            <w:tcBorders>
-              <w:bottom w:val="none" w:sz="0" w:space="0" w:color="000000"/>
-              <w:top w:val="none" w:sz="0" w:space="0" w:color="000000"/>
-              <w:left w:val="none" w:sz="0" w:space="0" w:color="000000"/>
-              <w:right w:val="none" w:sz="0" w:space="0" w:color="000000"/>
-            </w:tcBorders>
-            <w:shd w:val="clear" w:color="auto" w:fill="FFFFFF"/>
-            <w:tcMar>
-              <w:top w:w="0" w:type="dxa"/>
-              <w:bottom w:w="0" w:type="dxa"/>
-              <w:left w:w="0" w:type="dxa"/>
-              <w:right w:w="0" w:type="dxa"/>
-            </w:tcMar>
-            <w:vAlign w:val="top"/>
-          </w:tcPr>
-          <w:p>
-            <w:pPr>
-              <w:pStyle w:val="Normal"/>
-              <w:jc w:val="center"/>
-              <w:pBdr>
-                <w:bottom w:val="none" w:sz="0" w:space="0" w:color="000000"/>
-                <w:top w:val="none" w:sz="0" w:space="0" w:color="000000"/>
-                <w:left w:val="none" w:sz="0" w:space="0" w:color="000000"/>
-                <w:right w:val="none" w:sz="0" w:space="0" w:color="000000"/>
-              </w:pBdr>
-              <w:spacing w:after="100" w:before="100" w:line="240"/>
-              <w:ind w:left="100" w:right="100" w:firstLine="0" w:firstLineChars="0"/>
-              <w:rPr>
-                <w:rFonts w:ascii="Times New Roman" w:hAnsi="Times New Roman" w:eastAsia="Times New Roman" w:cs="Times New Roman"/>
-                <w:i w:val="false"/>
-                <w:b w:val="false"/>
-                <w:u w:val="none"/>
-                <w:strike w:val="false"/>
-                <w:sz w:val="18"/>
-                <w:szCs w:val="18"/>
-                <w:color w:val="000000"/>
-              </w:rPr>
-            </w:pPr>
-            <w:r>
-              <w:rPr>
-                <w:rFonts w:ascii="Times New Roman" w:hAnsi="Times New Roman" w:eastAsia="Times New Roman" w:cs="Times New Roman"/>
-                <w:i w:val="false"/>
-                <w:b w:val="false"/>
-                <w:u w:val="none"/>
-                <w:strike w:val="false"/>
-                <w:sz w:val="18"/>
-                <w:szCs w:val="18"/>
-                <w:color w:val="000000"/>
-              </w:rPr>
-              <w:t xml:space="preserve">38 (48.7%)</w:t>
+              <w:t xml:space="preserve">78 (49.7%)</w:t>
+            </w:r>
+          </w:p>
+        </w:tc>
+        <w:tc>
+          <w:tcPr>
+            <w:tcBorders>
+              <w:bottom w:val="none" w:sz="0" w:space="0" w:color="000000"/>
+              <w:top w:val="none" w:sz="0" w:space="0" w:color="000000"/>
+              <w:left w:val="none" w:sz="0" w:space="0" w:color="000000"/>
+              <w:right w:val="none" w:sz="0" w:space="0" w:color="000000"/>
+            </w:tcBorders>
+            <w:shd w:val="clear" w:color="auto" w:fill="FFFFFF"/>
+            <w:tcMar>
+              <w:top w:w="0" w:type="dxa"/>
+              <w:bottom w:w="0" w:type="dxa"/>
+              <w:left w:w="0" w:type="dxa"/>
+              <w:right w:w="0" w:type="dxa"/>
+            </w:tcMar>
+            <w:vAlign w:val="top"/>
+          </w:tcPr>
+          <w:p>
+            <w:pPr>
+              <w:pStyle w:val="Normal"/>
+              <w:jc w:val="center"/>
+              <w:pBdr>
+                <w:bottom w:val="none" w:sz="0" w:space="0" w:color="000000"/>
+                <w:top w:val="none" w:sz="0" w:space="0" w:color="000000"/>
+                <w:left w:val="none" w:sz="0" w:space="0" w:color="000000"/>
+                <w:right w:val="none" w:sz="0" w:space="0" w:color="000000"/>
+              </w:pBdr>
+              <w:spacing w:after="100" w:before="100" w:line="240"/>
+              <w:ind w:left="100" w:right="100" w:firstLine="0" w:firstLineChars="0"/>
+              <w:rPr>
+                <w:rFonts w:ascii="Times New Roman" w:hAnsi="Times New Roman" w:eastAsia="Times New Roman" w:cs="Times New Roman"/>
+                <w:i w:val="false"/>
+                <w:b w:val="false"/>
+                <w:u w:val="none"/>
+                <w:strike w:val="false"/>
+                <w:sz w:val="18"/>
+                <w:szCs w:val="18"/>
+                <w:color w:val="000000"/>
+              </w:rPr>
+            </w:pPr>
+            <w:r>
+              <w:rPr>
+                <w:rFonts w:ascii="Times New Roman" w:hAnsi="Times New Roman" w:eastAsia="Times New Roman" w:cs="Times New Roman"/>
+                <w:i w:val="false"/>
+                <w:b w:val="false"/>
+                <w:u w:val="none"/>
+                <w:strike w:val="false"/>
+                <w:sz w:val="18"/>
+                <w:szCs w:val="18"/>
+                <w:color w:val="000000"/>
+              </w:rPr>
+              <w:t xml:space="preserve">38 (48.1%)</w:t>
             </w:r>
           </w:p>
         </w:tc>
@@ -2063,7 +2063,7 @@
                 <w:szCs w:val="18"/>
                 <w:color w:val="000000"/>
               </w:rPr>
-              <w:t xml:space="preserve">0.747</w:t>
+              <w:t xml:space="preserve">0.817</w:t>
             </w:r>
           </w:p>
         </w:tc>
@@ -2178,62 +2178,62 @@
                 <w:szCs w:val="18"/>
                 <w:color w:val="000000"/>
               </w:rPr>
-              <w:t xml:space="preserve">88 (56.4%)</w:t>
-            </w:r>
-          </w:p>
-        </w:tc>
-        <w:tc>
-          <w:tcPr>
-            <w:tcBorders>
-              <w:bottom w:val="none" w:sz="0" w:space="0" w:color="000000"/>
-              <w:top w:val="none" w:sz="0" w:space="0" w:color="000000"/>
-              <w:left w:val="none" w:sz="0" w:space="0" w:color="000000"/>
-              <w:right w:val="none" w:sz="0" w:space="0" w:color="000000"/>
-            </w:tcBorders>
-            <w:shd w:val="clear" w:color="auto" w:fill="FFFFFF"/>
-            <w:tcMar>
-              <w:top w:w="0" w:type="dxa"/>
-              <w:bottom w:w="0" w:type="dxa"/>
-              <w:left w:w="0" w:type="dxa"/>
-              <w:right w:w="0" w:type="dxa"/>
-            </w:tcMar>
-            <w:vAlign w:val="top"/>
-          </w:tcPr>
-          <w:p>
-            <w:pPr>
-              <w:pStyle w:val="Normal"/>
-              <w:jc w:val="center"/>
-              <w:pBdr>
-                <w:bottom w:val="none" w:sz="0" w:space="0" w:color="000000"/>
-                <w:top w:val="none" w:sz="0" w:space="0" w:color="000000"/>
-                <w:left w:val="none" w:sz="0" w:space="0" w:color="000000"/>
-                <w:right w:val="none" w:sz="0" w:space="0" w:color="000000"/>
-              </w:pBdr>
-              <w:spacing w:after="100" w:before="100" w:line="240"/>
-              <w:ind w:left="100" w:right="100" w:firstLine="0" w:firstLineChars="0"/>
-              <w:rPr>
-                <w:rFonts w:ascii="Times New Roman" w:hAnsi="Times New Roman" w:eastAsia="Times New Roman" w:cs="Times New Roman"/>
-                <w:i w:val="false"/>
-                <w:b w:val="false"/>
-                <w:u w:val="none"/>
-                <w:strike w:val="false"/>
-                <w:sz w:val="18"/>
-                <w:szCs w:val="18"/>
-                <w:color w:val="000000"/>
-              </w:rPr>
-            </w:pPr>
-            <w:r>
-              <w:rPr>
-                <w:rFonts w:ascii="Times New Roman" w:hAnsi="Times New Roman" w:eastAsia="Times New Roman" w:cs="Times New Roman"/>
-                <w:i w:val="false"/>
-                <w:b w:val="false"/>
-                <w:u w:val="none"/>
-                <w:strike w:val="false"/>
-                <w:sz w:val="18"/>
-                <w:szCs w:val="18"/>
-                <w:color w:val="000000"/>
-              </w:rPr>
-              <w:t xml:space="preserve">45 (57.7%)</w:t>
+              <w:t xml:space="preserve">88 (56.1%)</w:t>
+            </w:r>
+          </w:p>
+        </w:tc>
+        <w:tc>
+          <w:tcPr>
+            <w:tcBorders>
+              <w:bottom w:val="none" w:sz="0" w:space="0" w:color="000000"/>
+              <w:top w:val="none" w:sz="0" w:space="0" w:color="000000"/>
+              <w:left w:val="none" w:sz="0" w:space="0" w:color="000000"/>
+              <w:right w:val="none" w:sz="0" w:space="0" w:color="000000"/>
+            </w:tcBorders>
+            <w:shd w:val="clear" w:color="auto" w:fill="FFFFFF"/>
+            <w:tcMar>
+              <w:top w:w="0" w:type="dxa"/>
+              <w:bottom w:w="0" w:type="dxa"/>
+              <w:left w:w="0" w:type="dxa"/>
+              <w:right w:w="0" w:type="dxa"/>
+            </w:tcMar>
+            <w:vAlign w:val="top"/>
+          </w:tcPr>
+          <w:p>
+            <w:pPr>
+              <w:pStyle w:val="Normal"/>
+              <w:jc w:val="center"/>
+              <w:pBdr>
+                <w:bottom w:val="none" w:sz="0" w:space="0" w:color="000000"/>
+                <w:top w:val="none" w:sz="0" w:space="0" w:color="000000"/>
+                <w:left w:val="none" w:sz="0" w:space="0" w:color="000000"/>
+                <w:right w:val="none" w:sz="0" w:space="0" w:color="000000"/>
+              </w:pBdr>
+              <w:spacing w:after="100" w:before="100" w:line="240"/>
+              <w:ind w:left="100" w:right="100" w:firstLine="0" w:firstLineChars="0"/>
+              <w:rPr>
+                <w:rFonts w:ascii="Times New Roman" w:hAnsi="Times New Roman" w:eastAsia="Times New Roman" w:cs="Times New Roman"/>
+                <w:i w:val="false"/>
+                <w:b w:val="false"/>
+                <w:u w:val="none"/>
+                <w:strike w:val="false"/>
+                <w:sz w:val="18"/>
+                <w:szCs w:val="18"/>
+                <w:color w:val="000000"/>
+              </w:rPr>
+            </w:pPr>
+            <w:r>
+              <w:rPr>
+                <w:rFonts w:ascii="Times New Roman" w:hAnsi="Times New Roman" w:eastAsia="Times New Roman" w:cs="Times New Roman"/>
+                <w:i w:val="false"/>
+                <w:b w:val="false"/>
+                <w:u w:val="none"/>
+                <w:strike w:val="false"/>
+                <w:sz w:val="18"/>
+                <w:szCs w:val="18"/>
+                <w:color w:val="000000"/>
+              </w:rPr>
+              <w:t xml:space="preserve">45 (57.0%)</w:t>
             </w:r>
           </w:p>
         </w:tc>
@@ -2458,62 +2458,62 @@
                 <w:szCs w:val="18"/>
                 <w:color w:val="000000"/>
               </w:rPr>
-              <w:t xml:space="preserve">68 (43.6%)</w:t>
-            </w:r>
-          </w:p>
-        </w:tc>
-        <w:tc>
-          <w:tcPr>
-            <w:tcBorders>
-              <w:bottom w:val="none" w:sz="0" w:space="0" w:color="000000"/>
-              <w:top w:val="none" w:sz="0" w:space="0" w:color="000000"/>
-              <w:left w:val="none" w:sz="0" w:space="0" w:color="000000"/>
-              <w:right w:val="none" w:sz="0" w:space="0" w:color="000000"/>
-            </w:tcBorders>
-            <w:shd w:val="clear" w:color="auto" w:fill="FFFFFF"/>
-            <w:tcMar>
-              <w:top w:w="0" w:type="dxa"/>
-              <w:bottom w:w="0" w:type="dxa"/>
-              <w:left w:w="0" w:type="dxa"/>
-              <w:right w:w="0" w:type="dxa"/>
-            </w:tcMar>
-            <w:vAlign w:val="top"/>
-          </w:tcPr>
-          <w:p>
-            <w:pPr>
-              <w:pStyle w:val="Normal"/>
-              <w:jc w:val="center"/>
-              <w:pBdr>
-                <w:bottom w:val="none" w:sz="0" w:space="0" w:color="000000"/>
-                <w:top w:val="none" w:sz="0" w:space="0" w:color="000000"/>
-                <w:left w:val="none" w:sz="0" w:space="0" w:color="000000"/>
-                <w:right w:val="none" w:sz="0" w:space="0" w:color="000000"/>
-              </w:pBdr>
-              <w:spacing w:after="100" w:before="100" w:line="240"/>
-              <w:ind w:left="100" w:right="100" w:firstLine="0" w:firstLineChars="0"/>
-              <w:rPr>
-                <w:rFonts w:ascii="Times New Roman" w:hAnsi="Times New Roman" w:eastAsia="Times New Roman" w:cs="Times New Roman"/>
-                <w:i w:val="false"/>
-                <w:b w:val="false"/>
-                <w:u w:val="none"/>
-                <w:strike w:val="false"/>
-                <w:sz w:val="18"/>
-                <w:szCs w:val="18"/>
-                <w:color w:val="000000"/>
-              </w:rPr>
-            </w:pPr>
-            <w:r>
-              <w:rPr>
-                <w:rFonts w:ascii="Times New Roman" w:hAnsi="Times New Roman" w:eastAsia="Times New Roman" w:cs="Times New Roman"/>
-                <w:i w:val="false"/>
-                <w:b w:val="false"/>
-                <w:u w:val="none"/>
-                <w:strike w:val="false"/>
-                <w:sz w:val="18"/>
-                <w:szCs w:val="18"/>
-                <w:color w:val="000000"/>
-              </w:rPr>
-              <w:t xml:space="preserve">33 (42.3%)</w:t>
+              <w:t xml:space="preserve">69 (43.9%)</w:t>
+            </w:r>
+          </w:p>
+        </w:tc>
+        <w:tc>
+          <w:tcPr>
+            <w:tcBorders>
+              <w:bottom w:val="none" w:sz="0" w:space="0" w:color="000000"/>
+              <w:top w:val="none" w:sz="0" w:space="0" w:color="000000"/>
+              <w:left w:val="none" w:sz="0" w:space="0" w:color="000000"/>
+              <w:right w:val="none" w:sz="0" w:space="0" w:color="000000"/>
+            </w:tcBorders>
+            <w:shd w:val="clear" w:color="auto" w:fill="FFFFFF"/>
+            <w:tcMar>
+              <w:top w:w="0" w:type="dxa"/>
+              <w:bottom w:w="0" w:type="dxa"/>
+              <w:left w:w="0" w:type="dxa"/>
+              <w:right w:w="0" w:type="dxa"/>
+            </w:tcMar>
+            <w:vAlign w:val="top"/>
+          </w:tcPr>
+          <w:p>
+            <w:pPr>
+              <w:pStyle w:val="Normal"/>
+              <w:jc w:val="center"/>
+              <w:pBdr>
+                <w:bottom w:val="none" w:sz="0" w:space="0" w:color="000000"/>
+                <w:top w:val="none" w:sz="0" w:space="0" w:color="000000"/>
+                <w:left w:val="none" w:sz="0" w:space="0" w:color="000000"/>
+                <w:right w:val="none" w:sz="0" w:space="0" w:color="000000"/>
+              </w:pBdr>
+              <w:spacing w:after="100" w:before="100" w:line="240"/>
+              <w:ind w:left="100" w:right="100" w:firstLine="0" w:firstLineChars="0"/>
+              <w:rPr>
+                <w:rFonts w:ascii="Times New Roman" w:hAnsi="Times New Roman" w:eastAsia="Times New Roman" w:cs="Times New Roman"/>
+                <w:i w:val="false"/>
+                <w:b w:val="false"/>
+                <w:u w:val="none"/>
+                <w:strike w:val="false"/>
+                <w:sz w:val="18"/>
+                <w:szCs w:val="18"/>
+                <w:color w:val="000000"/>
+              </w:rPr>
+            </w:pPr>
+            <w:r>
+              <w:rPr>
+                <w:rFonts w:ascii="Times New Roman" w:hAnsi="Times New Roman" w:eastAsia="Times New Roman" w:cs="Times New Roman"/>
+                <w:i w:val="false"/>
+                <w:b w:val="false"/>
+                <w:u w:val="none"/>
+                <w:strike w:val="false"/>
+                <w:sz w:val="18"/>
+                <w:szCs w:val="18"/>
+                <w:color w:val="000000"/>
+              </w:rPr>
+              <w:t xml:space="preserve">34 (43.0%)</w:t>
             </w:r>
           </w:p>
         </w:tc>
@@ -2903,7 +2903,7 @@
                 <w:szCs w:val="18"/>
                 <w:color w:val="000000"/>
               </w:rPr>
-              <w:t xml:space="preserve">0.259</w:t>
+              <w:t xml:space="preserve">0.252</w:t>
             </w:r>
           </w:p>
         </w:tc>
@@ -3018,62 +3018,62 @@
                 <w:szCs w:val="18"/>
                 <w:color w:val="000000"/>
               </w:rPr>
-              <w:t xml:space="preserve">29 (19.3%)</w:t>
-            </w:r>
-          </w:p>
-        </w:tc>
-        <w:tc>
-          <w:tcPr>
-            <w:tcBorders>
-              <w:bottom w:val="none" w:sz="0" w:space="0" w:color="000000"/>
-              <w:top w:val="none" w:sz="0" w:space="0" w:color="000000"/>
-              <w:left w:val="none" w:sz="0" w:space="0" w:color="000000"/>
-              <w:right w:val="none" w:sz="0" w:space="0" w:color="000000"/>
-            </w:tcBorders>
-            <w:shd w:val="clear" w:color="auto" w:fill="FFFFFF"/>
-            <w:tcMar>
-              <w:top w:w="0" w:type="dxa"/>
-              <w:bottom w:w="0" w:type="dxa"/>
-              <w:left w:w="0" w:type="dxa"/>
-              <w:right w:w="0" w:type="dxa"/>
-            </w:tcMar>
-            <w:vAlign w:val="top"/>
-          </w:tcPr>
-          <w:p>
-            <w:pPr>
-              <w:pStyle w:val="Normal"/>
-              <w:jc w:val="center"/>
-              <w:pBdr>
-                <w:bottom w:val="none" w:sz="0" w:space="0" w:color="000000"/>
-                <w:top w:val="none" w:sz="0" w:space="0" w:color="000000"/>
-                <w:left w:val="none" w:sz="0" w:space="0" w:color="000000"/>
-                <w:right w:val="none" w:sz="0" w:space="0" w:color="000000"/>
-              </w:pBdr>
-              <w:spacing w:after="100" w:before="100" w:line="240"/>
-              <w:ind w:left="100" w:right="100" w:firstLine="0" w:firstLineChars="0"/>
-              <w:rPr>
-                <w:rFonts w:ascii="Times New Roman" w:hAnsi="Times New Roman" w:eastAsia="Times New Roman" w:cs="Times New Roman"/>
-                <w:i w:val="false"/>
-                <w:b w:val="false"/>
-                <w:u w:val="none"/>
-                <w:strike w:val="false"/>
-                <w:sz w:val="18"/>
-                <w:szCs w:val="18"/>
-                <w:color w:val="000000"/>
-              </w:rPr>
-            </w:pPr>
-            <w:r>
-              <w:rPr>
-                <w:rFonts w:ascii="Times New Roman" w:hAnsi="Times New Roman" w:eastAsia="Times New Roman" w:cs="Times New Roman"/>
-                <w:i w:val="false"/>
-                <w:b w:val="false"/>
-                <w:u w:val="none"/>
-                <w:strike w:val="false"/>
-                <w:sz w:val="18"/>
-                <w:szCs w:val="18"/>
-                <w:color w:val="000000"/>
-              </w:rPr>
-              <w:t xml:space="preserve">19 (25.7%)</w:t>
+              <w:t xml:space="preserve">29 (19.2%)</w:t>
+            </w:r>
+          </w:p>
+        </w:tc>
+        <w:tc>
+          <w:tcPr>
+            <w:tcBorders>
+              <w:bottom w:val="none" w:sz="0" w:space="0" w:color="000000"/>
+              <w:top w:val="none" w:sz="0" w:space="0" w:color="000000"/>
+              <w:left w:val="none" w:sz="0" w:space="0" w:color="000000"/>
+              <w:right w:val="none" w:sz="0" w:space="0" w:color="000000"/>
+            </w:tcBorders>
+            <w:shd w:val="clear" w:color="auto" w:fill="FFFFFF"/>
+            <w:tcMar>
+              <w:top w:w="0" w:type="dxa"/>
+              <w:bottom w:w="0" w:type="dxa"/>
+              <w:left w:w="0" w:type="dxa"/>
+              <w:right w:w="0" w:type="dxa"/>
+            </w:tcMar>
+            <w:vAlign w:val="top"/>
+          </w:tcPr>
+          <w:p>
+            <w:pPr>
+              <w:pStyle w:val="Normal"/>
+              <w:jc w:val="center"/>
+              <w:pBdr>
+                <w:bottom w:val="none" w:sz="0" w:space="0" w:color="000000"/>
+                <w:top w:val="none" w:sz="0" w:space="0" w:color="000000"/>
+                <w:left w:val="none" w:sz="0" w:space="0" w:color="000000"/>
+                <w:right w:val="none" w:sz="0" w:space="0" w:color="000000"/>
+              </w:pBdr>
+              <w:spacing w:after="100" w:before="100" w:line="240"/>
+              <w:ind w:left="100" w:right="100" w:firstLine="0" w:firstLineChars="0"/>
+              <w:rPr>
+                <w:rFonts w:ascii="Times New Roman" w:hAnsi="Times New Roman" w:eastAsia="Times New Roman" w:cs="Times New Roman"/>
+                <w:i w:val="false"/>
+                <w:b w:val="false"/>
+                <w:u w:val="none"/>
+                <w:strike w:val="false"/>
+                <w:sz w:val="18"/>
+                <w:szCs w:val="18"/>
+                <w:color w:val="000000"/>
+              </w:rPr>
+            </w:pPr>
+            <w:r>
+              <w:rPr>
+                <w:rFonts w:ascii="Times New Roman" w:hAnsi="Times New Roman" w:eastAsia="Times New Roman" w:cs="Times New Roman"/>
+                <w:i w:val="false"/>
+                <w:b w:val="false"/>
+                <w:u w:val="none"/>
+                <w:strike w:val="false"/>
+                <w:sz w:val="18"/>
+                <w:szCs w:val="18"/>
+                <w:color w:val="000000"/>
+              </w:rPr>
+              <w:t xml:space="preserve">19 (25.3%)</w:t>
             </w:r>
           </w:p>
         </w:tc>
@@ -3298,62 +3298,62 @@
                 <w:szCs w:val="18"/>
                 <w:color w:val="000000"/>
               </w:rPr>
-              <w:t xml:space="preserve">49 (32.7%)</w:t>
-            </w:r>
-          </w:p>
-        </w:tc>
-        <w:tc>
-          <w:tcPr>
-            <w:tcBorders>
-              <w:bottom w:val="none" w:sz="0" w:space="0" w:color="000000"/>
-              <w:top w:val="none" w:sz="0" w:space="0" w:color="000000"/>
-              <w:left w:val="none" w:sz="0" w:space="0" w:color="000000"/>
-              <w:right w:val="none" w:sz="0" w:space="0" w:color="000000"/>
-            </w:tcBorders>
-            <w:shd w:val="clear" w:color="auto" w:fill="FFFFFF"/>
-            <w:tcMar>
-              <w:top w:w="0" w:type="dxa"/>
-              <w:bottom w:w="0" w:type="dxa"/>
-              <w:left w:w="0" w:type="dxa"/>
-              <w:right w:w="0" w:type="dxa"/>
-            </w:tcMar>
-            <w:vAlign w:val="top"/>
-          </w:tcPr>
-          <w:p>
-            <w:pPr>
-              <w:pStyle w:val="Normal"/>
-              <w:jc w:val="center"/>
-              <w:pBdr>
-                <w:bottom w:val="none" w:sz="0" w:space="0" w:color="000000"/>
-                <w:top w:val="none" w:sz="0" w:space="0" w:color="000000"/>
-                <w:left w:val="none" w:sz="0" w:space="0" w:color="000000"/>
-                <w:right w:val="none" w:sz="0" w:space="0" w:color="000000"/>
-              </w:pBdr>
-              <w:spacing w:after="100" w:before="100" w:line="240"/>
-              <w:ind w:left="100" w:right="100" w:firstLine="0" w:firstLineChars="0"/>
-              <w:rPr>
-                <w:rFonts w:ascii="Times New Roman" w:hAnsi="Times New Roman" w:eastAsia="Times New Roman" w:cs="Times New Roman"/>
-                <w:i w:val="false"/>
-                <w:b w:val="false"/>
-                <w:u w:val="none"/>
-                <w:strike w:val="false"/>
-                <w:sz w:val="18"/>
-                <w:szCs w:val="18"/>
-                <w:color w:val="000000"/>
-              </w:rPr>
-            </w:pPr>
-            <w:r>
-              <w:rPr>
-                <w:rFonts w:ascii="Times New Roman" w:hAnsi="Times New Roman" w:eastAsia="Times New Roman" w:cs="Times New Roman"/>
-                <w:i w:val="false"/>
-                <w:b w:val="false"/>
-                <w:u w:val="none"/>
-                <w:strike w:val="false"/>
-                <w:sz w:val="18"/>
-                <w:szCs w:val="18"/>
-                <w:color w:val="000000"/>
-              </w:rPr>
-              <w:t xml:space="preserve">22 (29.7%)</w:t>
+              <w:t xml:space="preserve">49 (32.5%)</w:t>
+            </w:r>
+          </w:p>
+        </w:tc>
+        <w:tc>
+          <w:tcPr>
+            <w:tcBorders>
+              <w:bottom w:val="none" w:sz="0" w:space="0" w:color="000000"/>
+              <w:top w:val="none" w:sz="0" w:space="0" w:color="000000"/>
+              <w:left w:val="none" w:sz="0" w:space="0" w:color="000000"/>
+              <w:right w:val="none" w:sz="0" w:space="0" w:color="000000"/>
+            </w:tcBorders>
+            <w:shd w:val="clear" w:color="auto" w:fill="FFFFFF"/>
+            <w:tcMar>
+              <w:top w:w="0" w:type="dxa"/>
+              <w:bottom w:w="0" w:type="dxa"/>
+              <w:left w:w="0" w:type="dxa"/>
+              <w:right w:w="0" w:type="dxa"/>
+            </w:tcMar>
+            <w:vAlign w:val="top"/>
+          </w:tcPr>
+          <w:p>
+            <w:pPr>
+              <w:pStyle w:val="Normal"/>
+              <w:jc w:val="center"/>
+              <w:pBdr>
+                <w:bottom w:val="none" w:sz="0" w:space="0" w:color="000000"/>
+                <w:top w:val="none" w:sz="0" w:space="0" w:color="000000"/>
+                <w:left w:val="none" w:sz="0" w:space="0" w:color="000000"/>
+                <w:right w:val="none" w:sz="0" w:space="0" w:color="000000"/>
+              </w:pBdr>
+              <w:spacing w:after="100" w:before="100" w:line="240"/>
+              <w:ind w:left="100" w:right="100" w:firstLine="0" w:firstLineChars="0"/>
+              <w:rPr>
+                <w:rFonts w:ascii="Times New Roman" w:hAnsi="Times New Roman" w:eastAsia="Times New Roman" w:cs="Times New Roman"/>
+                <w:i w:val="false"/>
+                <w:b w:val="false"/>
+                <w:u w:val="none"/>
+                <w:strike w:val="false"/>
+                <w:sz w:val="18"/>
+                <w:szCs w:val="18"/>
+                <w:color w:val="000000"/>
+              </w:rPr>
+            </w:pPr>
+            <w:r>
+              <w:rPr>
+                <w:rFonts w:ascii="Times New Roman" w:hAnsi="Times New Roman" w:eastAsia="Times New Roman" w:cs="Times New Roman"/>
+                <w:i w:val="false"/>
+                <w:b w:val="false"/>
+                <w:u w:val="none"/>
+                <w:strike w:val="false"/>
+                <w:sz w:val="18"/>
+                <w:szCs w:val="18"/>
+                <w:color w:val="000000"/>
+              </w:rPr>
+              <w:t xml:space="preserve">22 (29.3%)</w:t>
             </w:r>
           </w:p>
         </w:tc>
@@ -3578,62 +3578,62 @@
                 <w:szCs w:val="18"/>
                 <w:color w:val="000000"/>
               </w:rPr>
-              <w:t xml:space="preserve">48 (32.0%)</w:t>
-            </w:r>
-          </w:p>
-        </w:tc>
-        <w:tc>
-          <w:tcPr>
-            <w:tcBorders>
-              <w:bottom w:val="none" w:sz="0" w:space="0" w:color="000000"/>
-              <w:top w:val="none" w:sz="0" w:space="0" w:color="000000"/>
-              <w:left w:val="none" w:sz="0" w:space="0" w:color="000000"/>
-              <w:right w:val="none" w:sz="0" w:space="0" w:color="000000"/>
-            </w:tcBorders>
-            <w:shd w:val="clear" w:color="auto" w:fill="FFFFFF"/>
-            <w:tcMar>
-              <w:top w:w="0" w:type="dxa"/>
-              <w:bottom w:w="0" w:type="dxa"/>
-              <w:left w:w="0" w:type="dxa"/>
-              <w:right w:w="0" w:type="dxa"/>
-            </w:tcMar>
-            <w:vAlign w:val="top"/>
-          </w:tcPr>
-          <w:p>
-            <w:pPr>
-              <w:pStyle w:val="Normal"/>
-              <w:jc w:val="center"/>
-              <w:pBdr>
-                <w:bottom w:val="none" w:sz="0" w:space="0" w:color="000000"/>
-                <w:top w:val="none" w:sz="0" w:space="0" w:color="000000"/>
-                <w:left w:val="none" w:sz="0" w:space="0" w:color="000000"/>
-                <w:right w:val="none" w:sz="0" w:space="0" w:color="000000"/>
-              </w:pBdr>
-              <w:spacing w:after="100" w:before="100" w:line="240"/>
-              <w:ind w:left="100" w:right="100" w:firstLine="0" w:firstLineChars="0"/>
-              <w:rPr>
-                <w:rFonts w:ascii="Times New Roman" w:hAnsi="Times New Roman" w:eastAsia="Times New Roman" w:cs="Times New Roman"/>
-                <w:i w:val="false"/>
-                <w:b w:val="false"/>
-                <w:u w:val="none"/>
-                <w:strike w:val="false"/>
-                <w:sz w:val="18"/>
-                <w:szCs w:val="18"/>
-                <w:color w:val="000000"/>
-              </w:rPr>
-            </w:pPr>
-            <w:r>
-              <w:rPr>
-                <w:rFonts w:ascii="Times New Roman" w:hAnsi="Times New Roman" w:eastAsia="Times New Roman" w:cs="Times New Roman"/>
-                <w:i w:val="false"/>
-                <w:b w:val="false"/>
-                <w:u w:val="none"/>
-                <w:strike w:val="false"/>
-                <w:sz w:val="18"/>
-                <w:szCs w:val="18"/>
-                <w:color w:val="000000"/>
-              </w:rPr>
-              <w:t xml:space="preserve">21 (28.4%)</w:t>
+              <w:t xml:space="preserve">48 (31.8%)</w:t>
+            </w:r>
+          </w:p>
+        </w:tc>
+        <w:tc>
+          <w:tcPr>
+            <w:tcBorders>
+              <w:bottom w:val="none" w:sz="0" w:space="0" w:color="000000"/>
+              <w:top w:val="none" w:sz="0" w:space="0" w:color="000000"/>
+              <w:left w:val="none" w:sz="0" w:space="0" w:color="000000"/>
+              <w:right w:val="none" w:sz="0" w:space="0" w:color="000000"/>
+            </w:tcBorders>
+            <w:shd w:val="clear" w:color="auto" w:fill="FFFFFF"/>
+            <w:tcMar>
+              <w:top w:w="0" w:type="dxa"/>
+              <w:bottom w:w="0" w:type="dxa"/>
+              <w:left w:w="0" w:type="dxa"/>
+              <w:right w:w="0" w:type="dxa"/>
+            </w:tcMar>
+            <w:vAlign w:val="top"/>
+          </w:tcPr>
+          <w:p>
+            <w:pPr>
+              <w:pStyle w:val="Normal"/>
+              <w:jc w:val="center"/>
+              <w:pBdr>
+                <w:bottom w:val="none" w:sz="0" w:space="0" w:color="000000"/>
+                <w:top w:val="none" w:sz="0" w:space="0" w:color="000000"/>
+                <w:left w:val="none" w:sz="0" w:space="0" w:color="000000"/>
+                <w:right w:val="none" w:sz="0" w:space="0" w:color="000000"/>
+              </w:pBdr>
+              <w:spacing w:after="100" w:before="100" w:line="240"/>
+              <w:ind w:left="100" w:right="100" w:firstLine="0" w:firstLineChars="0"/>
+              <w:rPr>
+                <w:rFonts w:ascii="Times New Roman" w:hAnsi="Times New Roman" w:eastAsia="Times New Roman" w:cs="Times New Roman"/>
+                <w:i w:val="false"/>
+                <w:b w:val="false"/>
+                <w:u w:val="none"/>
+                <w:strike w:val="false"/>
+                <w:sz w:val="18"/>
+                <w:szCs w:val="18"/>
+                <w:color w:val="000000"/>
+              </w:rPr>
+            </w:pPr>
+            <w:r>
+              <w:rPr>
+                <w:rFonts w:ascii="Times New Roman" w:hAnsi="Times New Roman" w:eastAsia="Times New Roman" w:cs="Times New Roman"/>
+                <w:i w:val="false"/>
+                <w:b w:val="false"/>
+                <w:u w:val="none"/>
+                <w:strike w:val="false"/>
+                <w:sz w:val="18"/>
+                <w:szCs w:val="18"/>
+                <w:color w:val="000000"/>
+              </w:rPr>
+              <w:t xml:space="preserve">21 (28.0%)</w:t>
             </w:r>
           </w:p>
         </w:tc>
@@ -3858,62 +3858,62 @@
                 <w:szCs w:val="18"/>
                 <w:color w:val="000000"/>
               </w:rPr>
-              <w:t xml:space="preserve">24 (16.0%)</w:t>
-            </w:r>
-          </w:p>
-        </w:tc>
-        <w:tc>
-          <w:tcPr>
-            <w:tcBorders>
-              <w:bottom w:val="none" w:sz="0" w:space="0" w:color="000000"/>
-              <w:top w:val="none" w:sz="0" w:space="0" w:color="000000"/>
-              <w:left w:val="none" w:sz="0" w:space="0" w:color="000000"/>
-              <w:right w:val="none" w:sz="0" w:space="0" w:color="000000"/>
-            </w:tcBorders>
-            <w:shd w:val="clear" w:color="auto" w:fill="FFFFFF"/>
-            <w:tcMar>
-              <w:top w:w="0" w:type="dxa"/>
-              <w:bottom w:w="0" w:type="dxa"/>
-              <w:left w:w="0" w:type="dxa"/>
-              <w:right w:w="0" w:type="dxa"/>
-            </w:tcMar>
-            <w:vAlign w:val="top"/>
-          </w:tcPr>
-          <w:p>
-            <w:pPr>
-              <w:pStyle w:val="Normal"/>
-              <w:jc w:val="center"/>
-              <w:pBdr>
-                <w:bottom w:val="none" w:sz="0" w:space="0" w:color="000000"/>
-                <w:top w:val="none" w:sz="0" w:space="0" w:color="000000"/>
-                <w:left w:val="none" w:sz="0" w:space="0" w:color="000000"/>
-                <w:right w:val="none" w:sz="0" w:space="0" w:color="000000"/>
-              </w:pBdr>
-              <w:spacing w:after="100" w:before="100" w:line="240"/>
-              <w:ind w:left="100" w:right="100" w:firstLine="0" w:firstLineChars="0"/>
-              <w:rPr>
-                <w:rFonts w:ascii="Times New Roman" w:hAnsi="Times New Roman" w:eastAsia="Times New Roman" w:cs="Times New Roman"/>
-                <w:i w:val="false"/>
-                <w:b w:val="false"/>
-                <w:u w:val="none"/>
-                <w:strike w:val="false"/>
-                <w:sz w:val="18"/>
-                <w:szCs w:val="18"/>
-                <w:color w:val="000000"/>
-              </w:rPr>
-            </w:pPr>
-            <w:r>
-              <w:rPr>
-                <w:rFonts w:ascii="Times New Roman" w:hAnsi="Times New Roman" w:eastAsia="Times New Roman" w:cs="Times New Roman"/>
-                <w:i w:val="false"/>
-                <w:b w:val="false"/>
-                <w:u w:val="none"/>
-                <w:strike w:val="false"/>
-                <w:sz w:val="18"/>
-                <w:szCs w:val="18"/>
-                <w:color w:val="000000"/>
-              </w:rPr>
-              <w:t xml:space="preserve">12 (16.2%)</w:t>
+              <w:t xml:space="preserve">25 (16.6%)</w:t>
+            </w:r>
+          </w:p>
+        </w:tc>
+        <w:tc>
+          <w:tcPr>
+            <w:tcBorders>
+              <w:bottom w:val="none" w:sz="0" w:space="0" w:color="000000"/>
+              <w:top w:val="none" w:sz="0" w:space="0" w:color="000000"/>
+              <w:left w:val="none" w:sz="0" w:space="0" w:color="000000"/>
+              <w:right w:val="none" w:sz="0" w:space="0" w:color="000000"/>
+            </w:tcBorders>
+            <w:shd w:val="clear" w:color="auto" w:fill="FFFFFF"/>
+            <w:tcMar>
+              <w:top w:w="0" w:type="dxa"/>
+              <w:bottom w:w="0" w:type="dxa"/>
+              <w:left w:w="0" w:type="dxa"/>
+              <w:right w:w="0" w:type="dxa"/>
+            </w:tcMar>
+            <w:vAlign w:val="top"/>
+          </w:tcPr>
+          <w:p>
+            <w:pPr>
+              <w:pStyle w:val="Normal"/>
+              <w:jc w:val="center"/>
+              <w:pBdr>
+                <w:bottom w:val="none" w:sz="0" w:space="0" w:color="000000"/>
+                <w:top w:val="none" w:sz="0" w:space="0" w:color="000000"/>
+                <w:left w:val="none" w:sz="0" w:space="0" w:color="000000"/>
+                <w:right w:val="none" w:sz="0" w:space="0" w:color="000000"/>
+              </w:pBdr>
+              <w:spacing w:after="100" w:before="100" w:line="240"/>
+              <w:ind w:left="100" w:right="100" w:firstLine="0" w:firstLineChars="0"/>
+              <w:rPr>
+                <w:rFonts w:ascii="Times New Roman" w:hAnsi="Times New Roman" w:eastAsia="Times New Roman" w:cs="Times New Roman"/>
+                <w:i w:val="false"/>
+                <w:b w:val="false"/>
+                <w:u w:val="none"/>
+                <w:strike w:val="false"/>
+                <w:sz w:val="18"/>
+                <w:szCs w:val="18"/>
+                <w:color w:val="000000"/>
+              </w:rPr>
+            </w:pPr>
+            <w:r>
+              <w:rPr>
+                <w:rFonts w:ascii="Times New Roman" w:hAnsi="Times New Roman" w:eastAsia="Times New Roman" w:cs="Times New Roman"/>
+                <w:i w:val="false"/>
+                <w:b w:val="false"/>
+                <w:u w:val="none"/>
+                <w:strike w:val="false"/>
+                <w:sz w:val="18"/>
+                <w:szCs w:val="18"/>
+                <w:color w:val="000000"/>
+              </w:rPr>
+              <w:t xml:space="preserve">13 (17.3%)</w:t>
             </w:r>
           </w:p>
         </w:tc>
@@ -4583,7 +4583,7 @@
                 <w:szCs w:val="18"/>
                 <w:color w:val="000000"/>
               </w:rPr>
-              <w:t xml:space="preserve">0.366</w:t>
+              <w:t xml:space="preserve">0.377</w:t>
             </w:r>
           </w:p>
         </w:tc>
@@ -4753,7 +4753,7 @@
                 <w:szCs w:val="18"/>
                 <w:color w:val="000000"/>
               </w:rPr>
-              <w:t xml:space="preserve">6 (7.7%)</w:t>
+              <w:t xml:space="preserve">6 (7.6%)</w:t>
             </w:r>
           </w:p>
         </w:tc>
@@ -4978,62 +4978,62 @@
                 <w:szCs w:val="18"/>
                 <w:color w:val="000000"/>
               </w:rPr>
-              <w:t xml:space="preserve">26 (16.8%)</w:t>
-            </w:r>
-          </w:p>
-        </w:tc>
-        <w:tc>
-          <w:tcPr>
-            <w:tcBorders>
-              <w:bottom w:val="none" w:sz="0" w:space="0" w:color="000000"/>
-              <w:top w:val="none" w:sz="0" w:space="0" w:color="000000"/>
-              <w:left w:val="none" w:sz="0" w:space="0" w:color="000000"/>
-              <w:right w:val="none" w:sz="0" w:space="0" w:color="000000"/>
-            </w:tcBorders>
-            <w:shd w:val="clear" w:color="auto" w:fill="FFFFFF"/>
-            <w:tcMar>
-              <w:top w:w="0" w:type="dxa"/>
-              <w:bottom w:w="0" w:type="dxa"/>
-              <w:left w:w="0" w:type="dxa"/>
-              <w:right w:w="0" w:type="dxa"/>
-            </w:tcMar>
-            <w:vAlign w:val="top"/>
-          </w:tcPr>
-          <w:p>
-            <w:pPr>
-              <w:pStyle w:val="Normal"/>
-              <w:jc w:val="center"/>
-              <w:pBdr>
-                <w:bottom w:val="none" w:sz="0" w:space="0" w:color="000000"/>
-                <w:top w:val="none" w:sz="0" w:space="0" w:color="000000"/>
-                <w:left w:val="none" w:sz="0" w:space="0" w:color="000000"/>
-                <w:right w:val="none" w:sz="0" w:space="0" w:color="000000"/>
-              </w:pBdr>
-              <w:spacing w:after="100" w:before="100" w:line="240"/>
-              <w:ind w:left="100" w:right="100" w:firstLine="0" w:firstLineChars="0"/>
-              <w:rPr>
-                <w:rFonts w:ascii="Times New Roman" w:hAnsi="Times New Roman" w:eastAsia="Times New Roman" w:cs="Times New Roman"/>
-                <w:i w:val="false"/>
-                <w:b w:val="false"/>
-                <w:u w:val="none"/>
-                <w:strike w:val="false"/>
-                <w:sz w:val="18"/>
-                <w:szCs w:val="18"/>
-                <w:color w:val="000000"/>
-              </w:rPr>
-            </w:pPr>
-            <w:r>
-              <w:rPr>
-                <w:rFonts w:ascii="Times New Roman" w:hAnsi="Times New Roman" w:eastAsia="Times New Roman" w:cs="Times New Roman"/>
-                <w:i w:val="false"/>
-                <w:b w:val="false"/>
-                <w:u w:val="none"/>
-                <w:strike w:val="false"/>
-                <w:sz w:val="18"/>
-                <w:szCs w:val="18"/>
-                <w:color w:val="000000"/>
-              </w:rPr>
-              <w:t xml:space="preserve">16 (20.5%)</w:t>
+              <w:t xml:space="preserve">26 (16.7%)</w:t>
+            </w:r>
+          </w:p>
+        </w:tc>
+        <w:tc>
+          <w:tcPr>
+            <w:tcBorders>
+              <w:bottom w:val="none" w:sz="0" w:space="0" w:color="000000"/>
+              <w:top w:val="none" w:sz="0" w:space="0" w:color="000000"/>
+              <w:left w:val="none" w:sz="0" w:space="0" w:color="000000"/>
+              <w:right w:val="none" w:sz="0" w:space="0" w:color="000000"/>
+            </w:tcBorders>
+            <w:shd w:val="clear" w:color="auto" w:fill="FFFFFF"/>
+            <w:tcMar>
+              <w:top w:w="0" w:type="dxa"/>
+              <w:bottom w:w="0" w:type="dxa"/>
+              <w:left w:w="0" w:type="dxa"/>
+              <w:right w:w="0" w:type="dxa"/>
+            </w:tcMar>
+            <w:vAlign w:val="top"/>
+          </w:tcPr>
+          <w:p>
+            <w:pPr>
+              <w:pStyle w:val="Normal"/>
+              <w:jc w:val="center"/>
+              <w:pBdr>
+                <w:bottom w:val="none" w:sz="0" w:space="0" w:color="000000"/>
+                <w:top w:val="none" w:sz="0" w:space="0" w:color="000000"/>
+                <w:left w:val="none" w:sz="0" w:space="0" w:color="000000"/>
+                <w:right w:val="none" w:sz="0" w:space="0" w:color="000000"/>
+              </w:pBdr>
+              <w:spacing w:after="100" w:before="100" w:line="240"/>
+              <w:ind w:left="100" w:right="100" w:firstLine="0" w:firstLineChars="0"/>
+              <w:rPr>
+                <w:rFonts w:ascii="Times New Roman" w:hAnsi="Times New Roman" w:eastAsia="Times New Roman" w:cs="Times New Roman"/>
+                <w:i w:val="false"/>
+                <w:b w:val="false"/>
+                <w:u w:val="none"/>
+                <w:strike w:val="false"/>
+                <w:sz w:val="18"/>
+                <w:szCs w:val="18"/>
+                <w:color w:val="000000"/>
+              </w:rPr>
+            </w:pPr>
+            <w:r>
+              <w:rPr>
+                <w:rFonts w:ascii="Times New Roman" w:hAnsi="Times New Roman" w:eastAsia="Times New Roman" w:cs="Times New Roman"/>
+                <w:i w:val="false"/>
+                <w:b w:val="false"/>
+                <w:u w:val="none"/>
+                <w:strike w:val="false"/>
+                <w:sz w:val="18"/>
+                <w:szCs w:val="18"/>
+                <w:color w:val="000000"/>
+              </w:rPr>
+              <w:t xml:space="preserve">16 (20.3%)</w:t>
             </w:r>
           </w:p>
         </w:tc>
@@ -5258,62 +5258,62 @@
                 <w:szCs w:val="18"/>
                 <w:color w:val="000000"/>
               </w:rPr>
-              <w:t xml:space="preserve">107 (69.0%)</w:t>
-            </w:r>
-          </w:p>
-        </w:tc>
-        <w:tc>
-          <w:tcPr>
-            <w:tcBorders>
-              <w:bottom w:val="none" w:sz="0" w:space="0" w:color="000000"/>
-              <w:top w:val="none" w:sz="0" w:space="0" w:color="000000"/>
-              <w:left w:val="none" w:sz="0" w:space="0" w:color="000000"/>
-              <w:right w:val="none" w:sz="0" w:space="0" w:color="000000"/>
-            </w:tcBorders>
-            <w:shd w:val="clear" w:color="auto" w:fill="FFFFFF"/>
-            <w:tcMar>
-              <w:top w:w="0" w:type="dxa"/>
-              <w:bottom w:w="0" w:type="dxa"/>
-              <w:left w:w="0" w:type="dxa"/>
-              <w:right w:w="0" w:type="dxa"/>
-            </w:tcMar>
-            <w:vAlign w:val="top"/>
-          </w:tcPr>
-          <w:p>
-            <w:pPr>
-              <w:pStyle w:val="Normal"/>
-              <w:jc w:val="center"/>
-              <w:pBdr>
-                <w:bottom w:val="none" w:sz="0" w:space="0" w:color="000000"/>
-                <w:top w:val="none" w:sz="0" w:space="0" w:color="000000"/>
-                <w:left w:val="none" w:sz="0" w:space="0" w:color="000000"/>
-                <w:right w:val="none" w:sz="0" w:space="0" w:color="000000"/>
-              </w:pBdr>
-              <w:spacing w:after="100" w:before="100" w:line="240"/>
-              <w:ind w:left="100" w:right="100" w:firstLine="0" w:firstLineChars="0"/>
-              <w:rPr>
-                <w:rFonts w:ascii="Times New Roman" w:hAnsi="Times New Roman" w:eastAsia="Times New Roman" w:cs="Times New Roman"/>
-                <w:i w:val="false"/>
-                <w:b w:val="false"/>
-                <w:u w:val="none"/>
-                <w:strike w:val="false"/>
-                <w:sz w:val="18"/>
-                <w:szCs w:val="18"/>
-                <w:color w:val="000000"/>
-              </w:rPr>
-            </w:pPr>
-            <w:r>
-              <w:rPr>
-                <w:rFonts w:ascii="Times New Roman" w:hAnsi="Times New Roman" w:eastAsia="Times New Roman" w:cs="Times New Roman"/>
-                <w:i w:val="false"/>
-                <w:b w:val="false"/>
-                <w:u w:val="none"/>
-                <w:strike w:val="false"/>
-                <w:sz w:val="18"/>
-                <w:szCs w:val="18"/>
-                <w:color w:val="000000"/>
-              </w:rPr>
-              <w:t xml:space="preserve">51 (65.4%)</w:t>
+              <w:t xml:space="preserve">108 (69.2%)</w:t>
+            </w:r>
+          </w:p>
+        </w:tc>
+        <w:tc>
+          <w:tcPr>
+            <w:tcBorders>
+              <w:bottom w:val="none" w:sz="0" w:space="0" w:color="000000"/>
+              <w:top w:val="none" w:sz="0" w:space="0" w:color="000000"/>
+              <w:left w:val="none" w:sz="0" w:space="0" w:color="000000"/>
+              <w:right w:val="none" w:sz="0" w:space="0" w:color="000000"/>
+            </w:tcBorders>
+            <w:shd w:val="clear" w:color="auto" w:fill="FFFFFF"/>
+            <w:tcMar>
+              <w:top w:w="0" w:type="dxa"/>
+              <w:bottom w:w="0" w:type="dxa"/>
+              <w:left w:w="0" w:type="dxa"/>
+              <w:right w:w="0" w:type="dxa"/>
+            </w:tcMar>
+            <w:vAlign w:val="top"/>
+          </w:tcPr>
+          <w:p>
+            <w:pPr>
+              <w:pStyle w:val="Normal"/>
+              <w:jc w:val="center"/>
+              <w:pBdr>
+                <w:bottom w:val="none" w:sz="0" w:space="0" w:color="000000"/>
+                <w:top w:val="none" w:sz="0" w:space="0" w:color="000000"/>
+                <w:left w:val="none" w:sz="0" w:space="0" w:color="000000"/>
+                <w:right w:val="none" w:sz="0" w:space="0" w:color="000000"/>
+              </w:pBdr>
+              <w:spacing w:after="100" w:before="100" w:line="240"/>
+              <w:ind w:left="100" w:right="100" w:firstLine="0" w:firstLineChars="0"/>
+              <w:rPr>
+                <w:rFonts w:ascii="Times New Roman" w:hAnsi="Times New Roman" w:eastAsia="Times New Roman" w:cs="Times New Roman"/>
+                <w:i w:val="false"/>
+                <w:b w:val="false"/>
+                <w:u w:val="none"/>
+                <w:strike w:val="false"/>
+                <w:sz w:val="18"/>
+                <w:szCs w:val="18"/>
+                <w:color w:val="000000"/>
+              </w:rPr>
+            </w:pPr>
+            <w:r>
+              <w:rPr>
+                <w:rFonts w:ascii="Times New Roman" w:hAnsi="Times New Roman" w:eastAsia="Times New Roman" w:cs="Times New Roman"/>
+                <w:i w:val="false"/>
+                <w:b w:val="false"/>
+                <w:u w:val="none"/>
+                <w:strike w:val="false"/>
+                <w:sz w:val="18"/>
+                <w:szCs w:val="18"/>
+                <w:color w:val="000000"/>
+              </w:rPr>
+              <w:t xml:space="preserve">52 (65.8%)</w:t>
             </w:r>
           </w:p>
         </w:tc>
@@ -5538,62 +5538,62 @@
                 <w:szCs w:val="18"/>
                 <w:color w:val="000000"/>
               </w:rPr>
-              <w:t xml:space="preserve">13 (8.4%)</w:t>
-            </w:r>
-          </w:p>
-        </w:tc>
-        <w:tc>
-          <w:tcPr>
-            <w:tcBorders>
-              <w:bottom w:val="none" w:sz="0" w:space="0" w:color="000000"/>
-              <w:top w:val="none" w:sz="0" w:space="0" w:color="000000"/>
-              <w:left w:val="none" w:sz="0" w:space="0" w:color="000000"/>
-              <w:right w:val="none" w:sz="0" w:space="0" w:color="000000"/>
-            </w:tcBorders>
-            <w:shd w:val="clear" w:color="auto" w:fill="FFFFFF"/>
-            <w:tcMar>
-              <w:top w:w="0" w:type="dxa"/>
-              <w:bottom w:w="0" w:type="dxa"/>
-              <w:left w:w="0" w:type="dxa"/>
-              <w:right w:w="0" w:type="dxa"/>
-            </w:tcMar>
-            <w:vAlign w:val="top"/>
-          </w:tcPr>
-          <w:p>
-            <w:pPr>
-              <w:pStyle w:val="Normal"/>
-              <w:jc w:val="center"/>
-              <w:pBdr>
-                <w:bottom w:val="none" w:sz="0" w:space="0" w:color="000000"/>
-                <w:top w:val="none" w:sz="0" w:space="0" w:color="000000"/>
-                <w:left w:val="none" w:sz="0" w:space="0" w:color="000000"/>
-                <w:right w:val="none" w:sz="0" w:space="0" w:color="000000"/>
-              </w:pBdr>
-              <w:spacing w:after="100" w:before="100" w:line="240"/>
-              <w:ind w:left="100" w:right="100" w:firstLine="0" w:firstLineChars="0"/>
-              <w:rPr>
-                <w:rFonts w:ascii="Times New Roman" w:hAnsi="Times New Roman" w:eastAsia="Times New Roman" w:cs="Times New Roman"/>
-                <w:i w:val="false"/>
-                <w:b w:val="false"/>
-                <w:u w:val="none"/>
-                <w:strike w:val="false"/>
-                <w:sz w:val="18"/>
-                <w:szCs w:val="18"/>
-                <w:color w:val="000000"/>
-              </w:rPr>
-            </w:pPr>
-            <w:r>
-              <w:rPr>
-                <w:rFonts w:ascii="Times New Roman" w:hAnsi="Times New Roman" w:eastAsia="Times New Roman" w:cs="Times New Roman"/>
-                <w:i w:val="false"/>
-                <w:b w:val="false"/>
-                <w:u w:val="none"/>
-                <w:strike w:val="false"/>
-                <w:sz w:val="18"/>
-                <w:szCs w:val="18"/>
-                <w:color w:val="000000"/>
-              </w:rPr>
-              <w:t xml:space="preserve">5 (6.4%)</w:t>
+              <w:t xml:space="preserve">13 (8.3%)</w:t>
+            </w:r>
+          </w:p>
+        </w:tc>
+        <w:tc>
+          <w:tcPr>
+            <w:tcBorders>
+              <w:bottom w:val="none" w:sz="0" w:space="0" w:color="000000"/>
+              <w:top w:val="none" w:sz="0" w:space="0" w:color="000000"/>
+              <w:left w:val="none" w:sz="0" w:space="0" w:color="000000"/>
+              <w:right w:val="none" w:sz="0" w:space="0" w:color="000000"/>
+            </w:tcBorders>
+            <w:shd w:val="clear" w:color="auto" w:fill="FFFFFF"/>
+            <w:tcMar>
+              <w:top w:w="0" w:type="dxa"/>
+              <w:bottom w:w="0" w:type="dxa"/>
+              <w:left w:w="0" w:type="dxa"/>
+              <w:right w:w="0" w:type="dxa"/>
+            </w:tcMar>
+            <w:vAlign w:val="top"/>
+          </w:tcPr>
+          <w:p>
+            <w:pPr>
+              <w:pStyle w:val="Normal"/>
+              <w:jc w:val="center"/>
+              <w:pBdr>
+                <w:bottom w:val="none" w:sz="0" w:space="0" w:color="000000"/>
+                <w:top w:val="none" w:sz="0" w:space="0" w:color="000000"/>
+                <w:left w:val="none" w:sz="0" w:space="0" w:color="000000"/>
+                <w:right w:val="none" w:sz="0" w:space="0" w:color="000000"/>
+              </w:pBdr>
+              <w:spacing w:after="100" w:before="100" w:line="240"/>
+              <w:ind w:left="100" w:right="100" w:firstLine="0" w:firstLineChars="0"/>
+              <w:rPr>
+                <w:rFonts w:ascii="Times New Roman" w:hAnsi="Times New Roman" w:eastAsia="Times New Roman" w:cs="Times New Roman"/>
+                <w:i w:val="false"/>
+                <w:b w:val="false"/>
+                <w:u w:val="none"/>
+                <w:strike w:val="false"/>
+                <w:sz w:val="18"/>
+                <w:szCs w:val="18"/>
+                <w:color w:val="000000"/>
+              </w:rPr>
+            </w:pPr>
+            <w:r>
+              <w:rPr>
+                <w:rFonts w:ascii="Times New Roman" w:hAnsi="Times New Roman" w:eastAsia="Times New Roman" w:cs="Times New Roman"/>
+                <w:i w:val="false"/>
+                <w:b w:val="false"/>
+                <w:u w:val="none"/>
+                <w:strike w:val="false"/>
+                <w:sz w:val="18"/>
+                <w:szCs w:val="18"/>
+                <w:color w:val="000000"/>
+              </w:rPr>
+              <w:t xml:space="preserve">5 (6.3%)</w:t>
             </w:r>
           </w:p>
         </w:tc>
@@ -6263,7 +6263,7 @@
                 <w:szCs w:val="18"/>
                 <w:color w:val="000000"/>
               </w:rPr>
-              <w:t xml:space="preserve">0.258</w:t>
+              <w:t xml:space="preserve">0.246</w:t>
             </w:r>
           </w:p>
         </w:tc>
@@ -6378,62 +6378,62 @@
                 <w:szCs w:val="18"/>
                 <w:color w:val="000000"/>
               </w:rPr>
-              <w:t xml:space="preserve">79 (51.6%)</w:t>
-            </w:r>
-          </w:p>
-        </w:tc>
-        <w:tc>
-          <w:tcPr>
-            <w:tcBorders>
-              <w:bottom w:val="none" w:sz="0" w:space="0" w:color="000000"/>
-              <w:top w:val="none" w:sz="0" w:space="0" w:color="000000"/>
-              <w:left w:val="none" w:sz="0" w:space="0" w:color="000000"/>
-              <w:right w:val="none" w:sz="0" w:space="0" w:color="000000"/>
-            </w:tcBorders>
-            <w:shd w:val="clear" w:color="auto" w:fill="FFFFFF"/>
-            <w:tcMar>
-              <w:top w:w="0" w:type="dxa"/>
-              <w:bottom w:w="0" w:type="dxa"/>
-              <w:left w:w="0" w:type="dxa"/>
-              <w:right w:w="0" w:type="dxa"/>
-            </w:tcMar>
-            <w:vAlign w:val="top"/>
-          </w:tcPr>
-          <w:p>
-            <w:pPr>
-              <w:pStyle w:val="Normal"/>
-              <w:jc w:val="center"/>
-              <w:pBdr>
-                <w:bottom w:val="none" w:sz="0" w:space="0" w:color="000000"/>
-                <w:top w:val="none" w:sz="0" w:space="0" w:color="000000"/>
-                <w:left w:val="none" w:sz="0" w:space="0" w:color="000000"/>
-                <w:right w:val="none" w:sz="0" w:space="0" w:color="000000"/>
-              </w:pBdr>
-              <w:spacing w:after="100" w:before="100" w:line="240"/>
-              <w:ind w:left="100" w:right="100" w:firstLine="0" w:firstLineChars="0"/>
-              <w:rPr>
-                <w:rFonts w:ascii="Times New Roman" w:hAnsi="Times New Roman" w:eastAsia="Times New Roman" w:cs="Times New Roman"/>
-                <w:i w:val="false"/>
-                <w:b w:val="false"/>
-                <w:u w:val="none"/>
-                <w:strike w:val="false"/>
-                <w:sz w:val="18"/>
-                <w:szCs w:val="18"/>
-                <w:color w:val="000000"/>
-              </w:rPr>
-            </w:pPr>
-            <w:r>
-              <w:rPr>
-                <w:rFonts w:ascii="Times New Roman" w:hAnsi="Times New Roman" w:eastAsia="Times New Roman" w:cs="Times New Roman"/>
-                <w:i w:val="false"/>
-                <w:b w:val="false"/>
-                <w:u w:val="none"/>
-                <w:strike w:val="false"/>
-                <w:sz w:val="18"/>
-                <w:szCs w:val="18"/>
-                <w:color w:val="000000"/>
-              </w:rPr>
-              <w:t xml:space="preserve">43 (55.8%)</w:t>
+              <w:t xml:space="preserve">79 (51.3%)</w:t>
+            </w:r>
+          </w:p>
+        </w:tc>
+        <w:tc>
+          <w:tcPr>
+            <w:tcBorders>
+              <w:bottom w:val="none" w:sz="0" w:space="0" w:color="000000"/>
+              <w:top w:val="none" w:sz="0" w:space="0" w:color="000000"/>
+              <w:left w:val="none" w:sz="0" w:space="0" w:color="000000"/>
+              <w:right w:val="none" w:sz="0" w:space="0" w:color="000000"/>
+            </w:tcBorders>
+            <w:shd w:val="clear" w:color="auto" w:fill="FFFFFF"/>
+            <w:tcMar>
+              <w:top w:w="0" w:type="dxa"/>
+              <w:bottom w:w="0" w:type="dxa"/>
+              <w:left w:w="0" w:type="dxa"/>
+              <w:right w:w="0" w:type="dxa"/>
+            </w:tcMar>
+            <w:vAlign w:val="top"/>
+          </w:tcPr>
+          <w:p>
+            <w:pPr>
+              <w:pStyle w:val="Normal"/>
+              <w:jc w:val="center"/>
+              <w:pBdr>
+                <w:bottom w:val="none" w:sz="0" w:space="0" w:color="000000"/>
+                <w:top w:val="none" w:sz="0" w:space="0" w:color="000000"/>
+                <w:left w:val="none" w:sz="0" w:space="0" w:color="000000"/>
+                <w:right w:val="none" w:sz="0" w:space="0" w:color="000000"/>
+              </w:pBdr>
+              <w:spacing w:after="100" w:before="100" w:line="240"/>
+              <w:ind w:left="100" w:right="100" w:firstLine="0" w:firstLineChars="0"/>
+              <w:rPr>
+                <w:rFonts w:ascii="Times New Roman" w:hAnsi="Times New Roman" w:eastAsia="Times New Roman" w:cs="Times New Roman"/>
+                <w:i w:val="false"/>
+                <w:b w:val="false"/>
+                <w:u w:val="none"/>
+                <w:strike w:val="false"/>
+                <w:sz w:val="18"/>
+                <w:szCs w:val="18"/>
+                <w:color w:val="000000"/>
+              </w:rPr>
+            </w:pPr>
+            <w:r>
+              <w:rPr>
+                <w:rFonts w:ascii="Times New Roman" w:hAnsi="Times New Roman" w:eastAsia="Times New Roman" w:cs="Times New Roman"/>
+                <w:i w:val="false"/>
+                <w:b w:val="false"/>
+                <w:u w:val="none"/>
+                <w:strike w:val="false"/>
+                <w:sz w:val="18"/>
+                <w:szCs w:val="18"/>
+                <w:color w:val="000000"/>
+              </w:rPr>
+              <w:t xml:space="preserve">43 (55.1%)</w:t>
             </w:r>
           </w:p>
         </w:tc>
@@ -6658,62 +6658,62 @@
                 <w:szCs w:val="18"/>
                 <w:color w:val="000000"/>
               </w:rPr>
-              <w:t xml:space="preserve">42 (27.5%)</w:t>
-            </w:r>
-          </w:p>
-        </w:tc>
-        <w:tc>
-          <w:tcPr>
-            <w:tcBorders>
-              <w:bottom w:val="none" w:sz="0" w:space="0" w:color="000000"/>
-              <w:top w:val="none" w:sz="0" w:space="0" w:color="000000"/>
-              <w:left w:val="none" w:sz="0" w:space="0" w:color="000000"/>
-              <w:right w:val="none" w:sz="0" w:space="0" w:color="000000"/>
-            </w:tcBorders>
-            <w:shd w:val="clear" w:color="auto" w:fill="FFFFFF"/>
-            <w:tcMar>
-              <w:top w:w="0" w:type="dxa"/>
-              <w:bottom w:w="0" w:type="dxa"/>
-              <w:left w:w="0" w:type="dxa"/>
-              <w:right w:w="0" w:type="dxa"/>
-            </w:tcMar>
-            <w:vAlign w:val="top"/>
-          </w:tcPr>
-          <w:p>
-            <w:pPr>
-              <w:pStyle w:val="Normal"/>
-              <w:jc w:val="center"/>
-              <w:pBdr>
-                <w:bottom w:val="none" w:sz="0" w:space="0" w:color="000000"/>
-                <w:top w:val="none" w:sz="0" w:space="0" w:color="000000"/>
-                <w:left w:val="none" w:sz="0" w:space="0" w:color="000000"/>
-                <w:right w:val="none" w:sz="0" w:space="0" w:color="000000"/>
-              </w:pBdr>
-              <w:spacing w:after="100" w:before="100" w:line="240"/>
-              <w:ind w:left="100" w:right="100" w:firstLine="0" w:firstLineChars="0"/>
-              <w:rPr>
-                <w:rFonts w:ascii="Times New Roman" w:hAnsi="Times New Roman" w:eastAsia="Times New Roman" w:cs="Times New Roman"/>
-                <w:i w:val="false"/>
-                <w:b w:val="false"/>
-                <w:u w:val="none"/>
-                <w:strike w:val="false"/>
-                <w:sz w:val="18"/>
-                <w:szCs w:val="18"/>
-                <w:color w:val="000000"/>
-              </w:rPr>
-            </w:pPr>
-            <w:r>
-              <w:rPr>
-                <w:rFonts w:ascii="Times New Roman" w:hAnsi="Times New Roman" w:eastAsia="Times New Roman" w:cs="Times New Roman"/>
-                <w:i w:val="false"/>
-                <w:b w:val="false"/>
-                <w:u w:val="none"/>
-                <w:strike w:val="false"/>
-                <w:sz w:val="18"/>
-                <w:szCs w:val="18"/>
-                <w:color w:val="000000"/>
-              </w:rPr>
-              <w:t xml:space="preserve">22 (28.6%)</w:t>
+              <w:t xml:space="preserve">43 (27.9%)</w:t>
+            </w:r>
+          </w:p>
+        </w:tc>
+        <w:tc>
+          <w:tcPr>
+            <w:tcBorders>
+              <w:bottom w:val="none" w:sz="0" w:space="0" w:color="000000"/>
+              <w:top w:val="none" w:sz="0" w:space="0" w:color="000000"/>
+              <w:left w:val="none" w:sz="0" w:space="0" w:color="000000"/>
+              <w:right w:val="none" w:sz="0" w:space="0" w:color="000000"/>
+            </w:tcBorders>
+            <w:shd w:val="clear" w:color="auto" w:fill="FFFFFF"/>
+            <w:tcMar>
+              <w:top w:w="0" w:type="dxa"/>
+              <w:bottom w:w="0" w:type="dxa"/>
+              <w:left w:w="0" w:type="dxa"/>
+              <w:right w:w="0" w:type="dxa"/>
+            </w:tcMar>
+            <w:vAlign w:val="top"/>
+          </w:tcPr>
+          <w:p>
+            <w:pPr>
+              <w:pStyle w:val="Normal"/>
+              <w:jc w:val="center"/>
+              <w:pBdr>
+                <w:bottom w:val="none" w:sz="0" w:space="0" w:color="000000"/>
+                <w:top w:val="none" w:sz="0" w:space="0" w:color="000000"/>
+                <w:left w:val="none" w:sz="0" w:space="0" w:color="000000"/>
+                <w:right w:val="none" w:sz="0" w:space="0" w:color="000000"/>
+              </w:pBdr>
+              <w:spacing w:after="100" w:before="100" w:line="240"/>
+              <w:ind w:left="100" w:right="100" w:firstLine="0" w:firstLineChars="0"/>
+              <w:rPr>
+                <w:rFonts w:ascii="Times New Roman" w:hAnsi="Times New Roman" w:eastAsia="Times New Roman" w:cs="Times New Roman"/>
+                <w:i w:val="false"/>
+                <w:b w:val="false"/>
+                <w:u w:val="none"/>
+                <w:strike w:val="false"/>
+                <w:sz w:val="18"/>
+                <w:szCs w:val="18"/>
+                <w:color w:val="000000"/>
+              </w:rPr>
+            </w:pPr>
+            <w:r>
+              <w:rPr>
+                <w:rFonts w:ascii="Times New Roman" w:hAnsi="Times New Roman" w:eastAsia="Times New Roman" w:cs="Times New Roman"/>
+                <w:i w:val="false"/>
+                <w:b w:val="false"/>
+                <w:u w:val="none"/>
+                <w:strike w:val="false"/>
+                <w:sz w:val="18"/>
+                <w:szCs w:val="18"/>
+                <w:color w:val="000000"/>
+              </w:rPr>
+              <w:t xml:space="preserve">23 (29.5%)</w:t>
             </w:r>
           </w:p>
         </w:tc>
@@ -6938,62 +6938,62 @@
                 <w:szCs w:val="18"/>
                 <w:color w:val="000000"/>
               </w:rPr>
-              <w:t xml:space="preserve">32 (20.9%)</w:t>
-            </w:r>
-          </w:p>
-        </w:tc>
-        <w:tc>
-          <w:tcPr>
-            <w:tcBorders>
-              <w:bottom w:val="none" w:sz="0" w:space="0" w:color="000000"/>
-              <w:top w:val="none" w:sz="0" w:space="0" w:color="000000"/>
-              <w:left w:val="none" w:sz="0" w:space="0" w:color="000000"/>
-              <w:right w:val="none" w:sz="0" w:space="0" w:color="000000"/>
-            </w:tcBorders>
-            <w:shd w:val="clear" w:color="auto" w:fill="FFFFFF"/>
-            <w:tcMar>
-              <w:top w:w="0" w:type="dxa"/>
-              <w:bottom w:w="0" w:type="dxa"/>
-              <w:left w:w="0" w:type="dxa"/>
-              <w:right w:w="0" w:type="dxa"/>
-            </w:tcMar>
-            <w:vAlign w:val="top"/>
-          </w:tcPr>
-          <w:p>
-            <w:pPr>
-              <w:pStyle w:val="Normal"/>
-              <w:jc w:val="center"/>
-              <w:pBdr>
-                <w:bottom w:val="none" w:sz="0" w:space="0" w:color="000000"/>
-                <w:top w:val="none" w:sz="0" w:space="0" w:color="000000"/>
-                <w:left w:val="none" w:sz="0" w:space="0" w:color="000000"/>
-                <w:right w:val="none" w:sz="0" w:space="0" w:color="000000"/>
-              </w:pBdr>
-              <w:spacing w:after="100" w:before="100" w:line="240"/>
-              <w:ind w:left="100" w:right="100" w:firstLine="0" w:firstLineChars="0"/>
-              <w:rPr>
-                <w:rFonts w:ascii="Times New Roman" w:hAnsi="Times New Roman" w:eastAsia="Times New Roman" w:cs="Times New Roman"/>
-                <w:i w:val="false"/>
-                <w:b w:val="false"/>
-                <w:u w:val="none"/>
-                <w:strike w:val="false"/>
-                <w:sz w:val="18"/>
-                <w:szCs w:val="18"/>
-                <w:color w:val="000000"/>
-              </w:rPr>
-            </w:pPr>
-            <w:r>
-              <w:rPr>
-                <w:rFonts w:ascii="Times New Roman" w:hAnsi="Times New Roman" w:eastAsia="Times New Roman" w:cs="Times New Roman"/>
-                <w:i w:val="false"/>
-                <w:b w:val="false"/>
-                <w:u w:val="none"/>
-                <w:strike w:val="false"/>
-                <w:sz w:val="18"/>
-                <w:szCs w:val="18"/>
-                <w:color w:val="000000"/>
-              </w:rPr>
-              <w:t xml:space="preserve">12 (15.6%)</w:t>
+              <w:t xml:space="preserve">32 (20.8%)</w:t>
+            </w:r>
+          </w:p>
+        </w:tc>
+        <w:tc>
+          <w:tcPr>
+            <w:tcBorders>
+              <w:bottom w:val="none" w:sz="0" w:space="0" w:color="000000"/>
+              <w:top w:val="none" w:sz="0" w:space="0" w:color="000000"/>
+              <w:left w:val="none" w:sz="0" w:space="0" w:color="000000"/>
+              <w:right w:val="none" w:sz="0" w:space="0" w:color="000000"/>
+            </w:tcBorders>
+            <w:shd w:val="clear" w:color="auto" w:fill="FFFFFF"/>
+            <w:tcMar>
+              <w:top w:w="0" w:type="dxa"/>
+              <w:bottom w:w="0" w:type="dxa"/>
+              <w:left w:w="0" w:type="dxa"/>
+              <w:right w:w="0" w:type="dxa"/>
+            </w:tcMar>
+            <w:vAlign w:val="top"/>
+          </w:tcPr>
+          <w:p>
+            <w:pPr>
+              <w:pStyle w:val="Normal"/>
+              <w:jc w:val="center"/>
+              <w:pBdr>
+                <w:bottom w:val="none" w:sz="0" w:space="0" w:color="000000"/>
+                <w:top w:val="none" w:sz="0" w:space="0" w:color="000000"/>
+                <w:left w:val="none" w:sz="0" w:space="0" w:color="000000"/>
+                <w:right w:val="none" w:sz="0" w:space="0" w:color="000000"/>
+              </w:pBdr>
+              <w:spacing w:after="100" w:before="100" w:line="240"/>
+              <w:ind w:left="100" w:right="100" w:firstLine="0" w:firstLineChars="0"/>
+              <w:rPr>
+                <w:rFonts w:ascii="Times New Roman" w:hAnsi="Times New Roman" w:eastAsia="Times New Roman" w:cs="Times New Roman"/>
+                <w:i w:val="false"/>
+                <w:b w:val="false"/>
+                <w:u w:val="none"/>
+                <w:strike w:val="false"/>
+                <w:sz w:val="18"/>
+                <w:szCs w:val="18"/>
+                <w:color w:val="000000"/>
+              </w:rPr>
+            </w:pPr>
+            <w:r>
+              <w:rPr>
+                <w:rFonts w:ascii="Times New Roman" w:hAnsi="Times New Roman" w:eastAsia="Times New Roman" w:cs="Times New Roman"/>
+                <w:i w:val="false"/>
+                <w:b w:val="false"/>
+                <w:u w:val="none"/>
+                <w:strike w:val="false"/>
+                <w:sz w:val="18"/>
+                <w:szCs w:val="18"/>
+                <w:color w:val="000000"/>
+              </w:rPr>
+              <w:t xml:space="preserve">12 (15.4%)</w:t>
             </w:r>
           </w:p>
         </w:tc>
@@ -7663,7 +7663,7 @@
                 <w:szCs w:val="18"/>
                 <w:color w:val="000000"/>
               </w:rPr>
-              <w:t xml:space="preserve">0.758</w:t>
+              <w:t xml:space="preserve">0.617</w:t>
             </w:r>
           </w:p>
         </w:tc>
@@ -7778,62 +7778,62 @@
                 <w:szCs w:val="18"/>
                 <w:color w:val="000000"/>
               </w:rPr>
-              <w:t xml:space="preserve">119 (85.0%)</w:t>
-            </w:r>
-          </w:p>
-        </w:tc>
-        <w:tc>
-          <w:tcPr>
-            <w:tcBorders>
-              <w:bottom w:val="none" w:sz="0" w:space="0" w:color="000000"/>
-              <w:top w:val="none" w:sz="0" w:space="0" w:color="000000"/>
-              <w:left w:val="none" w:sz="0" w:space="0" w:color="000000"/>
-              <w:right w:val="none" w:sz="0" w:space="0" w:color="000000"/>
-            </w:tcBorders>
-            <w:shd w:val="clear" w:color="auto" w:fill="FFFFFF"/>
-            <w:tcMar>
-              <w:top w:w="0" w:type="dxa"/>
-              <w:bottom w:w="0" w:type="dxa"/>
-              <w:left w:w="0" w:type="dxa"/>
-              <w:right w:w="0" w:type="dxa"/>
-            </w:tcMar>
-            <w:vAlign w:val="top"/>
-          </w:tcPr>
-          <w:p>
-            <w:pPr>
-              <w:pStyle w:val="Normal"/>
-              <w:jc w:val="center"/>
-              <w:pBdr>
-                <w:bottom w:val="none" w:sz="0" w:space="0" w:color="000000"/>
-                <w:top w:val="none" w:sz="0" w:space="0" w:color="000000"/>
-                <w:left w:val="none" w:sz="0" w:space="0" w:color="000000"/>
-                <w:right w:val="none" w:sz="0" w:space="0" w:color="000000"/>
-              </w:pBdr>
-              <w:spacing w:after="100" w:before="100" w:line="240"/>
-              <w:ind w:left="100" w:right="100" w:firstLine="0" w:firstLineChars="0"/>
-              <w:rPr>
-                <w:rFonts w:ascii="Times New Roman" w:hAnsi="Times New Roman" w:eastAsia="Times New Roman" w:cs="Times New Roman"/>
-                <w:i w:val="false"/>
-                <w:b w:val="false"/>
-                <w:u w:val="none"/>
-                <w:strike w:val="false"/>
-                <w:sz w:val="18"/>
-                <w:szCs w:val="18"/>
-                <w:color w:val="000000"/>
-              </w:rPr>
-            </w:pPr>
-            <w:r>
-              <w:rPr>
-                <w:rFonts w:ascii="Times New Roman" w:hAnsi="Times New Roman" w:eastAsia="Times New Roman" w:cs="Times New Roman"/>
-                <w:i w:val="false"/>
-                <w:b w:val="false"/>
-                <w:u w:val="none"/>
-                <w:strike w:val="false"/>
-                <w:sz w:val="18"/>
-                <w:szCs w:val="18"/>
-                <w:color w:val="000000"/>
-              </w:rPr>
-              <w:t xml:space="preserve">58 (84.1%)</w:t>
+              <w:t xml:space="preserve">119 (84.4%)</w:t>
+            </w:r>
+          </w:p>
+        </w:tc>
+        <w:tc>
+          <w:tcPr>
+            <w:tcBorders>
+              <w:bottom w:val="none" w:sz="0" w:space="0" w:color="000000"/>
+              <w:top w:val="none" w:sz="0" w:space="0" w:color="000000"/>
+              <w:left w:val="none" w:sz="0" w:space="0" w:color="000000"/>
+              <w:right w:val="none" w:sz="0" w:space="0" w:color="000000"/>
+            </w:tcBorders>
+            <w:shd w:val="clear" w:color="auto" w:fill="FFFFFF"/>
+            <w:tcMar>
+              <w:top w:w="0" w:type="dxa"/>
+              <w:bottom w:w="0" w:type="dxa"/>
+              <w:left w:w="0" w:type="dxa"/>
+              <w:right w:w="0" w:type="dxa"/>
+            </w:tcMar>
+            <w:vAlign w:val="top"/>
+          </w:tcPr>
+          <w:p>
+            <w:pPr>
+              <w:pStyle w:val="Normal"/>
+              <w:jc w:val="center"/>
+              <w:pBdr>
+                <w:bottom w:val="none" w:sz="0" w:space="0" w:color="000000"/>
+                <w:top w:val="none" w:sz="0" w:space="0" w:color="000000"/>
+                <w:left w:val="none" w:sz="0" w:space="0" w:color="000000"/>
+                <w:right w:val="none" w:sz="0" w:space="0" w:color="000000"/>
+              </w:pBdr>
+              <w:spacing w:after="100" w:before="100" w:line="240"/>
+              <w:ind w:left="100" w:right="100" w:firstLine="0" w:firstLineChars="0"/>
+              <w:rPr>
+                <w:rFonts w:ascii="Times New Roman" w:hAnsi="Times New Roman" w:eastAsia="Times New Roman" w:cs="Times New Roman"/>
+                <w:i w:val="false"/>
+                <w:b w:val="false"/>
+                <w:u w:val="none"/>
+                <w:strike w:val="false"/>
+                <w:sz w:val="18"/>
+                <w:szCs w:val="18"/>
+                <w:color w:val="000000"/>
+              </w:rPr>
+            </w:pPr>
+            <w:r>
+              <w:rPr>
+                <w:rFonts w:ascii="Times New Roman" w:hAnsi="Times New Roman" w:eastAsia="Times New Roman" w:cs="Times New Roman"/>
+                <w:i w:val="false"/>
+                <w:b w:val="false"/>
+                <w:u w:val="none"/>
+                <w:strike w:val="false"/>
+                <w:sz w:val="18"/>
+                <w:szCs w:val="18"/>
+                <w:color w:val="000000"/>
+              </w:rPr>
+              <w:t xml:space="preserve">58 (82.9%)</w:t>
             </w:r>
           </w:p>
         </w:tc>
@@ -8058,62 +8058,62 @@
                 <w:szCs w:val="18"/>
                 <w:color w:val="000000"/>
               </w:rPr>
-              <w:t xml:space="preserve">21 (15.0%)</w:t>
-            </w:r>
-          </w:p>
-        </w:tc>
-        <w:tc>
-          <w:tcPr>
-            <w:tcBorders>
-              <w:bottom w:val="none" w:sz="0" w:space="0" w:color="000000"/>
-              <w:top w:val="none" w:sz="0" w:space="0" w:color="000000"/>
-              <w:left w:val="none" w:sz="0" w:space="0" w:color="000000"/>
-              <w:right w:val="none" w:sz="0" w:space="0" w:color="000000"/>
-            </w:tcBorders>
-            <w:shd w:val="clear" w:color="auto" w:fill="FFFFFF"/>
-            <w:tcMar>
-              <w:top w:w="0" w:type="dxa"/>
-              <w:bottom w:w="0" w:type="dxa"/>
-              <w:left w:w="0" w:type="dxa"/>
-              <w:right w:w="0" w:type="dxa"/>
-            </w:tcMar>
-            <w:vAlign w:val="top"/>
-          </w:tcPr>
-          <w:p>
-            <w:pPr>
-              <w:pStyle w:val="Normal"/>
-              <w:jc w:val="center"/>
-              <w:pBdr>
-                <w:bottom w:val="none" w:sz="0" w:space="0" w:color="000000"/>
-                <w:top w:val="none" w:sz="0" w:space="0" w:color="000000"/>
-                <w:left w:val="none" w:sz="0" w:space="0" w:color="000000"/>
-                <w:right w:val="none" w:sz="0" w:space="0" w:color="000000"/>
-              </w:pBdr>
-              <w:spacing w:after="100" w:before="100" w:line="240"/>
-              <w:ind w:left="100" w:right="100" w:firstLine="0" w:firstLineChars="0"/>
-              <w:rPr>
-                <w:rFonts w:ascii="Times New Roman" w:hAnsi="Times New Roman" w:eastAsia="Times New Roman" w:cs="Times New Roman"/>
-                <w:i w:val="false"/>
-                <w:b w:val="false"/>
-                <w:u w:val="none"/>
-                <w:strike w:val="false"/>
-                <w:sz w:val="18"/>
-                <w:szCs w:val="18"/>
-                <w:color w:val="000000"/>
-              </w:rPr>
-            </w:pPr>
-            <w:r>
-              <w:rPr>
-                <w:rFonts w:ascii="Times New Roman" w:hAnsi="Times New Roman" w:eastAsia="Times New Roman" w:cs="Times New Roman"/>
-                <w:i w:val="false"/>
-                <w:b w:val="false"/>
-                <w:u w:val="none"/>
-                <w:strike w:val="false"/>
-                <w:sz w:val="18"/>
-                <w:szCs w:val="18"/>
-                <w:color w:val="000000"/>
-              </w:rPr>
-              <w:t xml:space="preserve">11 (15.9%)</w:t>
+              <w:t xml:space="preserve">22 (15.6%)</w:t>
+            </w:r>
+          </w:p>
+        </w:tc>
+        <w:tc>
+          <w:tcPr>
+            <w:tcBorders>
+              <w:bottom w:val="none" w:sz="0" w:space="0" w:color="000000"/>
+              <w:top w:val="none" w:sz="0" w:space="0" w:color="000000"/>
+              <w:left w:val="none" w:sz="0" w:space="0" w:color="000000"/>
+              <w:right w:val="none" w:sz="0" w:space="0" w:color="000000"/>
+            </w:tcBorders>
+            <w:shd w:val="clear" w:color="auto" w:fill="FFFFFF"/>
+            <w:tcMar>
+              <w:top w:w="0" w:type="dxa"/>
+              <w:bottom w:w="0" w:type="dxa"/>
+              <w:left w:w="0" w:type="dxa"/>
+              <w:right w:w="0" w:type="dxa"/>
+            </w:tcMar>
+            <w:vAlign w:val="top"/>
+          </w:tcPr>
+          <w:p>
+            <w:pPr>
+              <w:pStyle w:val="Normal"/>
+              <w:jc w:val="center"/>
+              <w:pBdr>
+                <w:bottom w:val="none" w:sz="0" w:space="0" w:color="000000"/>
+                <w:top w:val="none" w:sz="0" w:space="0" w:color="000000"/>
+                <w:left w:val="none" w:sz="0" w:space="0" w:color="000000"/>
+                <w:right w:val="none" w:sz="0" w:space="0" w:color="000000"/>
+              </w:pBdr>
+              <w:spacing w:after="100" w:before="100" w:line="240"/>
+              <w:ind w:left="100" w:right="100" w:firstLine="0" w:firstLineChars="0"/>
+              <w:rPr>
+                <w:rFonts w:ascii="Times New Roman" w:hAnsi="Times New Roman" w:eastAsia="Times New Roman" w:cs="Times New Roman"/>
+                <w:i w:val="false"/>
+                <w:b w:val="false"/>
+                <w:u w:val="none"/>
+                <w:strike w:val="false"/>
+                <w:sz w:val="18"/>
+                <w:szCs w:val="18"/>
+                <w:color w:val="000000"/>
+              </w:rPr>
+            </w:pPr>
+            <w:r>
+              <w:rPr>
+                <w:rFonts w:ascii="Times New Roman" w:hAnsi="Times New Roman" w:eastAsia="Times New Roman" w:cs="Times New Roman"/>
+                <w:i w:val="false"/>
+                <w:b w:val="false"/>
+                <w:u w:val="none"/>
+                <w:strike w:val="false"/>
+                <w:sz w:val="18"/>
+                <w:szCs w:val="18"/>
+                <w:color w:val="000000"/>
+              </w:rPr>
+              <w:t xml:space="preserve">12 (17.1%)</w:t>
             </w:r>
           </w:p>
         </w:tc>
@@ -8783,7 +8783,7 @@
                 <w:szCs w:val="18"/>
                 <w:color w:val="000000"/>
               </w:rPr>
-              <w:t xml:space="preserve">0.410</w:t>
+              <w:t xml:space="preserve">0.462</w:t>
             </w:r>
           </w:p>
         </w:tc>
@@ -8898,62 +8898,62 @@
                 <w:szCs w:val="18"/>
                 <w:color w:val="000000"/>
               </w:rPr>
-              <w:t xml:space="preserve">78 (52.0%)</w:t>
-            </w:r>
-          </w:p>
-        </w:tc>
-        <w:tc>
-          <w:tcPr>
-            <w:tcBorders>
-              <w:bottom w:val="none" w:sz="0" w:space="0" w:color="000000"/>
-              <w:top w:val="none" w:sz="0" w:space="0" w:color="000000"/>
-              <w:left w:val="none" w:sz="0" w:space="0" w:color="000000"/>
-              <w:right w:val="none" w:sz="0" w:space="0" w:color="000000"/>
-            </w:tcBorders>
-            <w:shd w:val="clear" w:color="auto" w:fill="FFFFFF"/>
-            <w:tcMar>
-              <w:top w:w="0" w:type="dxa"/>
-              <w:bottom w:w="0" w:type="dxa"/>
-              <w:left w:w="0" w:type="dxa"/>
-              <w:right w:w="0" w:type="dxa"/>
-            </w:tcMar>
-            <w:vAlign w:val="top"/>
-          </w:tcPr>
-          <w:p>
-            <w:pPr>
-              <w:pStyle w:val="Normal"/>
-              <w:jc w:val="center"/>
-              <w:pBdr>
-                <w:bottom w:val="none" w:sz="0" w:space="0" w:color="000000"/>
-                <w:top w:val="none" w:sz="0" w:space="0" w:color="000000"/>
-                <w:left w:val="none" w:sz="0" w:space="0" w:color="000000"/>
-                <w:right w:val="none" w:sz="0" w:space="0" w:color="000000"/>
-              </w:pBdr>
-              <w:spacing w:after="100" w:before="100" w:line="240"/>
-              <w:ind w:left="100" w:right="100" w:firstLine="0" w:firstLineChars="0"/>
-              <w:rPr>
-                <w:rFonts w:ascii="Times New Roman" w:hAnsi="Times New Roman" w:eastAsia="Times New Roman" w:cs="Times New Roman"/>
-                <w:i w:val="false"/>
-                <w:b w:val="false"/>
-                <w:u w:val="none"/>
-                <w:strike w:val="false"/>
-                <w:sz w:val="18"/>
-                <w:szCs w:val="18"/>
-                <w:color w:val="000000"/>
-              </w:rPr>
-            </w:pPr>
-            <w:r>
-              <w:rPr>
-                <w:rFonts w:ascii="Times New Roman" w:hAnsi="Times New Roman" w:eastAsia="Times New Roman" w:cs="Times New Roman"/>
-                <w:i w:val="false"/>
-                <w:b w:val="false"/>
-                <w:u w:val="none"/>
-                <w:strike w:val="false"/>
-                <w:sz w:val="18"/>
-                <w:szCs w:val="18"/>
-                <w:color w:val="000000"/>
-              </w:rPr>
-              <w:t xml:space="preserve">41 (55.4%)</w:t>
+              <w:t xml:space="preserve">78 (51.7%)</w:t>
+            </w:r>
+          </w:p>
+        </w:tc>
+        <w:tc>
+          <w:tcPr>
+            <w:tcBorders>
+              <w:bottom w:val="none" w:sz="0" w:space="0" w:color="000000"/>
+              <w:top w:val="none" w:sz="0" w:space="0" w:color="000000"/>
+              <w:left w:val="none" w:sz="0" w:space="0" w:color="000000"/>
+              <w:right w:val="none" w:sz="0" w:space="0" w:color="000000"/>
+            </w:tcBorders>
+            <w:shd w:val="clear" w:color="auto" w:fill="FFFFFF"/>
+            <w:tcMar>
+              <w:top w:w="0" w:type="dxa"/>
+              <w:bottom w:w="0" w:type="dxa"/>
+              <w:left w:w="0" w:type="dxa"/>
+              <w:right w:w="0" w:type="dxa"/>
+            </w:tcMar>
+            <w:vAlign w:val="top"/>
+          </w:tcPr>
+          <w:p>
+            <w:pPr>
+              <w:pStyle w:val="Normal"/>
+              <w:jc w:val="center"/>
+              <w:pBdr>
+                <w:bottom w:val="none" w:sz="0" w:space="0" w:color="000000"/>
+                <w:top w:val="none" w:sz="0" w:space="0" w:color="000000"/>
+                <w:left w:val="none" w:sz="0" w:space="0" w:color="000000"/>
+                <w:right w:val="none" w:sz="0" w:space="0" w:color="000000"/>
+              </w:pBdr>
+              <w:spacing w:after="100" w:before="100" w:line="240"/>
+              <w:ind w:left="100" w:right="100" w:firstLine="0" w:firstLineChars="0"/>
+              <w:rPr>
+                <w:rFonts w:ascii="Times New Roman" w:hAnsi="Times New Roman" w:eastAsia="Times New Roman" w:cs="Times New Roman"/>
+                <w:i w:val="false"/>
+                <w:b w:val="false"/>
+                <w:u w:val="none"/>
+                <w:strike w:val="false"/>
+                <w:sz w:val="18"/>
+                <w:szCs w:val="18"/>
+                <w:color w:val="000000"/>
+              </w:rPr>
+            </w:pPr>
+            <w:r>
+              <w:rPr>
+                <w:rFonts w:ascii="Times New Roman" w:hAnsi="Times New Roman" w:eastAsia="Times New Roman" w:cs="Times New Roman"/>
+                <w:i w:val="false"/>
+                <w:b w:val="false"/>
+                <w:u w:val="none"/>
+                <w:strike w:val="false"/>
+                <w:sz w:val="18"/>
+                <w:szCs w:val="18"/>
+                <w:color w:val="000000"/>
+              </w:rPr>
+              <w:t xml:space="preserve">41 (54.7%)</w:t>
             </w:r>
           </w:p>
         </w:tc>
@@ -9178,62 +9178,62 @@
                 <w:szCs w:val="18"/>
                 <w:color w:val="000000"/>
               </w:rPr>
-              <w:t xml:space="preserve">72 (48.0%)</w:t>
-            </w:r>
-          </w:p>
-        </w:tc>
-        <w:tc>
-          <w:tcPr>
-            <w:tcBorders>
-              <w:bottom w:val="none" w:sz="0" w:space="0" w:color="000000"/>
-              <w:top w:val="none" w:sz="0" w:space="0" w:color="000000"/>
-              <w:left w:val="none" w:sz="0" w:space="0" w:color="000000"/>
-              <w:right w:val="none" w:sz="0" w:space="0" w:color="000000"/>
-            </w:tcBorders>
-            <w:shd w:val="clear" w:color="auto" w:fill="FFFFFF"/>
-            <w:tcMar>
-              <w:top w:w="0" w:type="dxa"/>
-              <w:bottom w:w="0" w:type="dxa"/>
-              <w:left w:w="0" w:type="dxa"/>
-              <w:right w:w="0" w:type="dxa"/>
-            </w:tcMar>
-            <w:vAlign w:val="top"/>
-          </w:tcPr>
-          <w:p>
-            <w:pPr>
-              <w:pStyle w:val="Normal"/>
-              <w:jc w:val="center"/>
-              <w:pBdr>
-                <w:bottom w:val="none" w:sz="0" w:space="0" w:color="000000"/>
-                <w:top w:val="none" w:sz="0" w:space="0" w:color="000000"/>
-                <w:left w:val="none" w:sz="0" w:space="0" w:color="000000"/>
-                <w:right w:val="none" w:sz="0" w:space="0" w:color="000000"/>
-              </w:pBdr>
-              <w:spacing w:after="100" w:before="100" w:line="240"/>
-              <w:ind w:left="100" w:right="100" w:firstLine="0" w:firstLineChars="0"/>
-              <w:rPr>
-                <w:rFonts w:ascii="Times New Roman" w:hAnsi="Times New Roman" w:eastAsia="Times New Roman" w:cs="Times New Roman"/>
-                <w:i w:val="false"/>
-                <w:b w:val="false"/>
-                <w:u w:val="none"/>
-                <w:strike w:val="false"/>
-                <w:sz w:val="18"/>
-                <w:szCs w:val="18"/>
-                <w:color w:val="000000"/>
-              </w:rPr>
-            </w:pPr>
-            <w:r>
-              <w:rPr>
-                <w:rFonts w:ascii="Times New Roman" w:hAnsi="Times New Roman" w:eastAsia="Times New Roman" w:cs="Times New Roman"/>
-                <w:i w:val="false"/>
-                <w:b w:val="false"/>
-                <w:u w:val="none"/>
-                <w:strike w:val="false"/>
-                <w:sz w:val="18"/>
-                <w:szCs w:val="18"/>
-                <w:color w:val="000000"/>
-              </w:rPr>
-              <w:t xml:space="preserve">33 (44.6%)</w:t>
+              <w:t xml:space="preserve">73 (48.3%)</w:t>
+            </w:r>
+          </w:p>
+        </w:tc>
+        <w:tc>
+          <w:tcPr>
+            <w:tcBorders>
+              <w:bottom w:val="none" w:sz="0" w:space="0" w:color="000000"/>
+              <w:top w:val="none" w:sz="0" w:space="0" w:color="000000"/>
+              <w:left w:val="none" w:sz="0" w:space="0" w:color="000000"/>
+              <w:right w:val="none" w:sz="0" w:space="0" w:color="000000"/>
+            </w:tcBorders>
+            <w:shd w:val="clear" w:color="auto" w:fill="FFFFFF"/>
+            <w:tcMar>
+              <w:top w:w="0" w:type="dxa"/>
+              <w:bottom w:w="0" w:type="dxa"/>
+              <w:left w:w="0" w:type="dxa"/>
+              <w:right w:w="0" w:type="dxa"/>
+            </w:tcMar>
+            <w:vAlign w:val="top"/>
+          </w:tcPr>
+          <w:p>
+            <w:pPr>
+              <w:pStyle w:val="Normal"/>
+              <w:jc w:val="center"/>
+              <w:pBdr>
+                <w:bottom w:val="none" w:sz="0" w:space="0" w:color="000000"/>
+                <w:top w:val="none" w:sz="0" w:space="0" w:color="000000"/>
+                <w:left w:val="none" w:sz="0" w:space="0" w:color="000000"/>
+                <w:right w:val="none" w:sz="0" w:space="0" w:color="000000"/>
+              </w:pBdr>
+              <w:spacing w:after="100" w:before="100" w:line="240"/>
+              <w:ind w:left="100" w:right="100" w:firstLine="0" w:firstLineChars="0"/>
+              <w:rPr>
+                <w:rFonts w:ascii="Times New Roman" w:hAnsi="Times New Roman" w:eastAsia="Times New Roman" w:cs="Times New Roman"/>
+                <w:i w:val="false"/>
+                <w:b w:val="false"/>
+                <w:u w:val="none"/>
+                <w:strike w:val="false"/>
+                <w:sz w:val="18"/>
+                <w:szCs w:val="18"/>
+                <w:color w:val="000000"/>
+              </w:rPr>
+            </w:pPr>
+            <w:r>
+              <w:rPr>
+                <w:rFonts w:ascii="Times New Roman" w:hAnsi="Times New Roman" w:eastAsia="Times New Roman" w:cs="Times New Roman"/>
+                <w:i w:val="false"/>
+                <w:b w:val="false"/>
+                <w:u w:val="none"/>
+                <w:strike w:val="false"/>
+                <w:sz w:val="18"/>
+                <w:szCs w:val="18"/>
+                <w:color w:val="000000"/>
+              </w:rPr>
+              <w:t xml:space="preserve">34 (45.3%)</w:t>
             </w:r>
           </w:p>
         </w:tc>
@@ -10578,62 +10578,62 @@
                 <w:szCs w:val="18"/>
                 <w:color w:val="000000"/>
               </w:rPr>
-              <w:t xml:space="preserve">49</w:t>
-            </w:r>
-          </w:p>
-        </w:tc>
-        <w:tc>
-          <w:tcPr>
-            <w:tcBorders>
-              <w:bottom w:val="none" w:sz="0" w:space="0" w:color="000000"/>
-              <w:top w:val="none" w:sz="0" w:space="0" w:color="000000"/>
-              <w:left w:val="none" w:sz="0" w:space="0" w:color="000000"/>
-              <w:right w:val="none" w:sz="0" w:space="0" w:color="000000"/>
-            </w:tcBorders>
-            <w:shd w:val="clear" w:color="auto" w:fill="FFFFFF"/>
-            <w:tcMar>
-              <w:top w:w="0" w:type="dxa"/>
-              <w:bottom w:w="0" w:type="dxa"/>
-              <w:left w:w="0" w:type="dxa"/>
-              <w:right w:w="0" w:type="dxa"/>
-            </w:tcMar>
-            <w:vAlign w:val="top"/>
-          </w:tcPr>
-          <w:p>
-            <w:pPr>
-              <w:pStyle w:val="Normal"/>
-              <w:jc w:val="center"/>
-              <w:pBdr>
-                <w:bottom w:val="none" w:sz="0" w:space="0" w:color="000000"/>
-                <w:top w:val="none" w:sz="0" w:space="0" w:color="000000"/>
-                <w:left w:val="none" w:sz="0" w:space="0" w:color="000000"/>
-                <w:right w:val="none" w:sz="0" w:space="0" w:color="000000"/>
-              </w:pBdr>
-              <w:spacing w:after="100" w:before="100" w:line="240"/>
-              <w:ind w:left="100" w:right="100" w:firstLine="0" w:firstLineChars="0"/>
-              <w:rPr>
-                <w:rFonts w:ascii="Times New Roman" w:hAnsi="Times New Roman" w:eastAsia="Times New Roman" w:cs="Times New Roman"/>
-                <w:i w:val="false"/>
-                <w:b w:val="false"/>
-                <w:u w:val="none"/>
-                <w:strike w:val="false"/>
-                <w:sz w:val="18"/>
-                <w:szCs w:val="18"/>
-                <w:color w:val="000000"/>
-              </w:rPr>
-            </w:pPr>
-            <w:r>
-              <w:rPr>
-                <w:rFonts w:ascii="Times New Roman" w:hAnsi="Times New Roman" w:eastAsia="Times New Roman" w:cs="Times New Roman"/>
-                <w:i w:val="false"/>
-                <w:b w:val="false"/>
-                <w:u w:val="none"/>
-                <w:strike w:val="false"/>
-                <w:sz w:val="18"/>
-                <w:szCs w:val="18"/>
-                <w:color w:val="000000"/>
-              </w:rPr>
-              <w:t xml:space="preserve">20</w:t>
+              <w:t xml:space="preserve">50</w:t>
+            </w:r>
+          </w:p>
+        </w:tc>
+        <w:tc>
+          <w:tcPr>
+            <w:tcBorders>
+              <w:bottom w:val="none" w:sz="0" w:space="0" w:color="000000"/>
+              <w:top w:val="none" w:sz="0" w:space="0" w:color="000000"/>
+              <w:left w:val="none" w:sz="0" w:space="0" w:color="000000"/>
+              <w:right w:val="none" w:sz="0" w:space="0" w:color="000000"/>
+            </w:tcBorders>
+            <w:shd w:val="clear" w:color="auto" w:fill="FFFFFF"/>
+            <w:tcMar>
+              <w:top w:w="0" w:type="dxa"/>
+              <w:bottom w:w="0" w:type="dxa"/>
+              <w:left w:w="0" w:type="dxa"/>
+              <w:right w:w="0" w:type="dxa"/>
+            </w:tcMar>
+            <w:vAlign w:val="top"/>
+          </w:tcPr>
+          <w:p>
+            <w:pPr>
+              <w:pStyle w:val="Normal"/>
+              <w:jc w:val="center"/>
+              <w:pBdr>
+                <w:bottom w:val="none" w:sz="0" w:space="0" w:color="000000"/>
+                <w:top w:val="none" w:sz="0" w:space="0" w:color="000000"/>
+                <w:left w:val="none" w:sz="0" w:space="0" w:color="000000"/>
+                <w:right w:val="none" w:sz="0" w:space="0" w:color="000000"/>
+              </w:pBdr>
+              <w:spacing w:after="100" w:before="100" w:line="240"/>
+              <w:ind w:left="100" w:right="100" w:firstLine="0" w:firstLineChars="0"/>
+              <w:rPr>
+                <w:rFonts w:ascii="Times New Roman" w:hAnsi="Times New Roman" w:eastAsia="Times New Roman" w:cs="Times New Roman"/>
+                <w:i w:val="false"/>
+                <w:b w:val="false"/>
+                <w:u w:val="none"/>
+                <w:strike w:val="false"/>
+                <w:sz w:val="18"/>
+                <w:szCs w:val="18"/>
+                <w:color w:val="000000"/>
+              </w:rPr>
+            </w:pPr>
+            <w:r>
+              <w:rPr>
+                <w:rFonts w:ascii="Times New Roman" w:hAnsi="Times New Roman" w:eastAsia="Times New Roman" w:cs="Times New Roman"/>
+                <w:i w:val="false"/>
+                <w:b w:val="false"/>
+                <w:u w:val="none"/>
+                <w:strike w:val="false"/>
+                <w:sz w:val="18"/>
+                <w:szCs w:val="18"/>
+                <w:color w:val="000000"/>
+              </w:rPr>
+              <w:t xml:space="preserve">21</w:t>
             </w:r>
           </w:p>
         </w:tc>
@@ -11698,62 +11698,62 @@
                 <w:szCs w:val="18"/>
                 <w:color w:val="000000"/>
               </w:rPr>
-              <w:t xml:space="preserve">17</w:t>
-            </w:r>
-          </w:p>
-        </w:tc>
-        <w:tc>
-          <w:tcPr>
-            <w:tcBorders>
-              <w:bottom w:val="none" w:sz="0" w:space="0" w:color="000000"/>
-              <w:top w:val="none" w:sz="0" w:space="0" w:color="000000"/>
-              <w:left w:val="none" w:sz="0" w:space="0" w:color="000000"/>
-              <w:right w:val="none" w:sz="0" w:space="0" w:color="000000"/>
-            </w:tcBorders>
-            <w:shd w:val="clear" w:color="auto" w:fill="FFFFFF"/>
-            <w:tcMar>
-              <w:top w:w="0" w:type="dxa"/>
-              <w:bottom w:w="0" w:type="dxa"/>
-              <w:left w:w="0" w:type="dxa"/>
-              <w:right w:w="0" w:type="dxa"/>
-            </w:tcMar>
-            <w:vAlign w:val="top"/>
-          </w:tcPr>
-          <w:p>
-            <w:pPr>
-              <w:pStyle w:val="Normal"/>
-              <w:jc w:val="center"/>
-              <w:pBdr>
-                <w:bottom w:val="none" w:sz="0" w:space="0" w:color="000000"/>
-                <w:top w:val="none" w:sz="0" w:space="0" w:color="000000"/>
-                <w:left w:val="none" w:sz="0" w:space="0" w:color="000000"/>
-                <w:right w:val="none" w:sz="0" w:space="0" w:color="000000"/>
-              </w:pBdr>
-              <w:spacing w:after="100" w:before="100" w:line="240"/>
-              <w:ind w:left="100" w:right="100" w:firstLine="0" w:firstLineChars="0"/>
-              <w:rPr>
-                <w:rFonts w:ascii="Times New Roman" w:hAnsi="Times New Roman" w:eastAsia="Times New Roman" w:cs="Times New Roman"/>
-                <w:i w:val="false"/>
-                <w:b w:val="false"/>
-                <w:u w:val="none"/>
-                <w:strike w:val="false"/>
-                <w:sz w:val="18"/>
-                <w:szCs w:val="18"/>
-                <w:color w:val="000000"/>
-              </w:rPr>
-            </w:pPr>
-            <w:r>
-              <w:rPr>
-                <w:rFonts w:ascii="Times New Roman" w:hAnsi="Times New Roman" w:eastAsia="Times New Roman" w:cs="Times New Roman"/>
-                <w:i w:val="false"/>
-                <w:b w:val="false"/>
-                <w:u w:val="none"/>
-                <w:strike w:val="false"/>
-                <w:sz w:val="18"/>
-                <w:szCs w:val="18"/>
-                <w:color w:val="000000"/>
-              </w:rPr>
-              <w:t xml:space="preserve">10</w:t>
+              <w:t xml:space="preserve">18</w:t>
+            </w:r>
+          </w:p>
+        </w:tc>
+        <w:tc>
+          <w:tcPr>
+            <w:tcBorders>
+              <w:bottom w:val="none" w:sz="0" w:space="0" w:color="000000"/>
+              <w:top w:val="none" w:sz="0" w:space="0" w:color="000000"/>
+              <w:left w:val="none" w:sz="0" w:space="0" w:color="000000"/>
+              <w:right w:val="none" w:sz="0" w:space="0" w:color="000000"/>
+            </w:tcBorders>
+            <w:shd w:val="clear" w:color="auto" w:fill="FFFFFF"/>
+            <w:tcMar>
+              <w:top w:w="0" w:type="dxa"/>
+              <w:bottom w:w="0" w:type="dxa"/>
+              <w:left w:w="0" w:type="dxa"/>
+              <w:right w:w="0" w:type="dxa"/>
+            </w:tcMar>
+            <w:vAlign w:val="top"/>
+          </w:tcPr>
+          <w:p>
+            <w:pPr>
+              <w:pStyle w:val="Normal"/>
+              <w:jc w:val="center"/>
+              <w:pBdr>
+                <w:bottom w:val="none" w:sz="0" w:space="0" w:color="000000"/>
+                <w:top w:val="none" w:sz="0" w:space="0" w:color="000000"/>
+                <w:left w:val="none" w:sz="0" w:space="0" w:color="000000"/>
+                <w:right w:val="none" w:sz="0" w:space="0" w:color="000000"/>
+              </w:pBdr>
+              <w:spacing w:after="100" w:before="100" w:line="240"/>
+              <w:ind w:left="100" w:right="100" w:firstLine="0" w:firstLineChars="0"/>
+              <w:rPr>
+                <w:rFonts w:ascii="Times New Roman" w:hAnsi="Times New Roman" w:eastAsia="Times New Roman" w:cs="Times New Roman"/>
+                <w:i w:val="false"/>
+                <w:b w:val="false"/>
+                <w:u w:val="none"/>
+                <w:strike w:val="false"/>
+                <w:sz w:val="18"/>
+                <w:szCs w:val="18"/>
+                <w:color w:val="000000"/>
+              </w:rPr>
+            </w:pPr>
+            <w:r>
+              <w:rPr>
+                <w:rFonts w:ascii="Times New Roman" w:hAnsi="Times New Roman" w:eastAsia="Times New Roman" w:cs="Times New Roman"/>
+                <w:i w:val="false"/>
+                <w:b w:val="false"/>
+                <w:u w:val="none"/>
+                <w:strike w:val="false"/>
+                <w:sz w:val="18"/>
+                <w:szCs w:val="18"/>
+                <w:color w:val="000000"/>
+              </w:rPr>
+              <w:t xml:space="preserve">11</w:t>
             </w:r>
           </w:p>
         </w:tc>
@@ -12818,62 +12818,62 @@
                 <w:szCs w:val="18"/>
                 <w:color w:val="000000"/>
               </w:rPr>
-              <w:t xml:space="preserve">20</w:t>
-            </w:r>
-          </w:p>
-        </w:tc>
-        <w:tc>
-          <w:tcPr>
-            <w:tcBorders>
-              <w:bottom w:val="none" w:sz="0" w:space="0" w:color="000000"/>
-              <w:top w:val="none" w:sz="0" w:space="0" w:color="000000"/>
-              <w:left w:val="none" w:sz="0" w:space="0" w:color="000000"/>
-              <w:right w:val="none" w:sz="0" w:space="0" w:color="000000"/>
-            </w:tcBorders>
-            <w:shd w:val="clear" w:color="auto" w:fill="FFFFFF"/>
-            <w:tcMar>
-              <w:top w:w="0" w:type="dxa"/>
-              <w:bottom w:w="0" w:type="dxa"/>
-              <w:left w:w="0" w:type="dxa"/>
-              <w:right w:w="0" w:type="dxa"/>
-            </w:tcMar>
-            <w:vAlign w:val="top"/>
-          </w:tcPr>
-          <w:p>
-            <w:pPr>
-              <w:pStyle w:val="Normal"/>
-              <w:jc w:val="center"/>
-              <w:pBdr>
-                <w:bottom w:val="none" w:sz="0" w:space="0" w:color="000000"/>
-                <w:top w:val="none" w:sz="0" w:space="0" w:color="000000"/>
-                <w:left w:val="none" w:sz="0" w:space="0" w:color="000000"/>
-                <w:right w:val="none" w:sz="0" w:space="0" w:color="000000"/>
-              </w:pBdr>
-              <w:spacing w:after="100" w:before="100" w:line="240"/>
-              <w:ind w:left="100" w:right="100" w:firstLine="0" w:firstLineChars="0"/>
-              <w:rPr>
-                <w:rFonts w:ascii="Times New Roman" w:hAnsi="Times New Roman" w:eastAsia="Times New Roman" w:cs="Times New Roman"/>
-                <w:i w:val="false"/>
-                <w:b w:val="false"/>
-                <w:u w:val="none"/>
-                <w:strike w:val="false"/>
-                <w:sz w:val="18"/>
-                <w:szCs w:val="18"/>
-                <w:color w:val="000000"/>
-              </w:rPr>
-            </w:pPr>
-            <w:r>
-              <w:rPr>
-                <w:rFonts w:ascii="Times New Roman" w:hAnsi="Times New Roman" w:eastAsia="Times New Roman" w:cs="Times New Roman"/>
-                <w:i w:val="false"/>
-                <w:b w:val="false"/>
-                <w:u w:val="none"/>
-                <w:strike w:val="false"/>
-                <w:sz w:val="18"/>
-                <w:szCs w:val="18"/>
-                <w:color w:val="000000"/>
-              </w:rPr>
-              <w:t xml:space="preserve">12</w:t>
+              <w:t xml:space="preserve">21</w:t>
+            </w:r>
+          </w:p>
+        </w:tc>
+        <w:tc>
+          <w:tcPr>
+            <w:tcBorders>
+              <w:bottom w:val="none" w:sz="0" w:space="0" w:color="000000"/>
+              <w:top w:val="none" w:sz="0" w:space="0" w:color="000000"/>
+              <w:left w:val="none" w:sz="0" w:space="0" w:color="000000"/>
+              <w:right w:val="none" w:sz="0" w:space="0" w:color="000000"/>
+            </w:tcBorders>
+            <w:shd w:val="clear" w:color="auto" w:fill="FFFFFF"/>
+            <w:tcMar>
+              <w:top w:w="0" w:type="dxa"/>
+              <w:bottom w:w="0" w:type="dxa"/>
+              <w:left w:w="0" w:type="dxa"/>
+              <w:right w:w="0" w:type="dxa"/>
+            </w:tcMar>
+            <w:vAlign w:val="top"/>
+          </w:tcPr>
+          <w:p>
+            <w:pPr>
+              <w:pStyle w:val="Normal"/>
+              <w:jc w:val="center"/>
+              <w:pBdr>
+                <w:bottom w:val="none" w:sz="0" w:space="0" w:color="000000"/>
+                <w:top w:val="none" w:sz="0" w:space="0" w:color="000000"/>
+                <w:left w:val="none" w:sz="0" w:space="0" w:color="000000"/>
+                <w:right w:val="none" w:sz="0" w:space="0" w:color="000000"/>
+              </w:pBdr>
+              <w:spacing w:after="100" w:before="100" w:line="240"/>
+              <w:ind w:left="100" w:right="100" w:firstLine="0" w:firstLineChars="0"/>
+              <w:rPr>
+                <w:rFonts w:ascii="Times New Roman" w:hAnsi="Times New Roman" w:eastAsia="Times New Roman" w:cs="Times New Roman"/>
+                <w:i w:val="false"/>
+                <w:b w:val="false"/>
+                <w:u w:val="none"/>
+                <w:strike w:val="false"/>
+                <w:sz w:val="18"/>
+                <w:szCs w:val="18"/>
+                <w:color w:val="000000"/>
+              </w:rPr>
+            </w:pPr>
+            <w:r>
+              <w:rPr>
+                <w:rFonts w:ascii="Times New Roman" w:hAnsi="Times New Roman" w:eastAsia="Times New Roman" w:cs="Times New Roman"/>
+                <w:i w:val="false"/>
+                <w:b w:val="false"/>
+                <w:u w:val="none"/>
+                <w:strike w:val="false"/>
+                <w:sz w:val="18"/>
+                <w:szCs w:val="18"/>
+                <w:color w:val="000000"/>
+              </w:rPr>
+              <w:t xml:space="preserve">13</w:t>
             </w:r>
           </w:p>
         </w:tc>
@@ -14498,62 +14498,62 @@
                 <w:szCs w:val="18"/>
                 <w:color w:val="000000"/>
               </w:rPr>
-              <w:t xml:space="preserve">23</w:t>
-            </w:r>
-          </w:p>
-        </w:tc>
-        <w:tc>
-          <w:tcPr>
-            <w:tcBorders>
-              <w:bottom w:val="none" w:sz="0" w:space="0" w:color="000000"/>
-              <w:top w:val="none" w:sz="0" w:space="0" w:color="000000"/>
-              <w:left w:val="none" w:sz="0" w:space="0" w:color="000000"/>
-              <w:right w:val="none" w:sz="0" w:space="0" w:color="000000"/>
-            </w:tcBorders>
-            <w:shd w:val="clear" w:color="auto" w:fill="FFFFFF"/>
-            <w:tcMar>
-              <w:top w:w="0" w:type="dxa"/>
-              <w:bottom w:w="0" w:type="dxa"/>
-              <w:left w:w="0" w:type="dxa"/>
-              <w:right w:w="0" w:type="dxa"/>
-            </w:tcMar>
-            <w:vAlign w:val="top"/>
-          </w:tcPr>
-          <w:p>
-            <w:pPr>
-              <w:pStyle w:val="Normal"/>
-              <w:jc w:val="center"/>
-              <w:pBdr>
-                <w:bottom w:val="none" w:sz="0" w:space="0" w:color="000000"/>
-                <w:top w:val="none" w:sz="0" w:space="0" w:color="000000"/>
-                <w:left w:val="none" w:sz="0" w:space="0" w:color="000000"/>
-                <w:right w:val="none" w:sz="0" w:space="0" w:color="000000"/>
-              </w:pBdr>
-              <w:spacing w:after="100" w:before="100" w:line="240"/>
-              <w:ind w:left="100" w:right="100" w:firstLine="0" w:firstLineChars="0"/>
-              <w:rPr>
-                <w:rFonts w:ascii="Times New Roman" w:hAnsi="Times New Roman" w:eastAsia="Times New Roman" w:cs="Times New Roman"/>
-                <w:i w:val="false"/>
-                <w:b w:val="false"/>
-                <w:u w:val="none"/>
-                <w:strike w:val="false"/>
-                <w:sz w:val="18"/>
-                <w:szCs w:val="18"/>
-                <w:color w:val="000000"/>
-              </w:rPr>
-            </w:pPr>
-            <w:r>
-              <w:rPr>
-                <w:rFonts w:ascii="Times New Roman" w:hAnsi="Times New Roman" w:eastAsia="Times New Roman" w:cs="Times New Roman"/>
-                <w:i w:val="false"/>
-                <w:b w:val="false"/>
-                <w:u w:val="none"/>
-                <w:strike w:val="false"/>
-                <w:sz w:val="18"/>
-                <w:szCs w:val="18"/>
-                <w:color w:val="000000"/>
-              </w:rPr>
-              <w:t xml:space="preserve">12</w:t>
+              <w:t xml:space="preserve">24</w:t>
+            </w:r>
+          </w:p>
+        </w:tc>
+        <w:tc>
+          <w:tcPr>
+            <w:tcBorders>
+              <w:bottom w:val="none" w:sz="0" w:space="0" w:color="000000"/>
+              <w:top w:val="none" w:sz="0" w:space="0" w:color="000000"/>
+              <w:left w:val="none" w:sz="0" w:space="0" w:color="000000"/>
+              <w:right w:val="none" w:sz="0" w:space="0" w:color="000000"/>
+            </w:tcBorders>
+            <w:shd w:val="clear" w:color="auto" w:fill="FFFFFF"/>
+            <w:tcMar>
+              <w:top w:w="0" w:type="dxa"/>
+              <w:bottom w:w="0" w:type="dxa"/>
+              <w:left w:w="0" w:type="dxa"/>
+              <w:right w:w="0" w:type="dxa"/>
+            </w:tcMar>
+            <w:vAlign w:val="top"/>
+          </w:tcPr>
+          <w:p>
+            <w:pPr>
+              <w:pStyle w:val="Normal"/>
+              <w:jc w:val="center"/>
+              <w:pBdr>
+                <w:bottom w:val="none" w:sz="0" w:space="0" w:color="000000"/>
+                <w:top w:val="none" w:sz="0" w:space="0" w:color="000000"/>
+                <w:left w:val="none" w:sz="0" w:space="0" w:color="000000"/>
+                <w:right w:val="none" w:sz="0" w:space="0" w:color="000000"/>
+              </w:pBdr>
+              <w:spacing w:after="100" w:before="100" w:line="240"/>
+              <w:ind w:left="100" w:right="100" w:firstLine="0" w:firstLineChars="0"/>
+              <w:rPr>
+                <w:rFonts w:ascii="Times New Roman" w:hAnsi="Times New Roman" w:eastAsia="Times New Roman" w:cs="Times New Roman"/>
+                <w:i w:val="false"/>
+                <w:b w:val="false"/>
+                <w:u w:val="none"/>
+                <w:strike w:val="false"/>
+                <w:sz w:val="18"/>
+                <w:szCs w:val="18"/>
+                <w:color w:val="000000"/>
+              </w:rPr>
+            </w:pPr>
+            <w:r>
+              <w:rPr>
+                <w:rFonts w:ascii="Times New Roman" w:hAnsi="Times New Roman" w:eastAsia="Times New Roman" w:cs="Times New Roman"/>
+                <w:i w:val="false"/>
+                <w:b w:val="false"/>
+                <w:u w:val="none"/>
+                <w:strike w:val="false"/>
+                <w:sz w:val="18"/>
+                <w:szCs w:val="18"/>
+                <w:color w:val="000000"/>
+              </w:rPr>
+              <w:t xml:space="preserve">13</w:t>
             </w:r>
           </w:p>
         </w:tc>
@@ -14943,7 +14943,7 @@
                 <w:szCs w:val="18"/>
                 <w:color w:val="000000"/>
               </w:rPr>
-              <w:t xml:space="preserve">0.733</w:t>
+              <w:t xml:space="preserve">0.753</w:t>
             </w:r>
           </w:p>
         </w:tc>
@@ -15058,62 +15058,62 @@
                 <w:szCs w:val="18"/>
                 <w:color w:val="000000"/>
               </w:rPr>
-              <w:t xml:space="preserve">137 (91.3%)</w:t>
-            </w:r>
-          </w:p>
-        </w:tc>
-        <w:tc>
-          <w:tcPr>
-            <w:tcBorders>
-              <w:bottom w:val="none" w:sz="0" w:space="0" w:color="000000"/>
-              <w:top w:val="none" w:sz="0" w:space="0" w:color="000000"/>
-              <w:left w:val="none" w:sz="0" w:space="0" w:color="000000"/>
-              <w:right w:val="none" w:sz="0" w:space="0" w:color="000000"/>
-            </w:tcBorders>
-            <w:shd w:val="clear" w:color="auto" w:fill="FFFFFF"/>
-            <w:tcMar>
-              <w:top w:w="0" w:type="dxa"/>
-              <w:bottom w:w="0" w:type="dxa"/>
-              <w:left w:w="0" w:type="dxa"/>
-              <w:right w:w="0" w:type="dxa"/>
-            </w:tcMar>
-            <w:vAlign w:val="top"/>
-          </w:tcPr>
-          <w:p>
-            <w:pPr>
-              <w:pStyle w:val="Normal"/>
-              <w:jc w:val="center"/>
-              <w:pBdr>
-                <w:bottom w:val="none" w:sz="0" w:space="0" w:color="000000"/>
-                <w:top w:val="none" w:sz="0" w:space="0" w:color="000000"/>
-                <w:left w:val="none" w:sz="0" w:space="0" w:color="000000"/>
-                <w:right w:val="none" w:sz="0" w:space="0" w:color="000000"/>
-              </w:pBdr>
-              <w:spacing w:after="100" w:before="100" w:line="240"/>
-              <w:ind w:left="100" w:right="100" w:firstLine="0" w:firstLineChars="0"/>
-              <w:rPr>
-                <w:rFonts w:ascii="Times New Roman" w:hAnsi="Times New Roman" w:eastAsia="Times New Roman" w:cs="Times New Roman"/>
-                <w:i w:val="false"/>
-                <w:b w:val="false"/>
-                <w:u w:val="none"/>
-                <w:strike w:val="false"/>
-                <w:sz w:val="18"/>
-                <w:szCs w:val="18"/>
-                <w:color w:val="000000"/>
-              </w:rPr>
-            </w:pPr>
-            <w:r>
-              <w:rPr>
-                <w:rFonts w:ascii="Times New Roman" w:hAnsi="Times New Roman" w:eastAsia="Times New Roman" w:cs="Times New Roman"/>
-                <w:i w:val="false"/>
-                <w:b w:val="false"/>
-                <w:u w:val="none"/>
-                <w:strike w:val="false"/>
-                <w:sz w:val="18"/>
-                <w:szCs w:val="18"/>
-                <w:color w:val="000000"/>
-              </w:rPr>
-              <w:t xml:space="preserve">67 (90.5%)</w:t>
+              <w:t xml:space="preserve">138 (91.4%)</w:t>
+            </w:r>
+          </w:p>
+        </w:tc>
+        <w:tc>
+          <w:tcPr>
+            <w:tcBorders>
+              <w:bottom w:val="none" w:sz="0" w:space="0" w:color="000000"/>
+              <w:top w:val="none" w:sz="0" w:space="0" w:color="000000"/>
+              <w:left w:val="none" w:sz="0" w:space="0" w:color="000000"/>
+              <w:right w:val="none" w:sz="0" w:space="0" w:color="000000"/>
+            </w:tcBorders>
+            <w:shd w:val="clear" w:color="auto" w:fill="FFFFFF"/>
+            <w:tcMar>
+              <w:top w:w="0" w:type="dxa"/>
+              <w:bottom w:w="0" w:type="dxa"/>
+              <w:left w:w="0" w:type="dxa"/>
+              <w:right w:w="0" w:type="dxa"/>
+            </w:tcMar>
+            <w:vAlign w:val="top"/>
+          </w:tcPr>
+          <w:p>
+            <w:pPr>
+              <w:pStyle w:val="Normal"/>
+              <w:jc w:val="center"/>
+              <w:pBdr>
+                <w:bottom w:val="none" w:sz="0" w:space="0" w:color="000000"/>
+                <w:top w:val="none" w:sz="0" w:space="0" w:color="000000"/>
+                <w:left w:val="none" w:sz="0" w:space="0" w:color="000000"/>
+                <w:right w:val="none" w:sz="0" w:space="0" w:color="000000"/>
+              </w:pBdr>
+              <w:spacing w:after="100" w:before="100" w:line="240"/>
+              <w:ind w:left="100" w:right="100" w:firstLine="0" w:firstLineChars="0"/>
+              <w:rPr>
+                <w:rFonts w:ascii="Times New Roman" w:hAnsi="Times New Roman" w:eastAsia="Times New Roman" w:cs="Times New Roman"/>
+                <w:i w:val="false"/>
+                <w:b w:val="false"/>
+                <w:u w:val="none"/>
+                <w:strike w:val="false"/>
+                <w:sz w:val="18"/>
+                <w:szCs w:val="18"/>
+                <w:color w:val="000000"/>
+              </w:rPr>
+            </w:pPr>
+            <w:r>
+              <w:rPr>
+                <w:rFonts w:ascii="Times New Roman" w:hAnsi="Times New Roman" w:eastAsia="Times New Roman" w:cs="Times New Roman"/>
+                <w:i w:val="false"/>
+                <w:b w:val="false"/>
+                <w:u w:val="none"/>
+                <w:strike w:val="false"/>
+                <w:sz w:val="18"/>
+                <w:szCs w:val="18"/>
+                <w:color w:val="000000"/>
+              </w:rPr>
+              <w:t xml:space="preserve">68 (90.7%)</w:t>
             </w:r>
           </w:p>
         </w:tc>
@@ -15338,62 +15338,62 @@
                 <w:szCs w:val="18"/>
                 <w:color w:val="000000"/>
               </w:rPr>
-              <w:t xml:space="preserve">13 (8.7%)</w:t>
-            </w:r>
-          </w:p>
-        </w:tc>
-        <w:tc>
-          <w:tcPr>
-            <w:tcBorders>
-              <w:bottom w:val="none" w:sz="0" w:space="0" w:color="000000"/>
-              <w:top w:val="none" w:sz="0" w:space="0" w:color="000000"/>
-              <w:left w:val="none" w:sz="0" w:space="0" w:color="000000"/>
-              <w:right w:val="none" w:sz="0" w:space="0" w:color="000000"/>
-            </w:tcBorders>
-            <w:shd w:val="clear" w:color="auto" w:fill="FFFFFF"/>
-            <w:tcMar>
-              <w:top w:w="0" w:type="dxa"/>
-              <w:bottom w:w="0" w:type="dxa"/>
-              <w:left w:w="0" w:type="dxa"/>
-              <w:right w:w="0" w:type="dxa"/>
-            </w:tcMar>
-            <w:vAlign w:val="top"/>
-          </w:tcPr>
-          <w:p>
-            <w:pPr>
-              <w:pStyle w:val="Normal"/>
-              <w:jc w:val="center"/>
-              <w:pBdr>
-                <w:bottom w:val="none" w:sz="0" w:space="0" w:color="000000"/>
-                <w:top w:val="none" w:sz="0" w:space="0" w:color="000000"/>
-                <w:left w:val="none" w:sz="0" w:space="0" w:color="000000"/>
-                <w:right w:val="none" w:sz="0" w:space="0" w:color="000000"/>
-              </w:pBdr>
-              <w:spacing w:after="100" w:before="100" w:line="240"/>
-              <w:ind w:left="100" w:right="100" w:firstLine="0" w:firstLineChars="0"/>
-              <w:rPr>
-                <w:rFonts w:ascii="Times New Roman" w:hAnsi="Times New Roman" w:eastAsia="Times New Roman" w:cs="Times New Roman"/>
-                <w:i w:val="false"/>
-                <w:b w:val="false"/>
-                <w:u w:val="none"/>
-                <w:strike w:val="false"/>
-                <w:sz w:val="18"/>
-                <w:szCs w:val="18"/>
-                <w:color w:val="000000"/>
-              </w:rPr>
-            </w:pPr>
-            <w:r>
-              <w:rPr>
-                <w:rFonts w:ascii="Times New Roman" w:hAnsi="Times New Roman" w:eastAsia="Times New Roman" w:cs="Times New Roman"/>
-                <w:i w:val="false"/>
-                <w:b w:val="false"/>
-                <w:u w:val="none"/>
-                <w:strike w:val="false"/>
-                <w:sz w:val="18"/>
-                <w:szCs w:val="18"/>
-                <w:color w:val="000000"/>
-              </w:rPr>
-              <w:t xml:space="preserve">7 (9.5%)</w:t>
+              <w:t xml:space="preserve">13 (8.6%)</w:t>
+            </w:r>
+          </w:p>
+        </w:tc>
+        <w:tc>
+          <w:tcPr>
+            <w:tcBorders>
+              <w:bottom w:val="none" w:sz="0" w:space="0" w:color="000000"/>
+              <w:top w:val="none" w:sz="0" w:space="0" w:color="000000"/>
+              <w:left w:val="none" w:sz="0" w:space="0" w:color="000000"/>
+              <w:right w:val="none" w:sz="0" w:space="0" w:color="000000"/>
+            </w:tcBorders>
+            <w:shd w:val="clear" w:color="auto" w:fill="FFFFFF"/>
+            <w:tcMar>
+              <w:top w:w="0" w:type="dxa"/>
+              <w:bottom w:w="0" w:type="dxa"/>
+              <w:left w:w="0" w:type="dxa"/>
+              <w:right w:w="0" w:type="dxa"/>
+            </w:tcMar>
+            <w:vAlign w:val="top"/>
+          </w:tcPr>
+          <w:p>
+            <w:pPr>
+              <w:pStyle w:val="Normal"/>
+              <w:jc w:val="center"/>
+              <w:pBdr>
+                <w:bottom w:val="none" w:sz="0" w:space="0" w:color="000000"/>
+                <w:top w:val="none" w:sz="0" w:space="0" w:color="000000"/>
+                <w:left w:val="none" w:sz="0" w:space="0" w:color="000000"/>
+                <w:right w:val="none" w:sz="0" w:space="0" w:color="000000"/>
+              </w:pBdr>
+              <w:spacing w:after="100" w:before="100" w:line="240"/>
+              <w:ind w:left="100" w:right="100" w:firstLine="0" w:firstLineChars="0"/>
+              <w:rPr>
+                <w:rFonts w:ascii="Times New Roman" w:hAnsi="Times New Roman" w:eastAsia="Times New Roman" w:cs="Times New Roman"/>
+                <w:i w:val="false"/>
+                <w:b w:val="false"/>
+                <w:u w:val="none"/>
+                <w:strike w:val="false"/>
+                <w:sz w:val="18"/>
+                <w:szCs w:val="18"/>
+                <w:color w:val="000000"/>
+              </w:rPr>
+            </w:pPr>
+            <w:r>
+              <w:rPr>
+                <w:rFonts w:ascii="Times New Roman" w:hAnsi="Times New Roman" w:eastAsia="Times New Roman" w:cs="Times New Roman"/>
+                <w:i w:val="false"/>
+                <w:b w:val="false"/>
+                <w:u w:val="none"/>
+                <w:strike w:val="false"/>
+                <w:sz w:val="18"/>
+                <w:szCs w:val="18"/>
+                <w:color w:val="000000"/>
+              </w:rPr>
+              <w:t xml:space="preserve">7 (9.3%)</w:t>
             </w:r>
           </w:p>
         </w:tc>
@@ -16063,7 +16063,7 @@
                 <w:szCs w:val="18"/>
                 <w:color w:val="000000"/>
               </w:rPr>
-              <w:t xml:space="preserve">0.553</w:t>
+              <w:t xml:space="preserve">0.581</w:t>
             </w:r>
           </w:p>
         </w:tc>
@@ -16178,62 +16178,62 @@
                 <w:szCs w:val="18"/>
                 <w:color w:val="000000"/>
               </w:rPr>
-              <w:t xml:space="preserve">48 (31.2%)</w:t>
-            </w:r>
-          </w:p>
-        </w:tc>
-        <w:tc>
-          <w:tcPr>
-            <w:tcBorders>
-              <w:bottom w:val="none" w:sz="0" w:space="0" w:color="000000"/>
-              <w:top w:val="none" w:sz="0" w:space="0" w:color="000000"/>
-              <w:left w:val="none" w:sz="0" w:space="0" w:color="000000"/>
-              <w:right w:val="none" w:sz="0" w:space="0" w:color="000000"/>
-            </w:tcBorders>
-            <w:shd w:val="clear" w:color="auto" w:fill="FFFFFF"/>
-            <w:tcMar>
-              <w:top w:w="0" w:type="dxa"/>
-              <w:bottom w:w="0" w:type="dxa"/>
-              <w:left w:w="0" w:type="dxa"/>
-              <w:right w:w="0" w:type="dxa"/>
-            </w:tcMar>
-            <w:vAlign w:val="top"/>
-          </w:tcPr>
-          <w:p>
-            <w:pPr>
-              <w:pStyle w:val="Normal"/>
-              <w:jc w:val="center"/>
-              <w:pBdr>
-                <w:bottom w:val="none" w:sz="0" w:space="0" w:color="000000"/>
-                <w:top w:val="none" w:sz="0" w:space="0" w:color="000000"/>
-                <w:left w:val="none" w:sz="0" w:space="0" w:color="000000"/>
-                <w:right w:val="none" w:sz="0" w:space="0" w:color="000000"/>
-              </w:pBdr>
-              <w:spacing w:after="100" w:before="100" w:line="240"/>
-              <w:ind w:left="100" w:right="100" w:firstLine="0" w:firstLineChars="0"/>
-              <w:rPr>
-                <w:rFonts w:ascii="Times New Roman" w:hAnsi="Times New Roman" w:eastAsia="Times New Roman" w:cs="Times New Roman"/>
-                <w:i w:val="false"/>
-                <w:b w:val="false"/>
-                <w:u w:val="none"/>
-                <w:strike w:val="false"/>
-                <w:sz w:val="18"/>
-                <w:szCs w:val="18"/>
-                <w:color w:val="000000"/>
-              </w:rPr>
-            </w:pPr>
-            <w:r>
-              <w:rPr>
-                <w:rFonts w:ascii="Times New Roman" w:hAnsi="Times New Roman" w:eastAsia="Times New Roman" w:cs="Times New Roman"/>
-                <w:i w:val="false"/>
-                <w:b w:val="false"/>
-                <w:u w:val="none"/>
-                <w:strike w:val="false"/>
-                <w:sz w:val="18"/>
-                <w:szCs w:val="18"/>
-                <w:color w:val="000000"/>
-              </w:rPr>
-              <w:t xml:space="preserve">27 (35.5%)</w:t>
+              <w:t xml:space="preserve">48 (31.0%)</w:t>
+            </w:r>
+          </w:p>
+        </w:tc>
+        <w:tc>
+          <w:tcPr>
+            <w:tcBorders>
+              <w:bottom w:val="none" w:sz="0" w:space="0" w:color="000000"/>
+              <w:top w:val="none" w:sz="0" w:space="0" w:color="000000"/>
+              <w:left w:val="none" w:sz="0" w:space="0" w:color="000000"/>
+              <w:right w:val="none" w:sz="0" w:space="0" w:color="000000"/>
+            </w:tcBorders>
+            <w:shd w:val="clear" w:color="auto" w:fill="FFFFFF"/>
+            <w:tcMar>
+              <w:top w:w="0" w:type="dxa"/>
+              <w:bottom w:w="0" w:type="dxa"/>
+              <w:left w:w="0" w:type="dxa"/>
+              <w:right w:w="0" w:type="dxa"/>
+            </w:tcMar>
+            <w:vAlign w:val="top"/>
+          </w:tcPr>
+          <w:p>
+            <w:pPr>
+              <w:pStyle w:val="Normal"/>
+              <w:jc w:val="center"/>
+              <w:pBdr>
+                <w:bottom w:val="none" w:sz="0" w:space="0" w:color="000000"/>
+                <w:top w:val="none" w:sz="0" w:space="0" w:color="000000"/>
+                <w:left w:val="none" w:sz="0" w:space="0" w:color="000000"/>
+                <w:right w:val="none" w:sz="0" w:space="0" w:color="000000"/>
+              </w:pBdr>
+              <w:spacing w:after="100" w:before="100" w:line="240"/>
+              <w:ind w:left="100" w:right="100" w:firstLine="0" w:firstLineChars="0"/>
+              <w:rPr>
+                <w:rFonts w:ascii="Times New Roman" w:hAnsi="Times New Roman" w:eastAsia="Times New Roman" w:cs="Times New Roman"/>
+                <w:i w:val="false"/>
+                <w:b w:val="false"/>
+                <w:u w:val="none"/>
+                <w:strike w:val="false"/>
+                <w:sz w:val="18"/>
+                <w:szCs w:val="18"/>
+                <w:color w:val="000000"/>
+              </w:rPr>
+            </w:pPr>
+            <w:r>
+              <w:rPr>
+                <w:rFonts w:ascii="Times New Roman" w:hAnsi="Times New Roman" w:eastAsia="Times New Roman" w:cs="Times New Roman"/>
+                <w:i w:val="false"/>
+                <w:b w:val="false"/>
+                <w:u w:val="none"/>
+                <w:strike w:val="false"/>
+                <w:sz w:val="18"/>
+                <w:szCs w:val="18"/>
+                <w:color w:val="000000"/>
+              </w:rPr>
+              <w:t xml:space="preserve">27 (35.1%)</w:t>
             </w:r>
           </w:p>
         </w:tc>
@@ -16458,62 +16458,62 @@
                 <w:szCs w:val="18"/>
                 <w:color w:val="000000"/>
               </w:rPr>
-              <w:t xml:space="preserve">101 (65.6%)</w:t>
-            </w:r>
-          </w:p>
-        </w:tc>
-        <w:tc>
-          <w:tcPr>
-            <w:tcBorders>
-              <w:bottom w:val="none" w:sz="0" w:space="0" w:color="000000"/>
-              <w:top w:val="none" w:sz="0" w:space="0" w:color="000000"/>
-              <w:left w:val="none" w:sz="0" w:space="0" w:color="000000"/>
-              <w:right w:val="none" w:sz="0" w:space="0" w:color="000000"/>
-            </w:tcBorders>
-            <w:shd w:val="clear" w:color="auto" w:fill="FFFFFF"/>
-            <w:tcMar>
-              <w:top w:w="0" w:type="dxa"/>
-              <w:bottom w:w="0" w:type="dxa"/>
-              <w:left w:w="0" w:type="dxa"/>
-              <w:right w:w="0" w:type="dxa"/>
-            </w:tcMar>
-            <w:vAlign w:val="top"/>
-          </w:tcPr>
-          <w:p>
-            <w:pPr>
-              <w:pStyle w:val="Normal"/>
-              <w:jc w:val="center"/>
-              <w:pBdr>
-                <w:bottom w:val="none" w:sz="0" w:space="0" w:color="000000"/>
-                <w:top w:val="none" w:sz="0" w:space="0" w:color="000000"/>
-                <w:left w:val="none" w:sz="0" w:space="0" w:color="000000"/>
-                <w:right w:val="none" w:sz="0" w:space="0" w:color="000000"/>
-              </w:pBdr>
-              <w:spacing w:after="100" w:before="100" w:line="240"/>
-              <w:ind w:left="100" w:right="100" w:firstLine="0" w:firstLineChars="0"/>
-              <w:rPr>
-                <w:rFonts w:ascii="Times New Roman" w:hAnsi="Times New Roman" w:eastAsia="Times New Roman" w:cs="Times New Roman"/>
-                <w:i w:val="false"/>
-                <w:b w:val="false"/>
-                <w:u w:val="none"/>
-                <w:strike w:val="false"/>
-                <w:sz w:val="18"/>
-                <w:szCs w:val="18"/>
-                <w:color w:val="000000"/>
-              </w:rPr>
-            </w:pPr>
-            <w:r>
-              <w:rPr>
-                <w:rFonts w:ascii="Times New Roman" w:hAnsi="Times New Roman" w:eastAsia="Times New Roman" w:cs="Times New Roman"/>
-                <w:i w:val="false"/>
-                <w:b w:val="false"/>
-                <w:u w:val="none"/>
-                <w:strike w:val="false"/>
-                <w:sz w:val="18"/>
-                <w:szCs w:val="18"/>
-                <w:color w:val="000000"/>
-              </w:rPr>
-              <w:t xml:space="preserve">47 (61.8%)</w:t>
+              <w:t xml:space="preserve">102 (65.8%)</w:t>
+            </w:r>
+          </w:p>
+        </w:tc>
+        <w:tc>
+          <w:tcPr>
+            <w:tcBorders>
+              <w:bottom w:val="none" w:sz="0" w:space="0" w:color="000000"/>
+              <w:top w:val="none" w:sz="0" w:space="0" w:color="000000"/>
+              <w:left w:val="none" w:sz="0" w:space="0" w:color="000000"/>
+              <w:right w:val="none" w:sz="0" w:space="0" w:color="000000"/>
+            </w:tcBorders>
+            <w:shd w:val="clear" w:color="auto" w:fill="FFFFFF"/>
+            <w:tcMar>
+              <w:top w:w="0" w:type="dxa"/>
+              <w:bottom w:w="0" w:type="dxa"/>
+              <w:left w:w="0" w:type="dxa"/>
+              <w:right w:w="0" w:type="dxa"/>
+            </w:tcMar>
+            <w:vAlign w:val="top"/>
+          </w:tcPr>
+          <w:p>
+            <w:pPr>
+              <w:pStyle w:val="Normal"/>
+              <w:jc w:val="center"/>
+              <w:pBdr>
+                <w:bottom w:val="none" w:sz="0" w:space="0" w:color="000000"/>
+                <w:top w:val="none" w:sz="0" w:space="0" w:color="000000"/>
+                <w:left w:val="none" w:sz="0" w:space="0" w:color="000000"/>
+                <w:right w:val="none" w:sz="0" w:space="0" w:color="000000"/>
+              </w:pBdr>
+              <w:spacing w:after="100" w:before="100" w:line="240"/>
+              <w:ind w:left="100" w:right="100" w:firstLine="0" w:firstLineChars="0"/>
+              <w:rPr>
+                <w:rFonts w:ascii="Times New Roman" w:hAnsi="Times New Roman" w:eastAsia="Times New Roman" w:cs="Times New Roman"/>
+                <w:i w:val="false"/>
+                <w:b w:val="false"/>
+                <w:u w:val="none"/>
+                <w:strike w:val="false"/>
+                <w:sz w:val="18"/>
+                <w:szCs w:val="18"/>
+                <w:color w:val="000000"/>
+              </w:rPr>
+            </w:pPr>
+            <w:r>
+              <w:rPr>
+                <w:rFonts w:ascii="Times New Roman" w:hAnsi="Times New Roman" w:eastAsia="Times New Roman" w:cs="Times New Roman"/>
+                <w:i w:val="false"/>
+                <w:b w:val="false"/>
+                <w:u w:val="none"/>
+                <w:strike w:val="false"/>
+                <w:sz w:val="18"/>
+                <w:szCs w:val="18"/>
+                <w:color w:val="000000"/>
+              </w:rPr>
+              <w:t xml:space="preserve">48 (62.3%)</w:t>
             </w:r>
           </w:p>
         </w:tc>
@@ -17463,7 +17463,7 @@
                 <w:szCs w:val="18"/>
                 <w:color w:val="000000"/>
               </w:rPr>
-              <w:t xml:space="preserve">0.964</w:t>
+              <w:t xml:space="preserve">0.978</w:t>
             </w:r>
           </w:p>
         </w:tc>
@@ -17578,62 +17578,62 @@
                 <w:szCs w:val="18"/>
                 <w:color w:val="000000"/>
               </w:rPr>
-              <w:t xml:space="preserve">60 (43.5%)</w:t>
-            </w:r>
-          </w:p>
-        </w:tc>
-        <w:tc>
-          <w:tcPr>
-            <w:tcBorders>
-              <w:bottom w:val="none" w:sz="0" w:space="0" w:color="000000"/>
-              <w:top w:val="none" w:sz="0" w:space="0" w:color="000000"/>
-              <w:left w:val="none" w:sz="0" w:space="0" w:color="000000"/>
-              <w:right w:val="none" w:sz="0" w:space="0" w:color="000000"/>
-            </w:tcBorders>
-            <w:shd w:val="clear" w:color="auto" w:fill="FFFFFF"/>
-            <w:tcMar>
-              <w:top w:w="0" w:type="dxa"/>
-              <w:bottom w:w="0" w:type="dxa"/>
-              <w:left w:w="0" w:type="dxa"/>
-              <w:right w:w="0" w:type="dxa"/>
-            </w:tcMar>
-            <w:vAlign w:val="top"/>
-          </w:tcPr>
-          <w:p>
-            <w:pPr>
-              <w:pStyle w:val="Normal"/>
-              <w:jc w:val="center"/>
-              <w:pBdr>
-                <w:bottom w:val="none" w:sz="0" w:space="0" w:color="000000"/>
-                <w:top w:val="none" w:sz="0" w:space="0" w:color="000000"/>
-                <w:left w:val="none" w:sz="0" w:space="0" w:color="000000"/>
-                <w:right w:val="none" w:sz="0" w:space="0" w:color="000000"/>
-              </w:pBdr>
-              <w:spacing w:after="100" w:before="100" w:line="240"/>
-              <w:ind w:left="100" w:right="100" w:firstLine="0" w:firstLineChars="0"/>
-              <w:rPr>
-                <w:rFonts w:ascii="Times New Roman" w:hAnsi="Times New Roman" w:eastAsia="Times New Roman" w:cs="Times New Roman"/>
-                <w:i w:val="false"/>
-                <w:b w:val="false"/>
-                <w:u w:val="none"/>
-                <w:strike w:val="false"/>
-                <w:sz w:val="18"/>
-                <w:szCs w:val="18"/>
-                <w:color w:val="000000"/>
-              </w:rPr>
-            </w:pPr>
-            <w:r>
-              <w:rPr>
-                <w:rFonts w:ascii="Times New Roman" w:hAnsi="Times New Roman" w:eastAsia="Times New Roman" w:cs="Times New Roman"/>
-                <w:i w:val="false"/>
-                <w:b w:val="false"/>
-                <w:u w:val="none"/>
-                <w:strike w:val="false"/>
-                <w:sz w:val="18"/>
-                <w:szCs w:val="18"/>
-                <w:color w:val="000000"/>
-              </w:rPr>
-              <w:t xml:space="preserve">31 (43.7%)</w:t>
+              <w:t xml:space="preserve">60 (43.2%)</w:t>
+            </w:r>
+          </w:p>
+        </w:tc>
+        <w:tc>
+          <w:tcPr>
+            <w:tcBorders>
+              <w:bottom w:val="none" w:sz="0" w:space="0" w:color="000000"/>
+              <w:top w:val="none" w:sz="0" w:space="0" w:color="000000"/>
+              <w:left w:val="none" w:sz="0" w:space="0" w:color="000000"/>
+              <w:right w:val="none" w:sz="0" w:space="0" w:color="000000"/>
+            </w:tcBorders>
+            <w:shd w:val="clear" w:color="auto" w:fill="FFFFFF"/>
+            <w:tcMar>
+              <w:top w:w="0" w:type="dxa"/>
+              <w:bottom w:w="0" w:type="dxa"/>
+              <w:left w:w="0" w:type="dxa"/>
+              <w:right w:w="0" w:type="dxa"/>
+            </w:tcMar>
+            <w:vAlign w:val="top"/>
+          </w:tcPr>
+          <w:p>
+            <w:pPr>
+              <w:pStyle w:val="Normal"/>
+              <w:jc w:val="center"/>
+              <w:pBdr>
+                <w:bottom w:val="none" w:sz="0" w:space="0" w:color="000000"/>
+                <w:top w:val="none" w:sz="0" w:space="0" w:color="000000"/>
+                <w:left w:val="none" w:sz="0" w:space="0" w:color="000000"/>
+                <w:right w:val="none" w:sz="0" w:space="0" w:color="000000"/>
+              </w:pBdr>
+              <w:spacing w:after="100" w:before="100" w:line="240"/>
+              <w:ind w:left="100" w:right="100" w:firstLine="0" w:firstLineChars="0"/>
+              <w:rPr>
+                <w:rFonts w:ascii="Times New Roman" w:hAnsi="Times New Roman" w:eastAsia="Times New Roman" w:cs="Times New Roman"/>
+                <w:i w:val="false"/>
+                <w:b w:val="false"/>
+                <w:u w:val="none"/>
+                <w:strike w:val="false"/>
+                <w:sz w:val="18"/>
+                <w:szCs w:val="18"/>
+                <w:color w:val="000000"/>
+              </w:rPr>
+            </w:pPr>
+            <w:r>
+              <w:rPr>
+                <w:rFonts w:ascii="Times New Roman" w:hAnsi="Times New Roman" w:eastAsia="Times New Roman" w:cs="Times New Roman"/>
+                <w:i w:val="false"/>
+                <w:b w:val="false"/>
+                <w:u w:val="none"/>
+                <w:strike w:val="false"/>
+                <w:sz w:val="18"/>
+                <w:szCs w:val="18"/>
+                <w:color w:val="000000"/>
+              </w:rPr>
+              <w:t xml:space="preserve">31 (43.1%)</w:t>
             </w:r>
           </w:p>
         </w:tc>
@@ -17858,62 +17858,62 @@
                 <w:szCs w:val="18"/>
                 <w:color w:val="000000"/>
               </w:rPr>
-              <w:t xml:space="preserve">78 (56.5%)</w:t>
-            </w:r>
-          </w:p>
-        </w:tc>
-        <w:tc>
-          <w:tcPr>
-            <w:tcBorders>
-              <w:bottom w:val="none" w:sz="0" w:space="0" w:color="000000"/>
-              <w:top w:val="none" w:sz="0" w:space="0" w:color="000000"/>
-              <w:left w:val="none" w:sz="0" w:space="0" w:color="000000"/>
-              <w:right w:val="none" w:sz="0" w:space="0" w:color="000000"/>
-            </w:tcBorders>
-            <w:shd w:val="clear" w:color="auto" w:fill="FFFFFF"/>
-            <w:tcMar>
-              <w:top w:w="0" w:type="dxa"/>
-              <w:bottom w:w="0" w:type="dxa"/>
-              <w:left w:w="0" w:type="dxa"/>
-              <w:right w:w="0" w:type="dxa"/>
-            </w:tcMar>
-            <w:vAlign w:val="top"/>
-          </w:tcPr>
-          <w:p>
-            <w:pPr>
-              <w:pStyle w:val="Normal"/>
-              <w:jc w:val="center"/>
-              <w:pBdr>
-                <w:bottom w:val="none" w:sz="0" w:space="0" w:color="000000"/>
-                <w:top w:val="none" w:sz="0" w:space="0" w:color="000000"/>
-                <w:left w:val="none" w:sz="0" w:space="0" w:color="000000"/>
-                <w:right w:val="none" w:sz="0" w:space="0" w:color="000000"/>
-              </w:pBdr>
-              <w:spacing w:after="100" w:before="100" w:line="240"/>
-              <w:ind w:left="100" w:right="100" w:firstLine="0" w:firstLineChars="0"/>
-              <w:rPr>
-                <w:rFonts w:ascii="Times New Roman" w:hAnsi="Times New Roman" w:eastAsia="Times New Roman" w:cs="Times New Roman"/>
-                <w:i w:val="false"/>
-                <w:b w:val="false"/>
-                <w:u w:val="none"/>
-                <w:strike w:val="false"/>
-                <w:sz w:val="18"/>
-                <w:szCs w:val="18"/>
-                <w:color w:val="000000"/>
-              </w:rPr>
-            </w:pPr>
-            <w:r>
-              <w:rPr>
-                <w:rFonts w:ascii="Times New Roman" w:hAnsi="Times New Roman" w:eastAsia="Times New Roman" w:cs="Times New Roman"/>
-                <w:i w:val="false"/>
-                <w:b w:val="false"/>
-                <w:u w:val="none"/>
-                <w:strike w:val="false"/>
-                <w:sz w:val="18"/>
-                <w:szCs w:val="18"/>
-                <w:color w:val="000000"/>
-              </w:rPr>
-              <w:t xml:space="preserve">40 (56.3%)</w:t>
+              <w:t xml:space="preserve">79 (56.8%)</w:t>
+            </w:r>
+          </w:p>
+        </w:tc>
+        <w:tc>
+          <w:tcPr>
+            <w:tcBorders>
+              <w:bottom w:val="none" w:sz="0" w:space="0" w:color="000000"/>
+              <w:top w:val="none" w:sz="0" w:space="0" w:color="000000"/>
+              <w:left w:val="none" w:sz="0" w:space="0" w:color="000000"/>
+              <w:right w:val="none" w:sz="0" w:space="0" w:color="000000"/>
+            </w:tcBorders>
+            <w:shd w:val="clear" w:color="auto" w:fill="FFFFFF"/>
+            <w:tcMar>
+              <w:top w:w="0" w:type="dxa"/>
+              <w:bottom w:w="0" w:type="dxa"/>
+              <w:left w:w="0" w:type="dxa"/>
+              <w:right w:w="0" w:type="dxa"/>
+            </w:tcMar>
+            <w:vAlign w:val="top"/>
+          </w:tcPr>
+          <w:p>
+            <w:pPr>
+              <w:pStyle w:val="Normal"/>
+              <w:jc w:val="center"/>
+              <w:pBdr>
+                <w:bottom w:val="none" w:sz="0" w:space="0" w:color="000000"/>
+                <w:top w:val="none" w:sz="0" w:space="0" w:color="000000"/>
+                <w:left w:val="none" w:sz="0" w:space="0" w:color="000000"/>
+                <w:right w:val="none" w:sz="0" w:space="0" w:color="000000"/>
+              </w:pBdr>
+              <w:spacing w:after="100" w:before="100" w:line="240"/>
+              <w:ind w:left="100" w:right="100" w:firstLine="0" w:firstLineChars="0"/>
+              <w:rPr>
+                <w:rFonts w:ascii="Times New Roman" w:hAnsi="Times New Roman" w:eastAsia="Times New Roman" w:cs="Times New Roman"/>
+                <w:i w:val="false"/>
+                <w:b w:val="false"/>
+                <w:u w:val="none"/>
+                <w:strike w:val="false"/>
+                <w:sz w:val="18"/>
+                <w:szCs w:val="18"/>
+                <w:color w:val="000000"/>
+              </w:rPr>
+            </w:pPr>
+            <w:r>
+              <w:rPr>
+                <w:rFonts w:ascii="Times New Roman" w:hAnsi="Times New Roman" w:eastAsia="Times New Roman" w:cs="Times New Roman"/>
+                <w:i w:val="false"/>
+                <w:b w:val="false"/>
+                <w:u w:val="none"/>
+                <w:strike w:val="false"/>
+                <w:sz w:val="18"/>
+                <w:szCs w:val="18"/>
+                <w:color w:val="000000"/>
+              </w:rPr>
+              <w:t xml:space="preserve">41 (56.9%)</w:t>
             </w:r>
           </w:p>
         </w:tc>
